--- a/docs/paper/publication_venue_recommendations.docx
+++ b/docs/paper/publication_venue_recommendations.docx
@@ -410,13 +410,7 @@
         <w:spacing w:before="200" w:after="80"/>
       </w:pPr>
       <w:r>
-        <w:rPr>
-          <w:rFonts w:ascii="Carlito" w:hAnsi="Carlito" w:eastAsia="Carlito"/>
-          <w:b/>
-          <w:color w:val="17365D"/>
-          <w:sz w:val="32"/>
-        </w:rPr>
-        <w:t>Recommended journals</w:t>
+        <w:t>Recommended journals: timing, costs, and priority ranking</w:t>
       </w:r>
     </w:p>
     <w:p>
@@ -446,26 +440,2052 @@
     <w:p>
       <w:pPr>
         <w:pStyle w:val="Heading2"/>
+      </w:pPr>
+      <w:r>
+        <w:t>Decision time and publication cost snapshot</w:t>
+      </w:r>
+    </w:p>
+    <w:p>
+      <w:r>
+        <w:rPr>
+          <w:b/>
+        </w:rPr>
+        <w:t xml:space="preserve">Checked 5 September 2026. </w:t>
+      </w:r>
+      <w:r>
+        <w:t>The table covers the ten recommended journals and uses each publisher’s current first-decision statistic or stated target and the likely standard research-article charge. Click an underlined value to open its publisher source.</w:t>
+      </w:r>
+    </w:p>
+    <w:tbl>
+      <w:tblPr>
+        <w:tblStyle w:val="LightShading-Accent1"/>
+        <w:tblW w:type="dxa" w:w="9994"/>
+        <w:jc w:val="center"/>
+        <w:tblLayout w:type="fixed"/>
+        <w:tblLook w:firstColumn="1" w:firstRow="1" w:lastColumn="0" w:lastRow="0" w:noHBand="0" w:noVBand="1" w:val="04A0"/>
+        <w:tblBorders>
+          <w:top w:val="single" w:sz="4" w:space="0" w:color="C9DADD"/>
+          <w:left w:val="single" w:sz="4" w:space="0" w:color="C9DADD"/>
+          <w:bottom w:val="single" w:sz="4" w:space="0" w:color="C9DADD"/>
+          <w:right w:val="single" w:sz="4" w:space="0" w:color="C9DADD"/>
+          <w:insideH w:val="single" w:sz="4" w:space="0" w:color="C9DADD"/>
+          <w:insideV w:val="single" w:sz="4" w:space="0" w:color="C9DADD"/>
+        </w:tblBorders>
+      </w:tblPr>
+      <w:tblGrid>
+        <w:gridCol w:w="2477"/>
+        <w:gridCol w:w="2952"/>
+        <w:gridCol w:w="4565"/>
+      </w:tblGrid>
+      <w:tr>
+        <w:trPr>
+          <w:tblHeader w:val="true"/>
+        </w:trPr>
+        <w:tc>
+          <w:tcPr>
+            <w:tcW w:type="dxa" w:w="2477"/>
+            <w:vAlign w:val="center"/>
+            <w:tcMar>
+              <w:top w:w="65" w:type="dxa"/>
+              <w:start w:w="80" w:type="dxa"/>
+              <w:bottom w:w="65" w:type="dxa"/>
+              <w:end w:w="80" w:type="dxa"/>
+            </w:tcMar>
+            <w:shd w:val="clear" w:color="auto" w:fill="1F6D7A"/>
+          </w:tcPr>
+          <w:p>
+            <w:pPr>
+              <w:spacing w:before="0" w:after="0" w:line="240" w:lineRule="auto"/>
+            </w:pPr>
+            <w:r>
+              <w:rPr>
+                <w:color w:val="FFFFFF"/>
+              </w:rPr>
+            </w:r>
+            <w:r>
+              <w:rPr>
+                <w:rFonts w:ascii="Carlito" w:hAnsi="Carlito"/>
+                <w:b/>
+                <w:color w:val="FFFFFF"/>
+                <w:sz w:val="18"/>
+              </w:rPr>
+              <w:t>Journal</w:t>
+            </w:r>
+          </w:p>
+        </w:tc>
+        <w:tc>
+          <w:tcPr>
+            <w:tcW w:type="dxa" w:w="2952"/>
+            <w:vAlign w:val="center"/>
+            <w:tcMar>
+              <w:top w:w="65" w:type="dxa"/>
+              <w:start w:w="80" w:type="dxa"/>
+              <w:bottom w:w="65" w:type="dxa"/>
+              <w:end w:w="80" w:type="dxa"/>
+            </w:tcMar>
+            <w:shd w:val="clear" w:color="auto" w:fill="1F6D7A"/>
+          </w:tcPr>
+          <w:p>
+            <w:pPr>
+              <w:spacing w:before="0" w:after="0" w:line="240" w:lineRule="auto"/>
+            </w:pPr>
+            <w:r>
+              <w:rPr>
+                <w:color w:val="FFFFFF"/>
+              </w:rPr>
+            </w:r>
+            <w:r>
+              <w:rPr>
+                <w:rFonts w:ascii="Carlito" w:hAnsi="Carlito"/>
+                <w:b/>
+                <w:color w:val="FFFFFF"/>
+                <w:sz w:val="18"/>
+              </w:rPr>
+              <w:t>Submission to first decision</w:t>
+            </w:r>
+          </w:p>
+        </w:tc>
+        <w:tc>
+          <w:tcPr>
+            <w:tcW w:type="dxa" w:w="4565"/>
+            <w:vAlign w:val="center"/>
+            <w:tcMar>
+              <w:top w:w="65" w:type="dxa"/>
+              <w:start w:w="80" w:type="dxa"/>
+              <w:bottom w:w="65" w:type="dxa"/>
+              <w:end w:w="80" w:type="dxa"/>
+            </w:tcMar>
+            <w:shd w:val="clear" w:color="auto" w:fill="1F6D7A"/>
+          </w:tcPr>
+          <w:p>
+            <w:pPr>
+              <w:spacing w:before="0" w:after="0" w:line="240" w:lineRule="auto"/>
+            </w:pPr>
+            <w:r>
+              <w:rPr>
+                <w:color w:val="FFFFFF"/>
+              </w:rPr>
+            </w:r>
+            <w:r>
+              <w:rPr>
+                <w:rFonts w:ascii="Carlito" w:hAnsi="Carlito"/>
+                <w:b/>
+                <w:color w:val="FFFFFF"/>
+                <w:sz w:val="18"/>
+              </w:rPr>
+              <w:t>Published charge before coverage</w:t>
+            </w:r>
+          </w:p>
+        </w:tc>
+      </w:tr>
+      <w:tr>
+        <w:tc>
+          <w:tcPr>
+            <w:tcW w:type="dxa" w:w="2477"/>
+            <w:vAlign w:val="center"/>
+            <w:tcMar>
+              <w:top w:w="65" w:type="dxa"/>
+              <w:start w:w="80" w:type="dxa"/>
+              <w:bottom w:w="65" w:type="dxa"/>
+              <w:end w:w="80" w:type="dxa"/>
+            </w:tcMar>
+            <w:shd w:val="clear" w:color="auto" w:fill="FFFFFF"/>
+          </w:tcPr>
+          <w:p>
+            <w:pPr>
+              <w:spacing w:before="0" w:after="0" w:line="240" w:lineRule="auto"/>
+            </w:pPr>
+            <w:r>
+              <w:rPr>
+                <w:rFonts w:ascii="Carlito" w:hAnsi="Carlito"/>
+                <w:b/>
+                <w:sz w:val="18"/>
+              </w:rPr>
+              <w:t>Plant Direct</w:t>
+            </w:r>
+          </w:p>
+        </w:tc>
+        <w:tc>
+          <w:tcPr>
+            <w:tcW w:type="dxa" w:w="2952"/>
+            <w:vAlign w:val="center"/>
+            <w:tcMar>
+              <w:top w:w="65" w:type="dxa"/>
+              <w:start w:w="80" w:type="dxa"/>
+              <w:bottom w:w="65" w:type="dxa"/>
+              <w:end w:w="80" w:type="dxa"/>
+            </w:tcMar>
+            <w:shd w:val="clear" w:color="auto" w:fill="FFFFFF"/>
+          </w:tcPr>
+          <w:p>
+            <w:pPr>
+              <w:spacing w:before="0" w:after="0" w:line="240" w:lineRule="auto"/>
+            </w:pPr>
+            <w:r/>
+            <w:hyperlink r:id="rId31">
+              <w:r>
+                <w:rPr>
+                  <w:rFonts w:ascii="Carlito" w:hAnsi="Carlito"/>
+                  <w:color w:val="0563C1"/>
+                  <w:u w:val="single"/>
+                  <w:sz w:val="18"/>
+                  <w:szCs w:val="18"/>
+                </w:rPr>
+                <w:t>31 days (median)</w:t>
+              </w:r>
+            </w:hyperlink>
+          </w:p>
+        </w:tc>
+        <w:tc>
+          <w:tcPr>
+            <w:tcW w:type="dxa" w:w="4565"/>
+            <w:vAlign w:val="center"/>
+            <w:tcMar>
+              <w:top w:w="65" w:type="dxa"/>
+              <w:start w:w="80" w:type="dxa"/>
+              <w:bottom w:w="65" w:type="dxa"/>
+              <w:end w:w="80" w:type="dxa"/>
+            </w:tcMar>
+            <w:shd w:val="clear" w:color="auto" w:fill="FFFFFF"/>
+          </w:tcPr>
+          <w:p>
+            <w:pPr>
+              <w:spacing w:before="0" w:after="0" w:line="240" w:lineRule="auto"/>
+            </w:pPr>
+            <w:r/>
+            <w:hyperlink r:id="rId32">
+              <w:r>
+                <w:rPr>
+                  <w:rFonts w:ascii="Carlito" w:hAnsi="Carlito"/>
+                  <w:color w:val="0563C1"/>
+                  <w:u w:val="single"/>
+                  <w:sz w:val="18"/>
+                  <w:szCs w:val="18"/>
+                </w:rPr>
+                <w:t>US$3,120; society members receive 20% off (US$2,496)</w:t>
+              </w:r>
+            </w:hyperlink>
+          </w:p>
+        </w:tc>
+      </w:tr>
+      <w:tr>
+        <w:tc>
+          <w:tcPr>
+            <w:tcW w:type="dxa" w:w="2477"/>
+            <w:vAlign w:val="center"/>
+            <w:tcMar>
+              <w:top w:w="65" w:type="dxa"/>
+              <w:start w:w="80" w:type="dxa"/>
+              <w:bottom w:w="65" w:type="dxa"/>
+              <w:end w:w="80" w:type="dxa"/>
+            </w:tcMar>
+            <w:shd w:val="clear" w:color="auto" w:fill="EEF4F5"/>
+          </w:tcPr>
+          <w:p>
+            <w:pPr>
+              <w:spacing w:before="0" w:after="0" w:line="240" w:lineRule="auto"/>
+            </w:pPr>
+            <w:r>
+              <w:rPr>
+                <w:rFonts w:ascii="Carlito" w:hAnsi="Carlito"/>
+                <w:b/>
+                <w:sz w:val="18"/>
+              </w:rPr>
+              <w:t>BMC Genomics</w:t>
+            </w:r>
+          </w:p>
+        </w:tc>
+        <w:tc>
+          <w:tcPr>
+            <w:tcW w:type="dxa" w:w="2952"/>
+            <w:vAlign w:val="center"/>
+            <w:tcMar>
+              <w:top w:w="65" w:type="dxa"/>
+              <w:start w:w="80" w:type="dxa"/>
+              <w:bottom w:w="65" w:type="dxa"/>
+              <w:end w:w="80" w:type="dxa"/>
+            </w:tcMar>
+            <w:shd w:val="clear" w:color="auto" w:fill="EEF4F5"/>
+          </w:tcPr>
+          <w:p>
+            <w:pPr>
+              <w:spacing w:before="0" w:after="0" w:line="240" w:lineRule="auto"/>
+            </w:pPr>
+            <w:r/>
+            <w:hyperlink r:id="rId33">
+              <w:r>
+                <w:rPr>
+                  <w:rFonts w:ascii="Carlito" w:hAnsi="Carlito"/>
+                  <w:color w:val="0563C1"/>
+                  <w:u w:val="single"/>
+                  <w:sz w:val="18"/>
+                  <w:szCs w:val="18"/>
+                </w:rPr>
+                <w:t>4 days (median; includes rapid editorial outcomes)</w:t>
+              </w:r>
+            </w:hyperlink>
+          </w:p>
+        </w:tc>
+        <w:tc>
+          <w:tcPr>
+            <w:tcW w:type="dxa" w:w="4565"/>
+            <w:vAlign w:val="center"/>
+            <w:tcMar>
+              <w:top w:w="65" w:type="dxa"/>
+              <w:start w:w="80" w:type="dxa"/>
+              <w:bottom w:w="65" w:type="dxa"/>
+              <w:end w:w="80" w:type="dxa"/>
+            </w:tcMar>
+            <w:shd w:val="clear" w:color="auto" w:fill="EEF4F5"/>
+          </w:tcPr>
+          <w:p>
+            <w:pPr>
+              <w:spacing w:before="0" w:after="0" w:line="240" w:lineRule="auto"/>
+            </w:pPr>
+            <w:r/>
+            <w:hyperlink r:id="rId34">
+              <w:r>
+                <w:rPr>
+                  <w:rFonts w:ascii="Carlito" w:hAnsi="Carlito"/>
+                  <w:color w:val="0563C1"/>
+                  <w:u w:val="single"/>
+                  <w:sz w:val="18"/>
+                  <w:szCs w:val="18"/>
+                </w:rPr>
+                <w:t>US$3,190 / £2,390 / €2,790</w:t>
+              </w:r>
+            </w:hyperlink>
+          </w:p>
+        </w:tc>
+      </w:tr>
+      <w:tr>
+        <w:tc>
+          <w:tcPr>
+            <w:tcW w:type="dxa" w:w="2477"/>
+            <w:vAlign w:val="center"/>
+            <w:tcMar>
+              <w:top w:w="65" w:type="dxa"/>
+              <w:start w:w="80" w:type="dxa"/>
+              <w:bottom w:w="65" w:type="dxa"/>
+              <w:end w:w="80" w:type="dxa"/>
+            </w:tcMar>
+            <w:shd w:val="clear" w:color="auto" w:fill="FFFFFF"/>
+          </w:tcPr>
+          <w:p>
+            <w:pPr>
+              <w:spacing w:before="0" w:after="0" w:line="240" w:lineRule="auto"/>
+            </w:pPr>
+            <w:r>
+              <w:rPr>
+                <w:rFonts w:ascii="Carlito" w:hAnsi="Carlito"/>
+                <w:b/>
+                <w:sz w:val="18"/>
+              </w:rPr>
+              <w:t>PhytoFrontiers</w:t>
+            </w:r>
+          </w:p>
+        </w:tc>
+        <w:tc>
+          <w:tcPr>
+            <w:tcW w:type="dxa" w:w="2952"/>
+            <w:vAlign w:val="center"/>
+            <w:tcMar>
+              <w:top w:w="65" w:type="dxa"/>
+              <w:start w:w="80" w:type="dxa"/>
+              <w:bottom w:w="65" w:type="dxa"/>
+              <w:end w:w="80" w:type="dxa"/>
+            </w:tcMar>
+            <w:shd w:val="clear" w:color="auto" w:fill="FFFFFF"/>
+          </w:tcPr>
+          <w:p>
+            <w:pPr>
+              <w:spacing w:before="0" w:after="0" w:line="240" w:lineRule="auto"/>
+            </w:pPr>
+            <w:r/>
+            <w:hyperlink r:id="rId35">
+              <w:r>
+                <w:rPr>
+                  <w:rFonts w:ascii="Carlito" w:hAnsi="Carlito"/>
+                  <w:color w:val="0563C1"/>
+                  <w:u w:val="single"/>
+                  <w:sz w:val="18"/>
+                  <w:szCs w:val="18"/>
+                </w:rPr>
+                <w:t>Not reported for this journal (APS metrics table is blank)</w:t>
+              </w:r>
+            </w:hyperlink>
+          </w:p>
+        </w:tc>
+        <w:tc>
+          <w:tcPr>
+            <w:tcW w:type="dxa" w:w="4565"/>
+            <w:vAlign w:val="center"/>
+            <w:tcMar>
+              <w:top w:w="65" w:type="dxa"/>
+              <w:start w:w="80" w:type="dxa"/>
+              <w:bottom w:w="65" w:type="dxa"/>
+              <w:end w:w="80" w:type="dxa"/>
+            </w:tcMar>
+            <w:shd w:val="clear" w:color="auto" w:fill="FFFFFF"/>
+          </w:tcPr>
+          <w:p>
+            <w:pPr>
+              <w:spacing w:before="0" w:after="0" w:line="240" w:lineRule="auto"/>
+            </w:pPr>
+            <w:r/>
+            <w:hyperlink r:id="rId36">
+              <w:r>
+                <w:rPr>
+                  <w:rFonts w:ascii="Carlito" w:hAnsi="Carlito"/>
+                  <w:color w:val="0563C1"/>
+                  <w:u w:val="single"/>
+                  <w:sz w:val="18"/>
+                  <w:szCs w:val="18"/>
+                </w:rPr>
+                <w:t>First 12 published pages: US$2,550 member / US$2,678 nonmember; then US$144 / US$215 per page; US$80 per supplementary file</w:t>
+              </w:r>
+            </w:hyperlink>
+          </w:p>
+        </w:tc>
+      </w:tr>
+      <w:tr>
+        <w:tc>
+          <w:tcPr>
+            <w:tcW w:type="dxa" w:w="2477"/>
+            <w:vAlign w:val="center"/>
+            <w:tcMar>
+              <w:top w:w="65" w:type="dxa"/>
+              <w:start w:w="80" w:type="dxa"/>
+              <w:bottom w:w="65" w:type="dxa"/>
+              <w:end w:w="80" w:type="dxa"/>
+            </w:tcMar>
+            <w:shd w:val="clear" w:color="auto" w:fill="EEF4F5"/>
+          </w:tcPr>
+          <w:p>
+            <w:pPr>
+              <w:spacing w:before="0" w:after="0" w:line="240" w:lineRule="auto"/>
+            </w:pPr>
+            <w:r>
+              <w:rPr>
+                <w:rFonts w:ascii="Carlito" w:hAnsi="Carlito"/>
+                <w:b/>
+                <w:sz w:val="18"/>
+              </w:rPr>
+              <w:t>BMC Plant Biology</w:t>
+            </w:r>
+          </w:p>
+        </w:tc>
+        <w:tc>
+          <w:tcPr>
+            <w:tcW w:type="dxa" w:w="2952"/>
+            <w:vAlign w:val="center"/>
+            <w:tcMar>
+              <w:top w:w="65" w:type="dxa"/>
+              <w:start w:w="80" w:type="dxa"/>
+              <w:bottom w:w="65" w:type="dxa"/>
+              <w:end w:w="80" w:type="dxa"/>
+            </w:tcMar>
+            <w:shd w:val="clear" w:color="auto" w:fill="EEF4F5"/>
+          </w:tcPr>
+          <w:p>
+            <w:pPr>
+              <w:spacing w:before="0" w:after="0" w:line="240" w:lineRule="auto"/>
+            </w:pPr>
+            <w:r/>
+            <w:hyperlink r:id="rId37">
+              <w:r>
+                <w:rPr>
+                  <w:rFonts w:ascii="Carlito" w:hAnsi="Carlito"/>
+                  <w:color w:val="0563C1"/>
+                  <w:u w:val="single"/>
+                  <w:sz w:val="18"/>
+                  <w:szCs w:val="18"/>
+                </w:rPr>
+                <w:t>11 days (median; includes rapid editorial outcomes)</w:t>
+              </w:r>
+            </w:hyperlink>
+          </w:p>
+        </w:tc>
+        <w:tc>
+          <w:tcPr>
+            <w:tcW w:type="dxa" w:w="4565"/>
+            <w:vAlign w:val="center"/>
+            <w:tcMar>
+              <w:top w:w="65" w:type="dxa"/>
+              <w:start w:w="80" w:type="dxa"/>
+              <w:bottom w:w="65" w:type="dxa"/>
+              <w:end w:w="80" w:type="dxa"/>
+            </w:tcMar>
+            <w:shd w:val="clear" w:color="auto" w:fill="EEF4F5"/>
+          </w:tcPr>
+          <w:p>
+            <w:pPr>
+              <w:spacing w:before="0" w:after="0" w:line="240" w:lineRule="auto"/>
+            </w:pPr>
+            <w:r/>
+            <w:hyperlink r:id="rId38">
+              <w:r>
+                <w:rPr>
+                  <w:rFonts w:ascii="Carlito" w:hAnsi="Carlito"/>
+                  <w:color w:val="0563C1"/>
+                  <w:u w:val="single"/>
+                  <w:sz w:val="18"/>
+                  <w:szCs w:val="18"/>
+                </w:rPr>
+                <w:t>US$3,190 / £2,490 / €2,790</w:t>
+              </w:r>
+            </w:hyperlink>
+          </w:p>
+        </w:tc>
+      </w:tr>
+      <w:tr>
+        <w:tc>
+          <w:tcPr>
+            <w:tcW w:type="dxa" w:w="2477"/>
+            <w:vAlign w:val="center"/>
+            <w:tcMar>
+              <w:top w:w="65" w:type="dxa"/>
+              <w:start w:w="80" w:type="dxa"/>
+              <w:bottom w:w="65" w:type="dxa"/>
+              <w:end w:w="80" w:type="dxa"/>
+            </w:tcMar>
+            <w:shd w:val="clear" w:color="auto" w:fill="FFFFFF"/>
+          </w:tcPr>
+          <w:p>
+            <w:pPr>
+              <w:spacing w:before="0" w:after="0" w:line="240" w:lineRule="auto"/>
+            </w:pPr>
+            <w:r>
+              <w:rPr>
+                <w:rFonts w:ascii="Carlito" w:hAnsi="Carlito"/>
+                <w:b/>
+                <w:sz w:val="18"/>
+              </w:rPr>
+              <w:t>Royal Society Open Science</w:t>
+            </w:r>
+          </w:p>
+        </w:tc>
+        <w:tc>
+          <w:tcPr>
+            <w:tcW w:type="dxa" w:w="2952"/>
+            <w:vAlign w:val="center"/>
+            <w:tcMar>
+              <w:top w:w="65" w:type="dxa"/>
+              <w:start w:w="80" w:type="dxa"/>
+              <w:bottom w:w="65" w:type="dxa"/>
+              <w:end w:w="80" w:type="dxa"/>
+            </w:tcMar>
+            <w:shd w:val="clear" w:color="auto" w:fill="FFFFFF"/>
+          </w:tcPr>
+          <w:p>
+            <w:pPr>
+              <w:spacing w:before="0" w:after="0" w:line="240" w:lineRule="auto"/>
+            </w:pPr>
+            <w:r/>
+            <w:hyperlink r:id="rId39">
+              <w:r>
+                <w:rPr>
+                  <w:rFonts w:ascii="Carlito" w:hAnsi="Carlito"/>
+                  <w:color w:val="0563C1"/>
+                  <w:u w:val="single"/>
+                  <w:sz w:val="18"/>
+                  <w:szCs w:val="18"/>
+                </w:rPr>
+                <w:t>19 days (median for 2025; includes editorial decisions)</w:t>
+              </w:r>
+            </w:hyperlink>
+          </w:p>
+        </w:tc>
+        <w:tc>
+          <w:tcPr>
+            <w:tcW w:type="dxa" w:w="4565"/>
+            <w:vAlign w:val="center"/>
+            <w:tcMar>
+              <w:top w:w="65" w:type="dxa"/>
+              <w:start w:w="80" w:type="dxa"/>
+              <w:bottom w:w="65" w:type="dxa"/>
+              <w:end w:w="80" w:type="dxa"/>
+            </w:tcMar>
+            <w:shd w:val="clear" w:color="auto" w:fill="FFFFFF"/>
+          </w:tcPr>
+          <w:p>
+            <w:pPr>
+              <w:spacing w:before="0" w:after="0" w:line="240" w:lineRule="auto"/>
+            </w:pPr>
+            <w:r/>
+            <w:hyperlink r:id="rId40">
+              <w:r>
+                <w:rPr>
+                  <w:rFonts w:ascii="Carlito" w:hAnsi="Carlito"/>
+                  <w:color w:val="0563C1"/>
+                  <w:u w:val="single"/>
+                  <w:sz w:val="18"/>
+                  <w:szCs w:val="18"/>
+                </w:rPr>
+                <w:t>US$1,960 / £1,400 / €1,680</w:t>
+              </w:r>
+            </w:hyperlink>
+          </w:p>
+        </w:tc>
+      </w:tr>
+      <w:tr>
+        <w:tc>
+          <w:tcPr>
+            <w:tcW w:type="dxa" w:w="2477"/>
+            <w:vAlign w:val="center"/>
+            <w:tcMar>
+              <w:top w:w="65" w:type="dxa"/>
+              <w:start w:w="80" w:type="dxa"/>
+              <w:bottom w:w="65" w:type="dxa"/>
+              <w:end w:w="80" w:type="dxa"/>
+            </w:tcMar>
+            <w:shd w:val="clear" w:color="auto" w:fill="EEF4F5"/>
+          </w:tcPr>
+          <w:p>
+            <w:pPr>
+              <w:spacing w:before="0" w:after="0" w:line="240" w:lineRule="auto"/>
+            </w:pPr>
+            <w:r>
+              <w:rPr>
+                <w:rFonts w:ascii="Carlito" w:hAnsi="Carlito"/>
+                <w:b/>
+                <w:sz w:val="18"/>
+              </w:rPr>
+              <w:t>PLOS ONE</w:t>
+            </w:r>
+          </w:p>
+        </w:tc>
+        <w:tc>
+          <w:tcPr>
+            <w:tcW w:type="dxa" w:w="2952"/>
+            <w:vAlign w:val="center"/>
+            <w:tcMar>
+              <w:top w:w="65" w:type="dxa"/>
+              <w:start w:w="80" w:type="dxa"/>
+              <w:bottom w:w="65" w:type="dxa"/>
+              <w:end w:w="80" w:type="dxa"/>
+            </w:tcMar>
+            <w:shd w:val="clear" w:color="auto" w:fill="EEF4F5"/>
+          </w:tcPr>
+          <w:p>
+            <w:pPr>
+              <w:spacing w:before="0" w:after="0" w:line="240" w:lineRule="auto"/>
+            </w:pPr>
+            <w:r/>
+            <w:hyperlink r:id="rId18">
+              <w:r>
+                <w:rPr>
+                  <w:rFonts w:ascii="Carlito" w:hAnsi="Carlito"/>
+                  <w:color w:val="0563C1"/>
+                  <w:u w:val="single"/>
+                  <w:sz w:val="18"/>
+                  <w:szCs w:val="18"/>
+                </w:rPr>
+                <w:t>45 days (median; latest journal table is Jan–Jun 2023)</w:t>
+              </w:r>
+            </w:hyperlink>
+          </w:p>
+        </w:tc>
+        <w:tc>
+          <w:tcPr>
+            <w:tcW w:type="dxa" w:w="4565"/>
+            <w:vAlign w:val="center"/>
+            <w:tcMar>
+              <w:top w:w="65" w:type="dxa"/>
+              <w:start w:w="80" w:type="dxa"/>
+              <w:bottom w:w="65" w:type="dxa"/>
+              <w:end w:w="80" w:type="dxa"/>
+            </w:tcMar>
+            <w:shd w:val="clear" w:color="auto" w:fill="EEF4F5"/>
+          </w:tcPr>
+          <w:p>
+            <w:pPr>
+              <w:spacing w:before="0" w:after="0" w:line="240" w:lineRule="auto"/>
+            </w:pPr>
+            <w:r/>
+            <w:hyperlink r:id="rId41">
+              <w:r>
+                <w:rPr>
+                  <w:rFonts w:ascii="Carlito" w:hAnsi="Carlito"/>
+                  <w:color w:val="0563C1"/>
+                  <w:u w:val="single"/>
+                  <w:sz w:val="18"/>
+                  <w:szCs w:val="18"/>
+                </w:rPr>
+                <w:t>US$2,477 for a standard research article</w:t>
+              </w:r>
+            </w:hyperlink>
+          </w:p>
+        </w:tc>
+      </w:tr>
+      <w:tr>
+        <w:tc>
+          <w:tcPr>
+            <w:tcW w:type="dxa" w:w="2477"/>
+            <w:vAlign w:val="center"/>
+            <w:tcMar>
+              <w:top w:w="65" w:type="dxa"/>
+              <w:start w:w="80" w:type="dxa"/>
+              <w:bottom w:w="65" w:type="dxa"/>
+              <w:end w:w="80" w:type="dxa"/>
+            </w:tcMar>
+            <w:shd w:val="clear" w:color="auto" w:fill="FFFFFF"/>
+          </w:tcPr>
+          <w:p>
+            <w:pPr>
+              <w:spacing w:before="0" w:after="0" w:line="240" w:lineRule="auto"/>
+            </w:pPr>
+            <w:r>
+              <w:rPr>
+                <w:rFonts w:ascii="Carlito" w:hAnsi="Carlito"/>
+                <w:b/>
+                <w:sz w:val="18"/>
+              </w:rPr>
+              <w:t>G3: Genes|Genomes|Genetics</w:t>
+            </w:r>
+          </w:p>
+        </w:tc>
+        <w:tc>
+          <w:tcPr>
+            <w:tcW w:type="dxa" w:w="2952"/>
+            <w:vAlign w:val="center"/>
+            <w:tcMar>
+              <w:top w:w="65" w:type="dxa"/>
+              <w:start w:w="80" w:type="dxa"/>
+              <w:bottom w:w="65" w:type="dxa"/>
+              <w:end w:w="80" w:type="dxa"/>
+            </w:tcMar>
+            <w:shd w:val="clear" w:color="auto" w:fill="FFFFFF"/>
+          </w:tcPr>
+          <w:p>
+            <w:pPr>
+              <w:spacing w:before="0" w:after="0" w:line="240" w:lineRule="auto"/>
+            </w:pPr>
+            <w:r/>
+            <w:hyperlink r:id="rId42">
+              <w:r>
+                <w:rPr>
+                  <w:rFonts w:ascii="Carlito" w:hAnsi="Carlito"/>
+                  <w:color w:val="0563C1"/>
+                  <w:u w:val="single"/>
+                  <w:sz w:val="18"/>
+                  <w:szCs w:val="18"/>
+                </w:rPr>
+                <w:t>About 6 weeks (journal target)</w:t>
+              </w:r>
+            </w:hyperlink>
+          </w:p>
+        </w:tc>
+        <w:tc>
+          <w:tcPr>
+            <w:tcW w:type="dxa" w:w="4565"/>
+            <w:vAlign w:val="center"/>
+            <w:tcMar>
+              <w:top w:w="65" w:type="dxa"/>
+              <w:start w:w="80" w:type="dxa"/>
+              <w:bottom w:w="65" w:type="dxa"/>
+              <w:end w:w="80" w:type="dxa"/>
+            </w:tcMar>
+            <w:shd w:val="clear" w:color="auto" w:fill="FFFFFF"/>
+          </w:tcPr>
+          <w:p>
+            <w:pPr>
+              <w:spacing w:before="0" w:after="0" w:line="240" w:lineRule="auto"/>
+            </w:pPr>
+            <w:r/>
+            <w:hyperlink r:id="rId43">
+              <w:r>
+                <w:rPr>
+                  <w:rFonts w:ascii="Carlito" w:hAnsi="Carlito"/>
+                  <w:color w:val="0563C1"/>
+                  <w:u w:val="single"/>
+                  <w:sz w:val="18"/>
+                  <w:szCs w:val="18"/>
+                </w:rPr>
+                <w:t>US$3,625; 20% GSA-member discount gives US$2,900</w:t>
+              </w:r>
+            </w:hyperlink>
+          </w:p>
+        </w:tc>
+      </w:tr>
+      <w:tr>
+        <w:tc>
+          <w:tcPr>
+            <w:tcW w:type="dxa" w:w="2477"/>
+            <w:vAlign w:val="center"/>
+            <w:tcMar>
+              <w:top w:w="65" w:type="dxa"/>
+              <w:start w:w="80" w:type="dxa"/>
+              <w:bottom w:w="65" w:type="dxa"/>
+              <w:end w:w="80" w:type="dxa"/>
+            </w:tcMar>
+            <w:shd w:val="clear" w:color="auto" w:fill="EEF4F5"/>
+          </w:tcPr>
+          <w:p>
+            <w:pPr>
+              <w:spacing w:before="0" w:after="0" w:line="240" w:lineRule="auto"/>
+            </w:pPr>
+            <w:r>
+              <w:rPr>
+                <w:rFonts w:ascii="Carlito" w:hAnsi="Carlito"/>
+                <w:b/>
+                <w:sz w:val="18"/>
+              </w:rPr>
+              <w:t>PeerJ</w:t>
+            </w:r>
+          </w:p>
+        </w:tc>
+        <w:tc>
+          <w:tcPr>
+            <w:tcW w:type="dxa" w:w="2952"/>
+            <w:vAlign w:val="center"/>
+            <w:tcMar>
+              <w:top w:w="65" w:type="dxa"/>
+              <w:start w:w="80" w:type="dxa"/>
+              <w:bottom w:w="65" w:type="dxa"/>
+              <w:end w:w="80" w:type="dxa"/>
+            </w:tcMar>
+            <w:shd w:val="clear" w:color="auto" w:fill="EEF4F5"/>
+          </w:tcPr>
+          <w:p>
+            <w:pPr>
+              <w:spacing w:before="0" w:after="0" w:line="240" w:lineRule="auto"/>
+            </w:pPr>
+            <w:r/>
+            <w:hyperlink r:id="rId44">
+              <w:r>
+                <w:rPr>
+                  <w:rFonts w:ascii="Carlito" w:hAnsi="Carlito"/>
+                  <w:color w:val="0563C1"/>
+                  <w:u w:val="single"/>
+                  <w:sz w:val="18"/>
+                  <w:szCs w:val="18"/>
+                </w:rPr>
+                <w:t>32 days (journal factsheet)</w:t>
+              </w:r>
+            </w:hyperlink>
+          </w:p>
+        </w:tc>
+        <w:tc>
+          <w:tcPr>
+            <w:tcW w:type="dxa" w:w="4565"/>
+            <w:vAlign w:val="center"/>
+            <w:tcMar>
+              <w:top w:w="65" w:type="dxa"/>
+              <w:start w:w="80" w:type="dxa"/>
+              <w:bottom w:w="65" w:type="dxa"/>
+              <w:end w:w="80" w:type="dxa"/>
+            </w:tcMar>
+            <w:shd w:val="clear" w:color="auto" w:fill="EEF4F5"/>
+          </w:tcPr>
+          <w:p>
+            <w:pPr>
+              <w:spacing w:before="0" w:after="0" w:line="240" w:lineRule="auto"/>
+            </w:pPr>
+            <w:r/>
+            <w:hyperlink r:id="rId45">
+              <w:r>
+                <w:rPr>
+                  <w:rFonts w:ascii="Carlito" w:hAnsi="Carlito"/>
+                  <w:color w:val="0563C1"/>
+                  <w:u w:val="single"/>
+                  <w:sz w:val="18"/>
+                  <w:szCs w:val="18"/>
+                </w:rPr>
+                <w:t>US$2,155</w:t>
+              </w:r>
+            </w:hyperlink>
+          </w:p>
+        </w:tc>
+      </w:tr>
+      <w:tr>
+        <w:tc>
+          <w:tcPr>
+            <w:tcW w:type="dxa" w:w="2477"/>
+            <w:vAlign w:val="center"/>
+            <w:tcMar>
+              <w:top w:w="65" w:type="dxa"/>
+              <w:start w:w="80" w:type="dxa"/>
+              <w:bottom w:w="65" w:type="dxa"/>
+              <w:end w:w="80" w:type="dxa"/>
+            </w:tcMar>
+            <w:shd w:val="clear" w:color="auto" w:fill="FFFFFF"/>
+          </w:tcPr>
+          <w:p>
+            <w:pPr>
+              <w:spacing w:before="0" w:after="0" w:line="240" w:lineRule="auto"/>
+            </w:pPr>
+            <w:r>
+              <w:rPr>
+                <w:rFonts w:ascii="Carlito" w:hAnsi="Carlito"/>
+                <w:b/>
+                <w:sz w:val="18"/>
+              </w:rPr>
+              <w:t>Scientific Reports</w:t>
+            </w:r>
+          </w:p>
+        </w:tc>
+        <w:tc>
+          <w:tcPr>
+            <w:tcW w:type="dxa" w:w="2952"/>
+            <w:vAlign w:val="center"/>
+            <w:tcMar>
+              <w:top w:w="65" w:type="dxa"/>
+              <w:start w:w="80" w:type="dxa"/>
+              <w:bottom w:w="65" w:type="dxa"/>
+              <w:end w:w="80" w:type="dxa"/>
+            </w:tcMar>
+            <w:shd w:val="clear" w:color="auto" w:fill="FFFFFF"/>
+          </w:tcPr>
+          <w:p>
+            <w:pPr>
+              <w:spacing w:before="0" w:after="0" w:line="240" w:lineRule="auto"/>
+            </w:pPr>
+            <w:r/>
+            <w:hyperlink r:id="rId46">
+              <w:r>
+                <w:rPr>
+                  <w:rFonts w:ascii="Carlito" w:hAnsi="Carlito"/>
+                  <w:color w:val="0563C1"/>
+                  <w:u w:val="single"/>
+                  <w:sz w:val="18"/>
+                  <w:szCs w:val="18"/>
+                </w:rPr>
+                <w:t>Within 45 days (journal aim)</w:t>
+              </w:r>
+            </w:hyperlink>
+          </w:p>
+        </w:tc>
+        <w:tc>
+          <w:tcPr>
+            <w:tcW w:type="dxa" w:w="4565"/>
+            <w:vAlign w:val="center"/>
+            <w:tcMar>
+              <w:top w:w="65" w:type="dxa"/>
+              <w:start w:w="80" w:type="dxa"/>
+              <w:bottom w:w="65" w:type="dxa"/>
+              <w:end w:w="80" w:type="dxa"/>
+            </w:tcMar>
+            <w:shd w:val="clear" w:color="auto" w:fill="FFFFFF"/>
+          </w:tcPr>
+          <w:p>
+            <w:pPr>
+              <w:spacing w:before="0" w:after="0" w:line="240" w:lineRule="auto"/>
+            </w:pPr>
+            <w:r/>
+            <w:hyperlink r:id="rId47">
+              <w:r>
+                <w:rPr>
+                  <w:rFonts w:ascii="Carlito" w:hAnsi="Carlito"/>
+                  <w:color w:val="0563C1"/>
+                  <w:u w:val="single"/>
+                  <w:sz w:val="18"/>
+                  <w:szCs w:val="18"/>
+                </w:rPr>
+                <w:t>US$2,850 / £2,290 / €2,490</w:t>
+              </w:r>
+            </w:hyperlink>
+          </w:p>
+        </w:tc>
+      </w:tr>
+      <w:tr>
+        <w:tc>
+          <w:tcPr>
+            <w:tcW w:type="dxa" w:w="2477"/>
+            <w:vAlign w:val="center"/>
+            <w:tcMar>
+              <w:top w:w="65" w:type="dxa"/>
+              <w:start w:w="80" w:type="dxa"/>
+              <w:bottom w:w="65" w:type="dxa"/>
+              <w:end w:w="80" w:type="dxa"/>
+            </w:tcMar>
+            <w:shd w:val="clear" w:color="auto" w:fill="EEF4F5"/>
+          </w:tcPr>
+          <w:p>
+            <w:pPr>
+              <w:spacing w:before="0" w:after="0" w:line="240" w:lineRule="auto"/>
+            </w:pPr>
+            <w:r>
+              <w:rPr>
+                <w:rFonts w:ascii="Carlito" w:hAnsi="Carlito"/>
+                <w:b/>
+                <w:sz w:val="18"/>
+              </w:rPr>
+              <w:t>Frontiers in Plant Science</w:t>
+            </w:r>
+          </w:p>
+        </w:tc>
+        <w:tc>
+          <w:tcPr>
+            <w:tcW w:type="dxa" w:w="2952"/>
+            <w:vAlign w:val="center"/>
+            <w:tcMar>
+              <w:top w:w="65" w:type="dxa"/>
+              <w:start w:w="80" w:type="dxa"/>
+              <w:bottom w:w="65" w:type="dxa"/>
+              <w:end w:w="80" w:type="dxa"/>
+            </w:tcMar>
+            <w:shd w:val="clear" w:color="auto" w:fill="EEF4F5"/>
+          </w:tcPr>
+          <w:p>
+            <w:pPr>
+              <w:spacing w:before="0" w:after="0" w:line="240" w:lineRule="auto"/>
+            </w:pPr>
+            <w:r/>
+            <w:hyperlink r:id="rId48">
+              <w:r>
+                <w:rPr>
+                  <w:rFonts w:ascii="Carlito" w:hAnsi="Carlito"/>
+                  <w:color w:val="0563C1"/>
+                  <w:u w:val="single"/>
+                  <w:sz w:val="18"/>
+                  <w:szCs w:val="18"/>
+                </w:rPr>
+                <w:t>Not reported on the journal’s author pages</w:t>
+              </w:r>
+            </w:hyperlink>
+          </w:p>
+        </w:tc>
+        <w:tc>
+          <w:tcPr>
+            <w:tcW w:type="dxa" w:w="4565"/>
+            <w:vAlign w:val="center"/>
+            <w:tcMar>
+              <w:top w:w="65" w:type="dxa"/>
+              <w:start w:w="80" w:type="dxa"/>
+              <w:bottom w:w="65" w:type="dxa"/>
+              <w:end w:w="80" w:type="dxa"/>
+            </w:tcMar>
+            <w:shd w:val="clear" w:color="auto" w:fill="EEF4F5"/>
+          </w:tcPr>
+          <w:p>
+            <w:pPr>
+              <w:spacing w:before="0" w:after="0" w:line="240" w:lineRule="auto"/>
+            </w:pPr>
+            <w:r/>
+            <w:hyperlink r:id="rId49">
+              <w:r>
+                <w:rPr>
+                  <w:rFonts w:ascii="Carlito" w:hAnsi="Carlito"/>
+                  <w:color w:val="0563C1"/>
+                  <w:u w:val="single"/>
+                  <w:sz w:val="18"/>
+                  <w:szCs w:val="18"/>
+                </w:rPr>
+                <w:t>CHF 3,150 for Original Research (A-type article)</w:t>
+              </w:r>
+            </w:hyperlink>
+          </w:p>
+        </w:tc>
+      </w:tr>
+    </w:tbl>
+    <w:p>
+      <w:r>
+        <w:rPr>
+          <w:b/>
+        </w:rPr>
+        <w:t xml:space="preserve">How to read the times. </w:t>
+      </w:r>
+      <w:r>
+        <w:t>These figures are not perfectly comparable. A “first decision” may be a desk rejection, a revision request after peer review, or another editorial outcome; a very short median therefore does not mean that external peer review will finish that quickly. Where a publisher does not report a journal-specific figure, the table says so rather than substituting time to acceptance.</w:t>
+      </w:r>
+    </w:p>
+    <w:p>
+      <w:r>
+        <w:rPr>
+          <w:b/>
+        </w:rPr>
+        <w:t xml:space="preserve">What you may actually pay. </w:t>
+      </w:r>
+      <w:r>
+        <w:t xml:space="preserve">The listed amounts exclude taxes and reflect published list prices before waivers, society discounts, funder support, and institutional agreements. NYU is currently listed in Springer Nature’s BioMed Central agreement directory and in PLOS’s institutional-partner directory for PLOS ONE, so BMC Genomics, BMC Plant Biology, or PLOS ONE may cost you less—or potentially US$0—if the exact NYU Langone affiliation and article are approved. Confirm coverage in the submission/payment system; do not assume that NYU’s BMC listing covers Scientific Reports, which is a Nature Portfolio journal. </w:t>
+      </w:r>
+      <w:hyperlink r:id="rId50">
+        <w:r>
+          <w:rPr>
+            <w:rFonts w:ascii="Carlito" w:hAnsi="Carlito"/>
+            <w:color w:val="0563C1"/>
+            <w:u w:val="single"/>
+            <w:sz w:val="21"/>
+            <w:szCs w:val="21"/>
+          </w:rPr>
+          <w:t>Springer Nature agreement directory</w:t>
+        </w:r>
+      </w:hyperlink>
+      <w:r>
+        <w:t xml:space="preserve"> · </w:t>
+      </w:r>
+      <w:hyperlink r:id="rId51">
+        <w:r>
+          <w:rPr>
+            <w:rFonts w:ascii="Carlito" w:hAnsi="Carlito"/>
+            <w:color w:val="0563C1"/>
+            <w:u w:val="single"/>
+            <w:sz w:val="21"/>
+            <w:szCs w:val="21"/>
+          </w:rPr>
+          <w:t>PLOS institutional partners</w:t>
+        </w:r>
+      </w:hyperlink>
+    </w:p>
+    <w:p>
+      <w:r>
+        <w:rPr>
+          <w:b/>
+        </w:rPr>
+        <w:t xml:space="preserve">PhytoFrontiers length sensitivity. </w:t>
+      </w:r>
+      <w:r>
+        <w:t>Its charge is page-based. For scale only, if APS typesets the article at the current manuscript’s 27-page length, the fee would be about US$4,710 for an APS member or US$5,903 for a nonmember, plus US$80 per supplementary file. The actual published page count may differ substantially from the manuscript PDF.</w:t>
+      </w:r>
+    </w:p>
+    <w:p>
+      <w:pPr>
+        <w:pStyle w:val="Heading2"/>
+      </w:pPr>
+      <w:r>
+        <w:t>Priority ranking for fastest low-risk publication</w:t>
+      </w:r>
+    </w:p>
+    <w:p>
+      <w:r>
+        <w:rPr>
+          <w:b/>
+        </w:rPr>
+        <w:t xml:space="preserve">Recommended submission order. </w:t>
+      </w:r>
+      <w:r>
+        <w:t>This is a publication-probability ranking, not a prestige or price ranking. It weights scope fit, soundness-based review, and low risk of additional experiments more heavily than raw first-decision speed; turnaround breaks close calls.</w:t>
+      </w:r>
+    </w:p>
+    <w:tbl>
+      <w:tblPr>
+        <w:tblStyle w:val="LightShading-Accent1"/>
+        <w:tblW w:type="dxa" w:w="9994"/>
+        <w:jc w:val="center"/>
+        <w:tblLayout w:type="fixed"/>
+        <w:tblLook w:firstColumn="1" w:firstRow="1" w:lastColumn="0" w:lastRow="0" w:noHBand="0" w:noVBand="1" w:val="04A0"/>
+        <w:tblBorders>
+          <w:top w:val="single" w:sz="4" w:space="0" w:color="C9DADD"/>
+          <w:left w:val="single" w:sz="4" w:space="0" w:color="C9DADD"/>
+          <w:bottom w:val="single" w:sz="4" w:space="0" w:color="C9DADD"/>
+          <w:right w:val="single" w:sz="4" w:space="0" w:color="C9DADD"/>
+          <w:insideH w:val="single" w:sz="4" w:space="0" w:color="C9DADD"/>
+          <w:insideV w:val="single" w:sz="4" w:space="0" w:color="C9DADD"/>
+        </w:tblBorders>
+      </w:tblPr>
+      <w:tblGrid>
+        <w:gridCol w:w="749"/>
+        <w:gridCol w:w="2506"/>
+        <w:gridCol w:w="6739"/>
+      </w:tblGrid>
+      <w:tr>
+        <w:trPr>
+          <w:tblHeader w:val="true"/>
+        </w:trPr>
+        <w:tc>
+          <w:tcPr>
+            <w:tcW w:type="dxa" w:w="749"/>
+            <w:vAlign w:val="center"/>
+            <w:shd w:val="clear" w:color="auto" w:fill="1F6D7A"/>
+            <w:tcMar>
+              <w:top w:w="65" w:type="dxa"/>
+              <w:start w:w="80" w:type="dxa"/>
+              <w:bottom w:w="65" w:type="dxa"/>
+              <w:end w:w="80" w:type="dxa"/>
+            </w:tcMar>
+          </w:tcPr>
+          <w:p>
+            <w:pPr>
+              <w:spacing w:before="0" w:after="0" w:line="240" w:lineRule="auto"/>
+            </w:pPr>
+            <w:r>
+              <w:rPr>
+                <w:rFonts w:ascii="Carlito" w:hAnsi="Carlito"/>
+                <w:b/>
+                <w:color w:val="FFFFFF"/>
+                <w:sz w:val="18"/>
+              </w:rPr>
+              <w:t>Rank</w:t>
+            </w:r>
+          </w:p>
+        </w:tc>
+        <w:tc>
+          <w:tcPr>
+            <w:tcW w:type="dxa" w:w="2506"/>
+            <w:vAlign w:val="center"/>
+            <w:shd w:val="clear" w:color="auto" w:fill="1F6D7A"/>
+            <w:tcMar>
+              <w:top w:w="65" w:type="dxa"/>
+              <w:start w:w="80" w:type="dxa"/>
+              <w:bottom w:w="65" w:type="dxa"/>
+              <w:end w:w="80" w:type="dxa"/>
+            </w:tcMar>
+          </w:tcPr>
+          <w:p>
+            <w:pPr>
+              <w:spacing w:before="0" w:after="0" w:line="240" w:lineRule="auto"/>
+            </w:pPr>
+            <w:r>
+              <w:rPr>
+                <w:rFonts w:ascii="Carlito" w:hAnsi="Carlito"/>
+                <w:b/>
+                <w:color w:val="FFFFFF"/>
+                <w:sz w:val="18"/>
+              </w:rPr>
+              <w:t>Journal</w:t>
+            </w:r>
+          </w:p>
+        </w:tc>
+        <w:tc>
+          <w:tcPr>
+            <w:tcW w:type="dxa" w:w="6739"/>
+            <w:vAlign w:val="center"/>
+            <w:shd w:val="clear" w:color="auto" w:fill="1F6D7A"/>
+            <w:tcMar>
+              <w:top w:w="65" w:type="dxa"/>
+              <w:start w:w="80" w:type="dxa"/>
+              <w:bottom w:w="65" w:type="dxa"/>
+              <w:end w:w="80" w:type="dxa"/>
+            </w:tcMar>
+          </w:tcPr>
+          <w:p>
+            <w:pPr>
+              <w:spacing w:before="0" w:after="0" w:line="240" w:lineRule="auto"/>
+            </w:pPr>
+            <w:r>
+              <w:rPr>
+                <w:rFonts w:ascii="Carlito" w:hAnsi="Carlito"/>
+                <w:b/>
+                <w:color w:val="FFFFFF"/>
+                <w:sz w:val="18"/>
+              </w:rPr>
+              <w:t>Why it falls here</w:t>
+            </w:r>
+          </w:p>
+        </w:tc>
+      </w:tr>
+      <w:tr>
+        <w:tc>
+          <w:tcPr>
+            <w:tcW w:type="dxa" w:w="749"/>
+            <w:vAlign w:val="center"/>
+            <w:shd w:val="clear" w:color="auto" w:fill="FFFFFF"/>
+            <w:tcMar>
+              <w:top w:w="65" w:type="dxa"/>
+              <w:start w:w="80" w:type="dxa"/>
+              <w:bottom w:w="65" w:type="dxa"/>
+              <w:end w:w="80" w:type="dxa"/>
+            </w:tcMar>
+          </w:tcPr>
+          <w:p>
+            <w:pPr>
+              <w:spacing w:before="0" w:after="0" w:line="240" w:lineRule="auto"/>
+            </w:pPr>
+            <w:r>
+              <w:rPr>
+                <w:rFonts w:ascii="Carlito" w:hAnsi="Carlito"/>
+                <w:b/>
+                <w:sz w:val="18"/>
+              </w:rPr>
+              <w:t>1</w:t>
+            </w:r>
+          </w:p>
+        </w:tc>
+        <w:tc>
+          <w:tcPr>
+            <w:tcW w:type="dxa" w:w="2506"/>
+            <w:vAlign w:val="center"/>
+            <w:shd w:val="clear" w:color="auto" w:fill="FFFFFF"/>
+            <w:tcMar>
+              <w:top w:w="65" w:type="dxa"/>
+              <w:start w:w="80" w:type="dxa"/>
+              <w:bottom w:w="65" w:type="dxa"/>
+              <w:end w:w="80" w:type="dxa"/>
+            </w:tcMar>
+          </w:tcPr>
+          <w:p>
+            <w:pPr>
+              <w:spacing w:before="0" w:after="0" w:line="240" w:lineRule="auto"/>
+            </w:pPr>
+            <w:r>
+              <w:rPr>
+                <w:rFonts w:ascii="Carlito" w:hAnsi="Carlito"/>
+                <w:b/>
+                <w:sz w:val="18"/>
+              </w:rPr>
+              <w:t>Plant Direct</w:t>
+            </w:r>
+          </w:p>
+        </w:tc>
+        <w:tc>
+          <w:tcPr>
+            <w:tcW w:type="dxa" w:w="6739"/>
+            <w:vAlign w:val="center"/>
+            <w:shd w:val="clear" w:color="auto" w:fill="FFFFFF"/>
+            <w:tcMar>
+              <w:top w:w="65" w:type="dxa"/>
+              <w:start w:w="80" w:type="dxa"/>
+              <w:bottom w:w="65" w:type="dxa"/>
+              <w:end w:w="80" w:type="dxa"/>
+            </w:tcMar>
+          </w:tcPr>
+          <w:p>
+            <w:pPr>
+              <w:spacing w:before="0" w:after="0" w:line="240" w:lineRule="auto"/>
+            </w:pPr>
+            <w:r>
+              <w:rPr>
+                <w:rFonts w:ascii="Carlito" w:hAnsi="Carlito"/>
+                <w:sz w:val="18"/>
+              </w:rPr>
+              <w:t>Best overall balance: exact plant-science fit, sound-science editorial model, low experimental-request risk, and a 31-day median first decision.</w:t>
+            </w:r>
+          </w:p>
+        </w:tc>
+      </w:tr>
+      <w:tr>
+        <w:tc>
+          <w:tcPr>
+            <w:tcW w:type="dxa" w:w="749"/>
+            <w:vAlign w:val="center"/>
+            <w:shd w:val="clear" w:color="auto" w:fill="EEF4F5"/>
+            <w:tcMar>
+              <w:top w:w="65" w:type="dxa"/>
+              <w:start w:w="80" w:type="dxa"/>
+              <w:bottom w:w="65" w:type="dxa"/>
+              <w:end w:w="80" w:type="dxa"/>
+            </w:tcMar>
+          </w:tcPr>
+          <w:p>
+            <w:pPr>
+              <w:spacing w:before="0" w:after="0" w:line="240" w:lineRule="auto"/>
+            </w:pPr>
+            <w:r>
+              <w:rPr>
+                <w:rFonts w:ascii="Carlito" w:hAnsi="Carlito"/>
+                <w:b/>
+                <w:sz w:val="18"/>
+              </w:rPr>
+              <w:t>2</w:t>
+            </w:r>
+          </w:p>
+        </w:tc>
+        <w:tc>
+          <w:tcPr>
+            <w:tcW w:type="dxa" w:w="2506"/>
+            <w:vAlign w:val="center"/>
+            <w:shd w:val="clear" w:color="auto" w:fill="EEF4F5"/>
+            <w:tcMar>
+              <w:top w:w="65" w:type="dxa"/>
+              <w:start w:w="80" w:type="dxa"/>
+              <w:bottom w:w="65" w:type="dxa"/>
+              <w:end w:w="80" w:type="dxa"/>
+            </w:tcMar>
+          </w:tcPr>
+          <w:p>
+            <w:pPr>
+              <w:spacing w:before="0" w:after="0" w:line="240" w:lineRule="auto"/>
+            </w:pPr>
+            <w:r>
+              <w:rPr>
+                <w:rFonts w:ascii="Carlito" w:hAnsi="Carlito"/>
+                <w:b/>
+                <w:sz w:val="18"/>
+              </w:rPr>
+              <w:t>Royal Society Open Science</w:t>
+            </w:r>
+          </w:p>
+        </w:tc>
+        <w:tc>
+          <w:tcPr>
+            <w:tcW w:type="dxa" w:w="6739"/>
+            <w:vAlign w:val="center"/>
+            <w:shd w:val="clear" w:color="auto" w:fill="EEF4F5"/>
+            <w:tcMar>
+              <w:top w:w="65" w:type="dxa"/>
+              <w:start w:w="80" w:type="dxa"/>
+              <w:bottom w:w="65" w:type="dxa"/>
+              <w:end w:w="80" w:type="dxa"/>
+            </w:tcMar>
+          </w:tcPr>
+          <w:p>
+            <w:pPr>
+              <w:spacing w:before="0" w:after="0" w:line="240" w:lineRule="auto"/>
+            </w:pPr>
+            <w:r>
+              <w:rPr>
+                <w:rFonts w:ascii="Carlito" w:hAnsi="Carlito"/>
+                <w:sz w:val="18"/>
+              </w:rPr>
+              <w:t>Low experimental-request risk and a 19-day median first decision. Broad scope makes it the fastest strong fallback after Plant Direct.</w:t>
+            </w:r>
+          </w:p>
+        </w:tc>
+      </w:tr>
+      <w:tr>
+        <w:tc>
+          <w:tcPr>
+            <w:tcW w:type="dxa" w:w="749"/>
+            <w:vAlign w:val="center"/>
+            <w:shd w:val="clear" w:color="auto" w:fill="FFFFFF"/>
+            <w:tcMar>
+              <w:top w:w="65" w:type="dxa"/>
+              <w:start w:w="80" w:type="dxa"/>
+              <w:bottom w:w="65" w:type="dxa"/>
+              <w:end w:w="80" w:type="dxa"/>
+            </w:tcMar>
+          </w:tcPr>
+          <w:p>
+            <w:pPr>
+              <w:spacing w:before="0" w:after="0" w:line="240" w:lineRule="auto"/>
+            </w:pPr>
+            <w:r>
+              <w:rPr>
+                <w:rFonts w:ascii="Carlito" w:hAnsi="Carlito"/>
+                <w:b/>
+                <w:sz w:val="18"/>
+              </w:rPr>
+              <w:t>3</w:t>
+            </w:r>
+          </w:p>
+        </w:tc>
+        <w:tc>
+          <w:tcPr>
+            <w:tcW w:type="dxa" w:w="2506"/>
+            <w:vAlign w:val="center"/>
+            <w:shd w:val="clear" w:color="auto" w:fill="FFFFFF"/>
+            <w:tcMar>
+              <w:top w:w="65" w:type="dxa"/>
+              <w:start w:w="80" w:type="dxa"/>
+              <w:bottom w:w="65" w:type="dxa"/>
+              <w:end w:w="80" w:type="dxa"/>
+            </w:tcMar>
+          </w:tcPr>
+          <w:p>
+            <w:pPr>
+              <w:spacing w:before="0" w:after="0" w:line="240" w:lineRule="auto"/>
+            </w:pPr>
+            <w:r>
+              <w:rPr>
+                <w:rFonts w:ascii="Carlito" w:hAnsi="Carlito"/>
+                <w:b/>
+                <w:sz w:val="18"/>
+              </w:rPr>
+              <w:t>PeerJ</w:t>
+            </w:r>
+          </w:p>
+        </w:tc>
+        <w:tc>
+          <w:tcPr>
+            <w:tcW w:type="dxa" w:w="6739"/>
+            <w:vAlign w:val="center"/>
+            <w:shd w:val="clear" w:color="auto" w:fill="FFFFFF"/>
+            <w:tcMar>
+              <w:top w:w="65" w:type="dxa"/>
+              <w:start w:w="80" w:type="dxa"/>
+              <w:bottom w:w="65" w:type="dxa"/>
+              <w:end w:w="80" w:type="dxa"/>
+            </w:tcMar>
+          </w:tcPr>
+          <w:p>
+            <w:pPr>
+              <w:spacing w:before="0" w:after="0" w:line="240" w:lineRule="auto"/>
+            </w:pPr>
+            <w:r>
+              <w:rPr>
+                <w:rFonts w:ascii="Carlito" w:hAnsi="Carlito"/>
+                <w:sz w:val="18"/>
+              </w:rPr>
+              <w:t>Soundness-oriented review, low experimental-request risk, and a 32-day first-decision figure. Strong probability-focused fallback.</w:t>
+            </w:r>
+          </w:p>
+        </w:tc>
+      </w:tr>
+      <w:tr>
+        <w:tc>
+          <w:tcPr>
+            <w:tcW w:type="dxa" w:w="749"/>
+            <w:vAlign w:val="center"/>
+            <w:shd w:val="clear" w:color="auto" w:fill="EEF4F5"/>
+            <w:tcMar>
+              <w:top w:w="65" w:type="dxa"/>
+              <w:start w:w="80" w:type="dxa"/>
+              <w:bottom w:w="65" w:type="dxa"/>
+              <w:end w:w="80" w:type="dxa"/>
+            </w:tcMar>
+          </w:tcPr>
+          <w:p>
+            <w:pPr>
+              <w:spacing w:before="0" w:after="0" w:line="240" w:lineRule="auto"/>
+            </w:pPr>
+            <w:r>
+              <w:rPr>
+                <w:rFonts w:ascii="Carlito" w:hAnsi="Carlito"/>
+                <w:b/>
+                <w:sz w:val="18"/>
+              </w:rPr>
+              <w:t>4</w:t>
+            </w:r>
+          </w:p>
+        </w:tc>
+        <w:tc>
+          <w:tcPr>
+            <w:tcW w:type="dxa" w:w="2506"/>
+            <w:vAlign w:val="center"/>
+            <w:shd w:val="clear" w:color="auto" w:fill="EEF4F5"/>
+            <w:tcMar>
+              <w:top w:w="65" w:type="dxa"/>
+              <w:start w:w="80" w:type="dxa"/>
+              <w:bottom w:w="65" w:type="dxa"/>
+              <w:end w:w="80" w:type="dxa"/>
+            </w:tcMar>
+          </w:tcPr>
+          <w:p>
+            <w:pPr>
+              <w:spacing w:before="0" w:after="0" w:line="240" w:lineRule="auto"/>
+            </w:pPr>
+            <w:r>
+              <w:rPr>
+                <w:rFonts w:ascii="Carlito" w:hAnsi="Carlito"/>
+                <w:b/>
+                <w:sz w:val="18"/>
+              </w:rPr>
+              <w:t>PhytoFrontiers</w:t>
+            </w:r>
+          </w:p>
+        </w:tc>
+        <w:tc>
+          <w:tcPr>
+            <w:tcW w:type="dxa" w:w="6739"/>
+            <w:vAlign w:val="center"/>
+            <w:shd w:val="clear" w:color="auto" w:fill="EEF4F5"/>
+            <w:tcMar>
+              <w:top w:w="65" w:type="dxa"/>
+              <w:start w:w="80" w:type="dxa"/>
+              <w:bottom w:w="65" w:type="dxa"/>
+              <w:end w:w="80" w:type="dxa"/>
+            </w:tcMar>
+          </w:tcPr>
+          <w:p>
+            <w:pPr>
+              <w:spacing w:before="0" w:after="0" w:line="240" w:lineRule="auto"/>
+            </w:pPr>
+            <w:r>
+              <w:rPr>
+                <w:rFonts w:ascii="Carlito" w:hAnsi="Carlito"/>
+                <w:sz w:val="18"/>
+              </w:rPr>
+              <w:t>Excellent plant-pathology fit and low experimental-request risk, including openness to negative results. Ranked below the top three because no journal-specific decision time is published.</w:t>
+            </w:r>
+          </w:p>
+        </w:tc>
+      </w:tr>
+      <w:tr>
+        <w:tc>
+          <w:tcPr>
+            <w:tcW w:type="dxa" w:w="749"/>
+            <w:vAlign w:val="center"/>
+            <w:shd w:val="clear" w:color="auto" w:fill="FFFFFF"/>
+            <w:tcMar>
+              <w:top w:w="65" w:type="dxa"/>
+              <w:start w:w="80" w:type="dxa"/>
+              <w:bottom w:w="65" w:type="dxa"/>
+              <w:end w:w="80" w:type="dxa"/>
+            </w:tcMar>
+          </w:tcPr>
+          <w:p>
+            <w:pPr>
+              <w:spacing w:before="0" w:after="0" w:line="240" w:lineRule="auto"/>
+            </w:pPr>
+            <w:r>
+              <w:rPr>
+                <w:rFonts w:ascii="Carlito" w:hAnsi="Carlito"/>
+                <w:b/>
+                <w:sz w:val="18"/>
+              </w:rPr>
+              <w:t>5</w:t>
+            </w:r>
+          </w:p>
+        </w:tc>
+        <w:tc>
+          <w:tcPr>
+            <w:tcW w:type="dxa" w:w="2506"/>
+            <w:vAlign w:val="center"/>
+            <w:shd w:val="clear" w:color="auto" w:fill="FFFFFF"/>
+            <w:tcMar>
+              <w:top w:w="65" w:type="dxa"/>
+              <w:start w:w="80" w:type="dxa"/>
+              <w:bottom w:w="65" w:type="dxa"/>
+              <w:end w:w="80" w:type="dxa"/>
+            </w:tcMar>
+          </w:tcPr>
+          <w:p>
+            <w:pPr>
+              <w:spacing w:before="0" w:after="0" w:line="240" w:lineRule="auto"/>
+            </w:pPr>
+            <w:r>
+              <w:rPr>
+                <w:rFonts w:ascii="Carlito" w:hAnsi="Carlito"/>
+                <w:b/>
+                <w:sz w:val="18"/>
+              </w:rPr>
+              <w:t>PLOS ONE</w:t>
+            </w:r>
+          </w:p>
+        </w:tc>
+        <w:tc>
+          <w:tcPr>
+            <w:tcW w:type="dxa" w:w="6739"/>
+            <w:vAlign w:val="center"/>
+            <w:shd w:val="clear" w:color="auto" w:fill="FFFFFF"/>
+            <w:tcMar>
+              <w:top w:w="65" w:type="dxa"/>
+              <w:start w:w="80" w:type="dxa"/>
+              <w:bottom w:w="65" w:type="dxa"/>
+              <w:end w:w="80" w:type="dxa"/>
+            </w:tcMar>
+          </w:tcPr>
+          <w:p>
+            <w:pPr>
+              <w:spacing w:before="0" w:after="0" w:line="240" w:lineRule="auto"/>
+            </w:pPr>
+            <w:r>
+              <w:rPr>
+                <w:rFonts w:ascii="Carlito" w:hAnsi="Carlito"/>
+                <w:sz w:val="18"/>
+              </w:rPr>
+              <w:t>Low novelty and scope risk, but the published median first-decision figure is 45 days and the latest journal timing table is from Jan–Jun 2023.</w:t>
+            </w:r>
+          </w:p>
+        </w:tc>
+      </w:tr>
+      <w:tr>
+        <w:tc>
+          <w:tcPr>
+            <w:tcW w:type="dxa" w:w="749"/>
+            <w:vAlign w:val="center"/>
+            <w:shd w:val="clear" w:color="auto" w:fill="EEF4F5"/>
+            <w:tcMar>
+              <w:top w:w="65" w:type="dxa"/>
+              <w:start w:w="80" w:type="dxa"/>
+              <w:bottom w:w="65" w:type="dxa"/>
+              <w:end w:w="80" w:type="dxa"/>
+            </w:tcMar>
+          </w:tcPr>
+          <w:p>
+            <w:pPr>
+              <w:spacing w:before="0" w:after="0" w:line="240" w:lineRule="auto"/>
+            </w:pPr>
+            <w:r>
+              <w:rPr>
+                <w:rFonts w:ascii="Carlito" w:hAnsi="Carlito"/>
+                <w:b/>
+                <w:sz w:val="18"/>
+              </w:rPr>
+              <w:t>6</w:t>
+            </w:r>
+          </w:p>
+        </w:tc>
+        <w:tc>
+          <w:tcPr>
+            <w:tcW w:type="dxa" w:w="2506"/>
+            <w:vAlign w:val="center"/>
+            <w:shd w:val="clear" w:color="auto" w:fill="EEF4F5"/>
+            <w:tcMar>
+              <w:top w:w="65" w:type="dxa"/>
+              <w:start w:w="80" w:type="dxa"/>
+              <w:bottom w:w="65" w:type="dxa"/>
+              <w:end w:w="80" w:type="dxa"/>
+            </w:tcMar>
+          </w:tcPr>
+          <w:p>
+            <w:pPr>
+              <w:spacing w:before="0" w:after="0" w:line="240" w:lineRule="auto"/>
+            </w:pPr>
+            <w:r>
+              <w:rPr>
+                <w:rFonts w:ascii="Carlito" w:hAnsi="Carlito"/>
+                <w:b/>
+                <w:sz w:val="18"/>
+              </w:rPr>
+              <w:t>BMC Genomics</w:t>
+            </w:r>
+          </w:p>
+        </w:tc>
+        <w:tc>
+          <w:tcPr>
+            <w:tcW w:type="dxa" w:w="6739"/>
+            <w:vAlign w:val="center"/>
+            <w:shd w:val="clear" w:color="auto" w:fill="EEF4F5"/>
+            <w:tcMar>
+              <w:top w:w="65" w:type="dxa"/>
+              <w:start w:w="80" w:type="dxa"/>
+              <w:bottom w:w="65" w:type="dxa"/>
+              <w:end w:w="80" w:type="dxa"/>
+            </w:tcMar>
+          </w:tcPr>
+          <w:p>
+            <w:pPr>
+              <w:spacing w:before="0" w:after="0" w:line="240" w:lineRule="auto"/>
+            </w:pPr>
+            <w:r>
+              <w:rPr>
+                <w:rFonts w:ascii="Carlito" w:hAnsi="Carlito"/>
+                <w:sz w:val="18"/>
+              </w:rPr>
+              <w:t>Very fast 4-day median first decision and a relevant collection, but greater risk of desk rejection or demands for a broader genomic contribution. The headline metric includes rapid editorial outcomes.</w:t>
+            </w:r>
+          </w:p>
+        </w:tc>
+      </w:tr>
+      <w:tr>
+        <w:tc>
+          <w:tcPr>
+            <w:tcW w:type="dxa" w:w="749"/>
+            <w:vAlign w:val="center"/>
+            <w:shd w:val="clear" w:color="auto" w:fill="FFFFFF"/>
+            <w:tcMar>
+              <w:top w:w="65" w:type="dxa"/>
+              <w:start w:w="80" w:type="dxa"/>
+              <w:bottom w:w="65" w:type="dxa"/>
+              <w:end w:w="80" w:type="dxa"/>
+            </w:tcMar>
+          </w:tcPr>
+          <w:p>
+            <w:pPr>
+              <w:spacing w:before="0" w:after="0" w:line="240" w:lineRule="auto"/>
+            </w:pPr>
+            <w:r>
+              <w:rPr>
+                <w:rFonts w:ascii="Carlito" w:hAnsi="Carlito"/>
+                <w:b/>
+                <w:sz w:val="18"/>
+              </w:rPr>
+              <w:t>7</w:t>
+            </w:r>
+          </w:p>
+        </w:tc>
+        <w:tc>
+          <w:tcPr>
+            <w:tcW w:type="dxa" w:w="2506"/>
+            <w:vAlign w:val="center"/>
+            <w:shd w:val="clear" w:color="auto" w:fill="FFFFFF"/>
+            <w:tcMar>
+              <w:top w:w="65" w:type="dxa"/>
+              <w:start w:w="80" w:type="dxa"/>
+              <w:bottom w:w="65" w:type="dxa"/>
+              <w:end w:w="80" w:type="dxa"/>
+            </w:tcMar>
+          </w:tcPr>
+          <w:p>
+            <w:pPr>
+              <w:spacing w:before="0" w:after="0" w:line="240" w:lineRule="auto"/>
+            </w:pPr>
+            <w:r>
+              <w:rPr>
+                <w:rFonts w:ascii="Carlito" w:hAnsi="Carlito"/>
+                <w:b/>
+                <w:sz w:val="18"/>
+              </w:rPr>
+              <w:t>BMC Plant Biology</w:t>
+            </w:r>
+          </w:p>
+        </w:tc>
+        <w:tc>
+          <w:tcPr>
+            <w:tcW w:type="dxa" w:w="6739"/>
+            <w:vAlign w:val="center"/>
+            <w:shd w:val="clear" w:color="auto" w:fill="FFFFFF"/>
+            <w:tcMar>
+              <w:top w:w="65" w:type="dxa"/>
+              <w:start w:w="80" w:type="dxa"/>
+              <w:bottom w:w="65" w:type="dxa"/>
+              <w:end w:w="80" w:type="dxa"/>
+            </w:tcMar>
+          </w:tcPr>
+          <w:p>
+            <w:pPr>
+              <w:spacing w:before="0" w:after="0" w:line="240" w:lineRule="auto"/>
+            </w:pPr>
+            <w:r>
+              <w:rPr>
+                <w:rFonts w:ascii="Carlito" w:hAnsi="Carlito"/>
+                <w:sz w:val="18"/>
+              </w:rPr>
+              <w:t>An 11-day median first decision, but moderate risk of requests for mechanistic or experimental support makes successful publication less predictable.</w:t>
+            </w:r>
+          </w:p>
+        </w:tc>
+      </w:tr>
+      <w:tr>
+        <w:tc>
+          <w:tcPr>
+            <w:tcW w:type="dxa" w:w="749"/>
+            <w:vAlign w:val="center"/>
+            <w:shd w:val="clear" w:color="auto" w:fill="EEF4F5"/>
+            <w:tcMar>
+              <w:top w:w="65" w:type="dxa"/>
+              <w:start w:w="80" w:type="dxa"/>
+              <w:bottom w:w="65" w:type="dxa"/>
+              <w:end w:w="80" w:type="dxa"/>
+            </w:tcMar>
+          </w:tcPr>
+          <w:p>
+            <w:pPr>
+              <w:spacing w:before="0" w:after="0" w:line="240" w:lineRule="auto"/>
+            </w:pPr>
+            <w:r>
+              <w:rPr>
+                <w:rFonts w:ascii="Carlito" w:hAnsi="Carlito"/>
+                <w:b/>
+                <w:sz w:val="18"/>
+              </w:rPr>
+              <w:t>8</w:t>
+            </w:r>
+          </w:p>
+        </w:tc>
+        <w:tc>
+          <w:tcPr>
+            <w:tcW w:type="dxa" w:w="2506"/>
+            <w:vAlign w:val="center"/>
+            <w:shd w:val="clear" w:color="auto" w:fill="EEF4F5"/>
+            <w:tcMar>
+              <w:top w:w="65" w:type="dxa"/>
+              <w:start w:w="80" w:type="dxa"/>
+              <w:bottom w:w="65" w:type="dxa"/>
+              <w:end w:w="80" w:type="dxa"/>
+            </w:tcMar>
+          </w:tcPr>
+          <w:p>
+            <w:pPr>
+              <w:spacing w:before="0" w:after="0" w:line="240" w:lineRule="auto"/>
+            </w:pPr>
+            <w:r>
+              <w:rPr>
+                <w:rFonts w:ascii="Carlito" w:hAnsi="Carlito"/>
+                <w:b/>
+                <w:sz w:val="18"/>
+              </w:rPr>
+              <w:t>G3: Genes|Genomes|Genetics</w:t>
+            </w:r>
+          </w:p>
+        </w:tc>
+        <w:tc>
+          <w:tcPr>
+            <w:tcW w:type="dxa" w:w="6739"/>
+            <w:vAlign w:val="center"/>
+            <w:shd w:val="clear" w:color="auto" w:fill="EEF4F5"/>
+            <w:tcMar>
+              <w:top w:w="65" w:type="dxa"/>
+              <w:start w:w="80" w:type="dxa"/>
+              <w:bottom w:w="65" w:type="dxa"/>
+              <w:end w:w="80" w:type="dxa"/>
+            </w:tcMar>
+          </w:tcPr>
+          <w:p>
+            <w:pPr>
+              <w:spacing w:before="0" w:after="0" w:line="240" w:lineRule="auto"/>
+            </w:pPr>
+            <w:r>
+              <w:rPr>
+                <w:rFonts w:ascii="Carlito" w:hAnsi="Carlito"/>
+                <w:sz w:val="18"/>
+              </w:rPr>
+              <w:t>About a 6-week initial-decision target and moderate risk that reviewers will expect a stronger genetics contribution or additional support.</w:t>
+            </w:r>
+          </w:p>
+        </w:tc>
+      </w:tr>
+      <w:tr>
+        <w:tc>
+          <w:tcPr>
+            <w:tcW w:type="dxa" w:w="749"/>
+            <w:vAlign w:val="center"/>
+            <w:shd w:val="clear" w:color="auto" w:fill="FFFFFF"/>
+            <w:tcMar>
+              <w:top w:w="65" w:type="dxa"/>
+              <w:start w:w="80" w:type="dxa"/>
+              <w:bottom w:w="65" w:type="dxa"/>
+              <w:end w:w="80" w:type="dxa"/>
+            </w:tcMar>
+          </w:tcPr>
+          <w:p>
+            <w:pPr>
+              <w:spacing w:before="0" w:after="0" w:line="240" w:lineRule="auto"/>
+            </w:pPr>
+            <w:r>
+              <w:rPr>
+                <w:rFonts w:ascii="Carlito" w:hAnsi="Carlito"/>
+                <w:b/>
+                <w:sz w:val="18"/>
+              </w:rPr>
+              <w:t>9</w:t>
+            </w:r>
+          </w:p>
+        </w:tc>
+        <w:tc>
+          <w:tcPr>
+            <w:tcW w:type="dxa" w:w="2506"/>
+            <w:vAlign w:val="center"/>
+            <w:shd w:val="clear" w:color="auto" w:fill="FFFFFF"/>
+            <w:tcMar>
+              <w:top w:w="65" w:type="dxa"/>
+              <w:start w:w="80" w:type="dxa"/>
+              <w:bottom w:w="65" w:type="dxa"/>
+              <w:end w:w="80" w:type="dxa"/>
+            </w:tcMar>
+          </w:tcPr>
+          <w:p>
+            <w:pPr>
+              <w:spacing w:before="0" w:after="0" w:line="240" w:lineRule="auto"/>
+            </w:pPr>
+            <w:r>
+              <w:rPr>
+                <w:rFonts w:ascii="Carlito" w:hAnsi="Carlito"/>
+                <w:b/>
+                <w:sz w:val="18"/>
+              </w:rPr>
+              <w:t>Scientific Reports</w:t>
+            </w:r>
+          </w:p>
+        </w:tc>
+        <w:tc>
+          <w:tcPr>
+            <w:tcW w:type="dxa" w:w="6739"/>
+            <w:vAlign w:val="center"/>
+            <w:shd w:val="clear" w:color="auto" w:fill="FFFFFF"/>
+            <w:tcMar>
+              <w:top w:w="65" w:type="dxa"/>
+              <w:start w:w="80" w:type="dxa"/>
+              <w:bottom w:w="65" w:type="dxa"/>
+              <w:end w:w="80" w:type="dxa"/>
+            </w:tcMar>
+          </w:tcPr>
+          <w:p>
+            <w:pPr>
+              <w:spacing w:before="0" w:after="0" w:line="240" w:lineRule="auto"/>
+            </w:pPr>
+            <w:r>
+              <w:rPr>
+                <w:rFonts w:ascii="Carlito" w:hAnsi="Carlito"/>
+                <w:sz w:val="18"/>
+              </w:rPr>
+              <w:t>A 45-day first-decision aim, with moderate editorial and reviewer risk for a secondary computational analysis.</w:t>
+            </w:r>
+          </w:p>
+        </w:tc>
+      </w:tr>
+      <w:tr>
+        <w:tc>
+          <w:tcPr>
+            <w:tcW w:type="dxa" w:w="749"/>
+            <w:vAlign w:val="center"/>
+            <w:shd w:val="clear" w:color="auto" w:fill="EEF4F5"/>
+            <w:tcMar>
+              <w:top w:w="65" w:type="dxa"/>
+              <w:start w:w="80" w:type="dxa"/>
+              <w:bottom w:w="65" w:type="dxa"/>
+              <w:end w:w="80" w:type="dxa"/>
+            </w:tcMar>
+          </w:tcPr>
+          <w:p>
+            <w:pPr>
+              <w:spacing w:before="0" w:after="0" w:line="240" w:lineRule="auto"/>
+            </w:pPr>
+            <w:r>
+              <w:rPr>
+                <w:rFonts w:ascii="Carlito" w:hAnsi="Carlito"/>
+                <w:b/>
+                <w:sz w:val="18"/>
+              </w:rPr>
+              <w:t>10</w:t>
+            </w:r>
+          </w:p>
+        </w:tc>
+        <w:tc>
+          <w:tcPr>
+            <w:tcW w:type="dxa" w:w="2506"/>
+            <w:vAlign w:val="center"/>
+            <w:shd w:val="clear" w:color="auto" w:fill="EEF4F5"/>
+            <w:tcMar>
+              <w:top w:w="65" w:type="dxa"/>
+              <w:start w:w="80" w:type="dxa"/>
+              <w:bottom w:w="65" w:type="dxa"/>
+              <w:end w:w="80" w:type="dxa"/>
+            </w:tcMar>
+          </w:tcPr>
+          <w:p>
+            <w:pPr>
+              <w:spacing w:before="0" w:after="0" w:line="240" w:lineRule="auto"/>
+            </w:pPr>
+            <w:r>
+              <w:rPr>
+                <w:rFonts w:ascii="Carlito" w:hAnsi="Carlito"/>
+                <w:b/>
+                <w:sz w:val="18"/>
+              </w:rPr>
+              <w:t>Frontiers in Plant Science</w:t>
+            </w:r>
+          </w:p>
+        </w:tc>
+        <w:tc>
+          <w:tcPr>
+            <w:tcW w:type="dxa" w:w="6739"/>
+            <w:vAlign w:val="center"/>
+            <w:shd w:val="clear" w:color="auto" w:fill="EEF4F5"/>
+            <w:tcMar>
+              <w:top w:w="65" w:type="dxa"/>
+              <w:start w:w="80" w:type="dxa"/>
+              <w:bottom w:w="65" w:type="dxa"/>
+              <w:end w:w="80" w:type="dxa"/>
+            </w:tcMar>
+          </w:tcPr>
+          <w:p>
+            <w:pPr>
+              <w:spacing w:before="0" w:after="0" w:line="240" w:lineRule="auto"/>
+            </w:pPr>
+            <w:r>
+              <w:rPr>
+                <w:rFonts w:ascii="Carlito" w:hAnsi="Carlito"/>
+                <w:sz w:val="18"/>
+              </w:rPr>
+              <w:t>No journal-specific first-decision time is published, and the estimated risk of additional mechanistic or wet-lab requests is medium to high.</w:t>
+            </w:r>
+          </w:p>
+        </w:tc>
+      </w:tr>
+    </w:tbl>
+    <w:p>
+      <w:r>
+        <w:rPr>
+          <w:b/>
+        </w:rPr>
+        <w:t xml:space="preserve">Bottom line. </w:t>
+      </w:r>
+      <w:r>
+        <w:t>Submit to Plant Direct now. If it declines the paper, move immediately to Royal Society Open Science and then PeerJ. Keep PhytoFrontiers ahead of PLOS ONE if specialist plant-pathology readership matters more than having a published timing metric.</w:t>
+      </w:r>
+    </w:p>
+    <w:p>
+      <w:r>
+        <w:rPr>
+          <w:b/>
+        </w:rPr>
+        <w:t xml:space="preserve">Optional four-day gamble. </w:t>
+      </w:r>
+      <w:r>
+        <w:t>If the BMC Genomics collection is still open and you are willing to accept a higher desk-rejection chance, you could try it before Plant Direct. A prompt desk rejection would cost little calendar time, but the 4-day median does not predict how long a manuscript sent for external review will take to reach acceptance.</w:t>
+      </w:r>
+    </w:p>
+    <w:p>
+      <w:pPr>
+        <w:pStyle w:val="Heading2"/>
         <w:keepNext/>
         <w:spacing w:before="180" w:after="60"/>
       </w:pPr>
       <w:r>
-        <w:rPr>
-          <w:rFonts w:ascii="Carlito" w:hAnsi="Carlito" w:eastAsia="Carlito"/>
-          <w:b/>
-          <w:color w:val="1F6D7A"/>
-          <w:sz w:val="26"/>
-        </w:rPr>
-        <w:t>1. Plant Direct</w:t>
-      </w:r>
-      <w:r>
-        <w:rPr>
-          <w:rFonts w:ascii="Carlito" w:hAnsi="Carlito" w:eastAsia="Carlito"/>
-          <w:b/>
-          <w:color w:val="1F6D7A"/>
-          <w:sz w:val="26"/>
-        </w:rPr>
-        <w:t xml:space="preserve"> - best overall fit</w:t>
+        <w:t>Plant Direct - best overall fit</w:t>
       </w:r>
     </w:p>
     <w:tbl>
@@ -730,22 +2750,7 @@
         <w:spacing w:before="180" w:after="60"/>
       </w:pPr>
       <w:r>
-        <w:rPr>
-          <w:rFonts w:ascii="Carlito" w:hAnsi="Carlito" w:eastAsia="Carlito"/>
-          <w:b/>
-          <w:color w:val="1F6D7A"/>
-          <w:sz w:val="26"/>
-        </w:rPr>
-        <w:t>2. BMC Genomics</w:t>
-      </w:r>
-      <w:r>
-        <w:rPr>
-          <w:rFonts w:ascii="Carlito" w:hAnsi="Carlito" w:eastAsia="Carlito"/>
-          <w:b/>
-          <w:color w:val="1F6D7A"/>
-          <w:sz w:val="26"/>
-        </w:rPr>
-        <w:t xml:space="preserve"> - "Genomics of plant pathogens" collection</w:t>
+        <w:t>BMC Genomics - "Genomics of plant pathogens" collection</w:t>
       </w:r>
     </w:p>
     <w:tbl>
@@ -1038,22 +3043,7 @@
         <w:spacing w:before="180" w:after="60"/>
       </w:pPr>
       <w:r>
-        <w:rPr>
-          <w:rFonts w:ascii="Carlito" w:hAnsi="Carlito" w:eastAsia="Carlito"/>
-          <w:b/>
-          <w:color w:val="1F6D7A"/>
-          <w:sz w:val="26"/>
-        </w:rPr>
-        <w:t>3. PhytoFrontiers</w:t>
-      </w:r>
-      <w:r>
-        <w:rPr>
-          <w:rFonts w:ascii="Carlito" w:hAnsi="Carlito" w:eastAsia="Carlito"/>
-          <w:b/>
-          <w:color w:val="1F6D7A"/>
-          <w:sz w:val="26"/>
-        </w:rPr>
-        <w:t xml:space="preserve"> - best specialist plant-pathology audience</w:t>
+        <w:t>PhytoFrontiers - best specialist plant-pathology audience</w:t>
       </w:r>
     </w:p>
     <w:tbl>
@@ -1324,13 +3314,7 @@
         <w:spacing w:before="180" w:after="60"/>
       </w:pPr>
       <w:r>
-        <w:rPr>
-          <w:rFonts w:ascii="Carlito" w:hAnsi="Carlito" w:eastAsia="Carlito"/>
-          <w:b/>
-          <w:color w:val="1F6D7A"/>
-          <w:sz w:val="26"/>
-        </w:rPr>
-        <w:t>4. BMC Plant Biology</w:t>
+        <w:t>BMC Plant Biology</w:t>
       </w:r>
     </w:p>
     <w:tbl>
@@ -1591,13 +3575,7 @@
         <w:spacing w:before="180" w:after="60"/>
       </w:pPr>
       <w:r>
-        <w:rPr>
-          <w:rFonts w:ascii="Carlito" w:hAnsi="Carlito" w:eastAsia="Carlito"/>
-          <w:b/>
-          <w:color w:val="1F6D7A"/>
-          <w:sz w:val="26"/>
-        </w:rPr>
-        <w:t>5. Royal Society Open Science</w:t>
+        <w:t>Royal Society Open Science</w:t>
       </w:r>
     </w:p>
     <w:tbl>
@@ -1830,13 +3808,7 @@
         <w:spacing w:before="180" w:after="60"/>
       </w:pPr>
       <w:r>
-        <w:rPr>
-          <w:rFonts w:ascii="Carlito" w:hAnsi="Carlito" w:eastAsia="Carlito"/>
-          <w:b/>
-          <w:color w:val="1F6D7A"/>
-          <w:sz w:val="26"/>
-        </w:rPr>
-        <w:t>6. PLOS ONE</w:t>
+        <w:t>PLOS ONE</w:t>
       </w:r>
     </w:p>
     <w:tbl>
@@ -2099,13 +4071,7 @@
         <w:spacing w:before="180" w:after="60"/>
       </w:pPr>
       <w:r>
-        <w:rPr>
-          <w:rFonts w:ascii="Carlito" w:hAnsi="Carlito" w:eastAsia="Carlito"/>
-          <w:b/>
-          <w:color w:val="1F6D7A"/>
-          <w:sz w:val="26"/>
-        </w:rPr>
-        <w:t>7. G3: Genes|Genomes|Genetics</w:t>
+        <w:t>G3: Genes|Genomes|Genetics</w:t>
       </w:r>
     </w:p>
     <w:tbl>
@@ -2338,13 +4304,7 @@
         <w:spacing w:before="180" w:after="60"/>
       </w:pPr>
       <w:r>
-        <w:rPr>
-          <w:rFonts w:ascii="Carlito" w:hAnsi="Carlito" w:eastAsia="Carlito"/>
-          <w:b/>
-          <w:color w:val="1F6D7A"/>
-          <w:sz w:val="26"/>
-        </w:rPr>
-        <w:t>8. PeerJ</w:t>
+        <w:t>PeerJ</w:t>
       </w:r>
     </w:p>
     <w:tbl>
@@ -2562,13 +4522,7 @@
         <w:spacing w:before="180" w:after="60"/>
       </w:pPr>
       <w:r>
-        <w:rPr>
-          <w:rFonts w:ascii="Carlito" w:hAnsi="Carlito" w:eastAsia="Carlito"/>
-          <w:b/>
-          <w:color w:val="1F6D7A"/>
-          <w:sz w:val="26"/>
-        </w:rPr>
-        <w:t>9. Scientific Reports</w:t>
+        <w:t>Scientific Reports</w:t>
       </w:r>
     </w:p>
     <w:tbl>
@@ -2844,22 +4798,7 @@
         <w:spacing w:before="180" w:after="60"/>
       </w:pPr>
       <w:r>
-        <w:rPr>
-          <w:rFonts w:ascii="Carlito" w:hAnsi="Carlito" w:eastAsia="Carlito"/>
-          <w:b/>
-          <w:color w:val="1F6D7A"/>
-          <w:sz w:val="26"/>
-        </w:rPr>
-        <w:t>10. Frontiers in Plant Science</w:t>
-      </w:r>
-      <w:r>
-        <w:rPr>
-          <w:rFonts w:ascii="Carlito" w:hAnsi="Carlito" w:eastAsia="Carlito"/>
-          <w:b/>
-          <w:color w:val="1F6D7A"/>
-          <w:sz w:val="26"/>
-        </w:rPr>
-        <w:t xml:space="preserve"> - Plant Bioinformatics section</w:t>
+        <w:t>Frontiers in Plant Science - Plant Bioinformatics section</w:t>
       </w:r>
     </w:p>
     <w:tbl>
@@ -3717,146 +5656,105 @@
       </w:r>
     </w:p>
     <w:p>
-      <w:pPr>
-        <w:keepNext w:val="0"/>
-        <w:spacing w:after="60" w:line="259" w:lineRule="auto"/>
-      </w:pPr>
+      <w:pPr/>
       <w:r>
-        <w:rPr>
-          <w:rFonts w:ascii="Carlito" w:hAnsi="Carlito" w:eastAsia="Carlito"/>
-          <w:color w:val="20252B"/>
-          <w:sz w:val="21"/>
-        </w:rPr>
-        <w:t>My preferred sequence would be:</w:t>
+        <w:t>For the fastest low-risk path, I would submit in this order:</w:t>
       </w:r>
     </w:p>
     <w:p>
       <w:pPr>
-        <w:spacing w:after="60" w:line="252" w:lineRule="auto"/>
-        <w:ind w:left="490" w:hanging="317"/>
+        <w:spacing w:after="20"/>
+        <w:ind w:left="288" w:hanging="288"/>
       </w:pPr>
       <w:r>
-        <w:rPr>
-          <w:rFonts w:ascii="Carlito" w:hAnsi="Carlito" w:eastAsia="Carlito"/>
-          <w:b/>
-          <w:color w:val="17365D"/>
-          <w:sz w:val="21"/>
-        </w:rPr>
-        <w:t xml:space="preserve">1.  </w:t>
-      </w:r>
-      <w:r>
-        <w:rPr>
-          <w:rFonts w:ascii="Carlito" w:hAnsi="Carlito" w:eastAsia="Carlito"/>
-          <w:color w:val="20252B"/>
-          <w:sz w:val="21"/>
-        </w:rPr>
-        <w:t>Plant Direct for the best overall balance of fit and acceptance realism.</w:t>
+        <w:t>1.  Plant Direct</w:t>
       </w:r>
     </w:p>
     <w:p>
       <w:pPr>
-        <w:spacing w:after="60" w:line="252" w:lineRule="auto"/>
-        <w:ind w:left="490" w:hanging="317"/>
+        <w:spacing w:after="20"/>
+        <w:ind w:left="288" w:hanging="288"/>
       </w:pPr>
       <w:r>
-        <w:rPr>
-          <w:rFonts w:ascii="Carlito" w:hAnsi="Carlito" w:eastAsia="Carlito"/>
-          <w:b/>
-          <w:color w:val="17365D"/>
-          <w:sz w:val="21"/>
-        </w:rPr>
-        <w:t xml:space="preserve">2.  </w:t>
-      </w:r>
-      <w:r>
-        <w:rPr>
-          <w:rFonts w:ascii="Carlito" w:hAnsi="Carlito" w:eastAsia="Carlito"/>
-          <w:color w:val="20252B"/>
-          <w:sz w:val="21"/>
-        </w:rPr>
-        <w:t>PhytoFrontiers if Plant Direct declines it.</w:t>
+        <w:t>2.  Royal Society Open Science</w:t>
       </w:r>
     </w:p>
     <w:p>
       <w:pPr>
-        <w:spacing w:after="60" w:line="252" w:lineRule="auto"/>
-        <w:ind w:left="490" w:hanging="317"/>
+        <w:spacing w:after="20"/>
+        <w:ind w:left="288" w:hanging="288"/>
       </w:pPr>
       <w:r>
-        <w:rPr>
-          <w:rFonts w:ascii="Carlito" w:hAnsi="Carlito" w:eastAsia="Carlito"/>
-          <w:b/>
-          <w:color w:val="17365D"/>
-          <w:sz w:val="21"/>
-        </w:rPr>
-        <w:t xml:space="preserve">3.  </w:t>
-      </w:r>
-      <w:r>
-        <w:rPr>
-          <w:rFonts w:ascii="Carlito" w:hAnsi="Carlito" w:eastAsia="Carlito"/>
-          <w:color w:val="20252B"/>
-          <w:sz w:val="21"/>
-        </w:rPr>
-        <w:t>BMC Plant Biology.</w:t>
+        <w:t>3.  PeerJ</w:t>
       </w:r>
     </w:p>
     <w:p>
       <w:pPr>
-        <w:spacing w:after="60" w:line="252" w:lineRule="auto"/>
-        <w:ind w:left="490" w:hanging="317"/>
+        <w:spacing w:after="20"/>
+        <w:ind w:left="288" w:hanging="288"/>
       </w:pPr>
       <w:r>
-        <w:rPr>
-          <w:rFonts w:ascii="Carlito" w:hAnsi="Carlito" w:eastAsia="Carlito"/>
-          <w:b/>
-          <w:color w:val="17365D"/>
-          <w:sz w:val="21"/>
-        </w:rPr>
-        <w:t xml:space="preserve">4.  </w:t>
-      </w:r>
-      <w:r>
-        <w:rPr>
-          <w:rFonts w:ascii="Carlito" w:hAnsi="Carlito" w:eastAsia="Carlito"/>
-          <w:color w:val="20252B"/>
-          <w:sz w:val="21"/>
-        </w:rPr>
-        <w:t>Royal Society Open Science or PLOS ONE.</w:t>
+        <w:t>4.  PhytoFrontiers</w:t>
       </w:r>
     </w:p>
     <w:p>
       <w:pPr>
-        <w:spacing w:after="60" w:line="252" w:lineRule="auto"/>
-        <w:ind w:left="490" w:hanging="317"/>
+        <w:spacing w:after="20"/>
+        <w:ind w:left="288" w:hanging="288"/>
       </w:pPr>
       <w:r>
-        <w:rPr>
-          <w:rFonts w:ascii="Carlito" w:hAnsi="Carlito" w:eastAsia="Carlito"/>
-          <w:b/>
-          <w:color w:val="17365D"/>
-          <w:sz w:val="21"/>
-        </w:rPr>
-        <w:t xml:space="preserve">5.  </w:t>
-      </w:r>
-      <w:r>
-        <w:rPr>
-          <w:rFonts w:ascii="Carlito" w:hAnsi="Carlito" w:eastAsia="Carlito"/>
-          <w:color w:val="20252B"/>
-          <w:sz w:val="21"/>
-        </w:rPr>
-        <w:t>PeerJ as another soundness-oriented fallback.</w:t>
+        <w:t>5.  PLOS ONE</w:t>
       </w:r>
     </w:p>
     <w:p>
       <w:pPr>
-        <w:keepNext w:val="0"/>
-        <w:spacing w:after="140" w:line="259" w:lineRule="auto"/>
+        <w:spacing w:after="20"/>
+        <w:ind w:left="288" w:hanging="288"/>
       </w:pPr>
       <w:r>
-        <w:rPr>
-          <w:rFonts w:ascii="Carlito" w:hAnsi="Carlito" w:eastAsia="Carlito"/>
-          <w:color w:val="20252B"/>
-          <w:sz w:val="21"/>
-        </w:rPr>
-        <w:t>A more ambitious sequence would place the BMC Genomics "Genomics of plant pathogens" collection first, followed by Plant Direct. Because that collection closes December 14, 2026 and explicitly solicits host transcriptomic responses, it is worth one attempt before moving to the safer options.</w:t>
+        <w:t>6.  BMC Genomics</w:t>
+      </w:r>
+    </w:p>
+    <w:p>
+      <w:pPr>
+        <w:spacing w:after="20"/>
+        <w:ind w:left="288" w:hanging="288"/>
+      </w:pPr>
+      <w:r>
+        <w:t>7.  BMC Plant Biology</w:t>
+      </w:r>
+    </w:p>
+    <w:p>
+      <w:pPr>
+        <w:spacing w:after="20"/>
+        <w:ind w:left="288" w:hanging="288"/>
+      </w:pPr>
+      <w:r>
+        <w:t>8.  G3: Genes|Genomes|Genetics</w:t>
+      </w:r>
+    </w:p>
+    <w:p>
+      <w:pPr>
+        <w:spacing w:after="20"/>
+        <w:ind w:left="288" w:hanging="288"/>
+      </w:pPr>
+      <w:r>
+        <w:t>9.  Scientific Reports</w:t>
+      </w:r>
+    </w:p>
+    <w:p>
+      <w:pPr>
+        <w:spacing w:after="20"/>
+        <w:ind w:left="288" w:hanging="288"/>
+      </w:pPr>
+      <w:r>
+        <w:t>10.  Frontiers in Plant Science</w:t>
+      </w:r>
+    </w:p>
+    <w:p>
+      <w:pPr/>
+      <w:r>
+        <w:t>Optional exception: because the BMC Genomics collection is time-limited and the journal reports a 4-day median first decision, one attempt there before Plant Direct is reasonable only if you are comfortable with its higher desk-rejection risk. Prepare the Plant Direct files in parallel so that a rejection causes no additional delay.</w:t>
       </w:r>
     </w:p>
     <w:p>
@@ -4202,21 +6100,7 @@
         <w:spacing w:after="100" w:line="259" w:lineRule="auto"/>
       </w:pPr>
       <w:r>
-        <w:rPr>
-          <w:rFonts w:ascii="Carlito" w:hAnsi="Carlito" w:eastAsia="Carlito"/>
-          <w:color w:val="20252B"/>
-          <w:sz w:val="21"/>
-        </w:rPr>
-        <w:t xml:space="preserve">Most of the strongest matches above are fully open-access journals and may charge article-processing fees. Because the manuscript reports no external funding, check waiver, discount, and institutional-agreement eligibility before choosing the final destination. </w:t>
-      </w:r>
-      <w:r>
-        <w:rPr>
-          <w:rFonts w:ascii="Carlito" w:hAnsi="Carlito" w:eastAsia="Carlito"/>
-          <w:i/>
-          <w:color w:val="5B6573"/>
-          <w:sz w:val="21"/>
-        </w:rPr>
-        <w:t>(Manuscript, Declarations, p. 22.)</w:t>
+        <w:t>Use the comparison table above as the current list-price baseline. Most of the strongest matches are fully open-access journals and charge only after acceptance. Because the manuscript reports no external funding, confirm NYU Langone institutional support and any waiver or society-discount eligibility before submission; waiver requests often must be made at submission. Do not commit personal funds until the publisher confirms the invoice amount.</w:t>
       </w:r>
     </w:p>
     <w:p>

--- a/docs/paper/publication_venue_recommendations.docx
+++ b/docs/paper/publication_venue_recommendations.docx
@@ -442,7 +442,7 @@
         <w:pStyle w:val="Heading2"/>
       </w:pPr>
       <w:r>
-        <w:t>Decision time and publication cost snapshot</w:t>
+        <w:t>Decision time, impact factor, and publication cost snapshot</w:t>
       </w:r>
     </w:p>
     <w:p>
@@ -473,9 +473,10 @@
         </w:tblBorders>
       </w:tblPr>
       <w:tblGrid>
-        <w:gridCol w:w="2477"/>
-        <w:gridCol w:w="2952"/>
-        <w:gridCol w:w="4565"/>
+        <w:gridCol w:w="2100"/>
+        <w:gridCol w:w="2200"/>
+        <w:gridCol w:w="1300"/>
+        <w:gridCol w:w="4394"/>
       </w:tblGrid>
       <w:tr>
         <w:trPr>
@@ -483,7 +484,7 @@
         </w:trPr>
         <w:tc>
           <w:tcPr>
-            <w:tcW w:type="dxa" w:w="2477"/>
+            <w:tcW w:type="dxa" w:w="2100"/>
             <w:vAlign w:val="center"/>
             <w:tcMar>
               <w:top w:w="65" w:type="dxa"/>
@@ -515,7 +516,7 @@
         </w:tc>
         <w:tc>
           <w:tcPr>
-            <w:tcW w:type="dxa" w:w="2952"/>
+            <w:tcW w:type="dxa" w:w="2200"/>
             <w:vAlign w:val="center"/>
             <w:tcMar>
               <w:top w:w="65" w:type="dxa"/>
@@ -547,7 +548,33 @@
         </w:tc>
         <w:tc>
           <w:tcPr>
-            <w:tcW w:type="dxa" w:w="4565"/>
+            <w:tcW w:type="dxa" w:w="1300"/>
+            <w:vAlign w:val="center"/>
+            <w:tcMar>
+              <w:top w:w="65" w:type="dxa"/>
+              <w:start w:w="80" w:type="dxa"/>
+              <w:bottom w:w="65" w:type="dxa"/>
+              <w:end w:w="80" w:type="dxa"/>
+            </w:tcMar>
+            <w:shd w:val="clear" w:color="auto" w:fill="1F6D7A"/>
+          </w:tcPr>
+          <w:p>
+            <w:pPr>
+              <w:jc w:val="center"/>
+            </w:pPr>
+            <w:r>
+              <w:rPr>
+                <w:b/>
+                <w:color w:val="FFFFFF"/>
+                <w:sz w:val="18"/>
+              </w:rPr>
+              <w:t>Journal Impact Factor (JIF)</w:t>
+            </w:r>
+          </w:p>
+        </w:tc>
+        <w:tc>
+          <w:tcPr>
+            <w:tcW w:type="dxa" w:w="4394"/>
             <w:vAlign w:val="center"/>
             <w:tcMar>
               <w:top w:w="65" w:type="dxa"/>
@@ -581,7 +608,7 @@
       <w:tr>
         <w:tc>
           <w:tcPr>
-            <w:tcW w:type="dxa" w:w="2477"/>
+            <w:tcW w:type="dxa" w:w="2100"/>
             <w:vAlign w:val="center"/>
             <w:tcMar>
               <w:top w:w="65" w:type="dxa"/>
@@ -607,7 +634,7 @@
         </w:tc>
         <w:tc>
           <w:tcPr>
-            <w:tcW w:type="dxa" w:w="2952"/>
+            <w:tcW w:type="dxa" w:w="2200"/>
             <w:vAlign w:val="center"/>
             <w:tcMar>
               <w:top w:w="65" w:type="dxa"/>
@@ -638,7 +665,38 @@
         </w:tc>
         <w:tc>
           <w:tcPr>
-            <w:tcW w:type="dxa" w:w="4565"/>
+            <w:tcW w:type="dxa" w:w="1300"/>
+            <w:vAlign w:val="center"/>
+            <w:tcMar>
+              <w:top w:w="65" w:type="dxa"/>
+              <w:start w:w="80" w:type="dxa"/>
+              <w:bottom w:w="65" w:type="dxa"/>
+              <w:end w:w="80" w:type="dxa"/>
+            </w:tcMar>
+            <w:shd w:val="clear" w:color="auto" w:fill="FFFFFF"/>
+          </w:tcPr>
+          <w:p>
+            <w:pPr>
+              <w:spacing w:before="0" w:after="0"/>
+              <w:jc w:val="center"/>
+            </w:pPr>
+            <w:r/>
+            <w:hyperlink r:id="rId31">
+              <w:r>
+                <w:rPr>
+                  <w:color w:val="0563C1"/>
+                  <w:u w:val="single"/>
+                  <w:sz w:val="18"/>
+                  <w:szCs w:val="18"/>
+                </w:rPr>
+                <w:t>2.8 (current*)</w:t>
+              </w:r>
+            </w:hyperlink>
+          </w:p>
+        </w:tc>
+        <w:tc>
+          <w:tcPr>
+            <w:tcW w:type="dxa" w:w="4394"/>
             <w:vAlign w:val="center"/>
             <w:tcMar>
               <w:top w:w="65" w:type="dxa"/>
@@ -671,7 +729,7 @@
       <w:tr>
         <w:tc>
           <w:tcPr>
-            <w:tcW w:type="dxa" w:w="2477"/>
+            <w:tcW w:type="dxa" w:w="2100"/>
             <w:vAlign w:val="center"/>
             <w:tcMar>
               <w:top w:w="65" w:type="dxa"/>
@@ -697,7 +755,7 @@
         </w:tc>
         <w:tc>
           <w:tcPr>
-            <w:tcW w:type="dxa" w:w="2952"/>
+            <w:tcW w:type="dxa" w:w="2200"/>
             <w:vAlign w:val="center"/>
             <w:tcMar>
               <w:top w:w="65" w:type="dxa"/>
@@ -728,7 +786,38 @@
         </w:tc>
         <w:tc>
           <w:tcPr>
-            <w:tcW w:type="dxa" w:w="4565"/>
+            <w:tcW w:type="dxa" w:w="1300"/>
+            <w:vAlign w:val="center"/>
+            <w:tcMar>
+              <w:top w:w="65" w:type="dxa"/>
+              <w:start w:w="80" w:type="dxa"/>
+              <w:bottom w:w="65" w:type="dxa"/>
+              <w:end w:w="80" w:type="dxa"/>
+            </w:tcMar>
+            <w:shd w:val="clear" w:color="auto" w:fill="EEF4F5"/>
+          </w:tcPr>
+          <w:p>
+            <w:pPr>
+              <w:spacing w:before="0" w:after="0"/>
+              <w:jc w:val="center"/>
+            </w:pPr>
+            <w:r/>
+            <w:hyperlink r:id="rId33">
+              <w:r>
+                <w:rPr>
+                  <w:color w:val="0563C1"/>
+                  <w:u w:val="single"/>
+                  <w:sz w:val="18"/>
+                  <w:szCs w:val="18"/>
+                </w:rPr>
+                <w:t>3.9 (2025)</w:t>
+              </w:r>
+            </w:hyperlink>
+          </w:p>
+        </w:tc>
+        <w:tc>
+          <w:tcPr>
+            <w:tcW w:type="dxa" w:w="4394"/>
             <w:vAlign w:val="center"/>
             <w:tcMar>
               <w:top w:w="65" w:type="dxa"/>
@@ -761,7 +850,7 @@
       <w:tr>
         <w:tc>
           <w:tcPr>
-            <w:tcW w:type="dxa" w:w="2477"/>
+            <w:tcW w:type="dxa" w:w="2100"/>
             <w:vAlign w:val="center"/>
             <w:tcMar>
               <w:top w:w="65" w:type="dxa"/>
@@ -787,7 +876,7 @@
         </w:tc>
         <w:tc>
           <w:tcPr>
-            <w:tcW w:type="dxa" w:w="2952"/>
+            <w:tcW w:type="dxa" w:w="2200"/>
             <w:vAlign w:val="center"/>
             <w:tcMar>
               <w:top w:w="65" w:type="dxa"/>
@@ -818,7 +907,38 @@
         </w:tc>
         <w:tc>
           <w:tcPr>
-            <w:tcW w:type="dxa" w:w="4565"/>
+            <w:tcW w:type="dxa" w:w="1300"/>
+            <w:vAlign w:val="center"/>
+            <w:tcMar>
+              <w:top w:w="65" w:type="dxa"/>
+              <w:start w:w="80" w:type="dxa"/>
+              <w:bottom w:w="65" w:type="dxa"/>
+              <w:end w:w="80" w:type="dxa"/>
+            </w:tcMar>
+            <w:shd w:val="clear" w:color="auto" w:fill="FFFFFF"/>
+          </w:tcPr>
+          <w:p>
+            <w:pPr>
+              <w:spacing w:before="0" w:after="0"/>
+              <w:jc w:val="center"/>
+            </w:pPr>
+            <w:r/>
+            <w:hyperlink r:id="rId35">
+              <w:r>
+                <w:rPr>
+                  <w:color w:val="0563C1"/>
+                  <w:u w:val="single"/>
+                  <w:sz w:val="18"/>
+                  <w:szCs w:val="18"/>
+                </w:rPr>
+                <w:t>1.1 (current*)</w:t>
+              </w:r>
+            </w:hyperlink>
+          </w:p>
+        </w:tc>
+        <w:tc>
+          <w:tcPr>
+            <w:tcW w:type="dxa" w:w="4394"/>
             <w:vAlign w:val="center"/>
             <w:tcMar>
               <w:top w:w="65" w:type="dxa"/>
@@ -851,7 +971,7 @@
       <w:tr>
         <w:tc>
           <w:tcPr>
-            <w:tcW w:type="dxa" w:w="2477"/>
+            <w:tcW w:type="dxa" w:w="2100"/>
             <w:vAlign w:val="center"/>
             <w:tcMar>
               <w:top w:w="65" w:type="dxa"/>
@@ -877,7 +997,7 @@
         </w:tc>
         <w:tc>
           <w:tcPr>
-            <w:tcW w:type="dxa" w:w="2952"/>
+            <w:tcW w:type="dxa" w:w="2200"/>
             <w:vAlign w:val="center"/>
             <w:tcMar>
               <w:top w:w="65" w:type="dxa"/>
@@ -908,7 +1028,38 @@
         </w:tc>
         <w:tc>
           <w:tcPr>
-            <w:tcW w:type="dxa" w:w="4565"/>
+            <w:tcW w:type="dxa" w:w="1300"/>
+            <w:vAlign w:val="center"/>
+            <w:tcMar>
+              <w:top w:w="65" w:type="dxa"/>
+              <w:start w:w="80" w:type="dxa"/>
+              <w:bottom w:w="65" w:type="dxa"/>
+              <w:end w:w="80" w:type="dxa"/>
+            </w:tcMar>
+            <w:shd w:val="clear" w:color="auto" w:fill="EEF4F5"/>
+          </w:tcPr>
+          <w:p>
+            <w:pPr>
+              <w:spacing w:before="0" w:after="0"/>
+              <w:jc w:val="center"/>
+            </w:pPr>
+            <w:r/>
+            <w:hyperlink r:id="rId37">
+              <w:r>
+                <w:rPr>
+                  <w:color w:val="0563C1"/>
+                  <w:u w:val="single"/>
+                  <w:sz w:val="18"/>
+                  <w:szCs w:val="18"/>
+                </w:rPr>
+                <w:t>5.6 (2025)</w:t>
+              </w:r>
+            </w:hyperlink>
+          </w:p>
+        </w:tc>
+        <w:tc>
+          <w:tcPr>
+            <w:tcW w:type="dxa" w:w="4394"/>
             <w:vAlign w:val="center"/>
             <w:tcMar>
               <w:top w:w="65" w:type="dxa"/>
@@ -941,7 +1092,7 @@
       <w:tr>
         <w:tc>
           <w:tcPr>
-            <w:tcW w:type="dxa" w:w="2477"/>
+            <w:tcW w:type="dxa" w:w="2100"/>
             <w:vAlign w:val="center"/>
             <w:tcMar>
               <w:top w:w="65" w:type="dxa"/>
@@ -967,7 +1118,7 @@
         </w:tc>
         <w:tc>
           <w:tcPr>
-            <w:tcW w:type="dxa" w:w="2952"/>
+            <w:tcW w:type="dxa" w:w="2200"/>
             <w:vAlign w:val="center"/>
             <w:tcMar>
               <w:top w:w="65" w:type="dxa"/>
@@ -998,7 +1149,38 @@
         </w:tc>
         <w:tc>
           <w:tcPr>
-            <w:tcW w:type="dxa" w:w="4565"/>
+            <w:tcW w:type="dxa" w:w="1300"/>
+            <w:vAlign w:val="center"/>
+            <w:tcMar>
+              <w:top w:w="65" w:type="dxa"/>
+              <w:start w:w="80" w:type="dxa"/>
+              <w:bottom w:w="65" w:type="dxa"/>
+              <w:end w:w="80" w:type="dxa"/>
+            </w:tcMar>
+            <w:shd w:val="clear" w:color="auto" w:fill="FFFFFF"/>
+          </w:tcPr>
+          <w:p>
+            <w:pPr>
+              <w:spacing w:before="0" w:after="0"/>
+              <w:jc w:val="center"/>
+            </w:pPr>
+            <w:r/>
+            <w:hyperlink r:id="rId52">
+              <w:r>
+                <w:rPr>
+                  <w:color w:val="0563C1"/>
+                  <w:u w:val="single"/>
+                  <w:sz w:val="18"/>
+                  <w:szCs w:val="18"/>
+                </w:rPr>
+                <w:t>3.0 (2025)</w:t>
+              </w:r>
+            </w:hyperlink>
+          </w:p>
+        </w:tc>
+        <w:tc>
+          <w:tcPr>
+            <w:tcW w:type="dxa" w:w="4394"/>
             <w:vAlign w:val="center"/>
             <w:tcMar>
               <w:top w:w="65" w:type="dxa"/>
@@ -1031,7 +1213,7 @@
       <w:tr>
         <w:tc>
           <w:tcPr>
-            <w:tcW w:type="dxa" w:w="2477"/>
+            <w:tcW w:type="dxa" w:w="2100"/>
             <w:vAlign w:val="center"/>
             <w:tcMar>
               <w:top w:w="65" w:type="dxa"/>
@@ -1057,7 +1239,7 @@
         </w:tc>
         <w:tc>
           <w:tcPr>
-            <w:tcW w:type="dxa" w:w="2952"/>
+            <w:tcW w:type="dxa" w:w="2200"/>
             <w:vAlign w:val="center"/>
             <w:tcMar>
               <w:top w:w="65" w:type="dxa"/>
@@ -1088,7 +1270,38 @@
         </w:tc>
         <w:tc>
           <w:tcPr>
-            <w:tcW w:type="dxa" w:w="4565"/>
+            <w:tcW w:type="dxa" w:w="1300"/>
+            <w:vAlign w:val="center"/>
+            <w:tcMar>
+              <w:top w:w="65" w:type="dxa"/>
+              <w:start w:w="80" w:type="dxa"/>
+              <w:bottom w:w="65" w:type="dxa"/>
+              <w:end w:w="80" w:type="dxa"/>
+            </w:tcMar>
+            <w:shd w:val="clear" w:color="auto" w:fill="EEF4F5"/>
+          </w:tcPr>
+          <w:p>
+            <w:pPr>
+              <w:spacing w:before="0" w:after="0"/>
+              <w:jc w:val="center"/>
+            </w:pPr>
+            <w:r/>
+            <w:hyperlink r:id="rId53">
+              <w:r>
+                <w:rPr>
+                  <w:color w:val="0563C1"/>
+                  <w:u w:val="single"/>
+                  <w:sz w:val="18"/>
+                  <w:szCs w:val="18"/>
+                </w:rPr>
+                <w:t>2.8 (2025†)</w:t>
+              </w:r>
+            </w:hyperlink>
+          </w:p>
+        </w:tc>
+        <w:tc>
+          <w:tcPr>
+            <w:tcW w:type="dxa" w:w="4394"/>
             <w:vAlign w:val="center"/>
             <w:tcMar>
               <w:top w:w="65" w:type="dxa"/>
@@ -1121,7 +1334,7 @@
       <w:tr>
         <w:tc>
           <w:tcPr>
-            <w:tcW w:type="dxa" w:w="2477"/>
+            <w:tcW w:type="dxa" w:w="2100"/>
             <w:vAlign w:val="center"/>
             <w:tcMar>
               <w:top w:w="65" w:type="dxa"/>
@@ -1147,7 +1360,7 @@
         </w:tc>
         <w:tc>
           <w:tcPr>
-            <w:tcW w:type="dxa" w:w="2952"/>
+            <w:tcW w:type="dxa" w:w="2200"/>
             <w:vAlign w:val="center"/>
             <w:tcMar>
               <w:top w:w="65" w:type="dxa"/>
@@ -1178,7 +1391,38 @@
         </w:tc>
         <w:tc>
           <w:tcPr>
-            <w:tcW w:type="dxa" w:w="4565"/>
+            <w:tcW w:type="dxa" w:w="1300"/>
+            <w:vAlign w:val="center"/>
+            <w:tcMar>
+              <w:top w:w="65" w:type="dxa"/>
+              <w:start w:w="80" w:type="dxa"/>
+              <w:bottom w:w="65" w:type="dxa"/>
+              <w:end w:w="80" w:type="dxa"/>
+            </w:tcMar>
+            <w:shd w:val="clear" w:color="auto" w:fill="FFFFFF"/>
+          </w:tcPr>
+          <w:p>
+            <w:pPr>
+              <w:spacing w:before="0" w:after="0"/>
+              <w:jc w:val="center"/>
+            </w:pPr>
+            <w:r/>
+            <w:hyperlink r:id="rId19">
+              <w:r>
+                <w:rPr>
+                  <w:color w:val="0563C1"/>
+                  <w:u w:val="single"/>
+                  <w:sz w:val="18"/>
+                  <w:szCs w:val="18"/>
+                </w:rPr>
+                <w:t>2.4 (2025)</w:t>
+              </w:r>
+            </w:hyperlink>
+          </w:p>
+        </w:tc>
+        <w:tc>
+          <w:tcPr>
+            <w:tcW w:type="dxa" w:w="4394"/>
             <w:vAlign w:val="center"/>
             <w:tcMar>
               <w:top w:w="65" w:type="dxa"/>
@@ -1211,7 +1455,7 @@
       <w:tr>
         <w:tc>
           <w:tcPr>
-            <w:tcW w:type="dxa" w:w="2477"/>
+            <w:tcW w:type="dxa" w:w="2100"/>
             <w:vAlign w:val="center"/>
             <w:tcMar>
               <w:top w:w="65" w:type="dxa"/>
@@ -1237,7 +1481,7 @@
         </w:tc>
         <w:tc>
           <w:tcPr>
-            <w:tcW w:type="dxa" w:w="2952"/>
+            <w:tcW w:type="dxa" w:w="2200"/>
             <w:vAlign w:val="center"/>
             <w:tcMar>
               <w:top w:w="65" w:type="dxa"/>
@@ -1268,7 +1512,38 @@
         </w:tc>
         <w:tc>
           <w:tcPr>
-            <w:tcW w:type="dxa" w:w="4565"/>
+            <w:tcW w:type="dxa" w:w="1300"/>
+            <w:vAlign w:val="center"/>
+            <w:tcMar>
+              <w:top w:w="65" w:type="dxa"/>
+              <w:start w:w="80" w:type="dxa"/>
+              <w:bottom w:w="65" w:type="dxa"/>
+              <w:end w:w="80" w:type="dxa"/>
+            </w:tcMar>
+            <w:shd w:val="clear" w:color="auto" w:fill="EEF4F5"/>
+          </w:tcPr>
+          <w:p>
+            <w:pPr>
+              <w:spacing w:before="0" w:after="0"/>
+              <w:jc w:val="center"/>
+            </w:pPr>
+            <w:r/>
+            <w:hyperlink r:id="rId44">
+              <w:r>
+                <w:rPr>
+                  <w:color w:val="0563C1"/>
+                  <w:u w:val="single"/>
+                  <w:sz w:val="18"/>
+                  <w:szCs w:val="18"/>
+                </w:rPr>
+                <w:t>2.9 (current*)</w:t>
+              </w:r>
+            </w:hyperlink>
+          </w:p>
+        </w:tc>
+        <w:tc>
+          <w:tcPr>
+            <w:tcW w:type="dxa" w:w="4394"/>
             <w:vAlign w:val="center"/>
             <w:tcMar>
               <w:top w:w="65" w:type="dxa"/>
@@ -1301,7 +1576,7 @@
       <w:tr>
         <w:tc>
           <w:tcPr>
-            <w:tcW w:type="dxa" w:w="2477"/>
+            <w:tcW w:type="dxa" w:w="2100"/>
             <w:vAlign w:val="center"/>
             <w:tcMar>
               <w:top w:w="65" w:type="dxa"/>
@@ -1327,7 +1602,7 @@
         </w:tc>
         <w:tc>
           <w:tcPr>
-            <w:tcW w:type="dxa" w:w="2952"/>
+            <w:tcW w:type="dxa" w:w="2200"/>
             <w:vAlign w:val="center"/>
             <w:tcMar>
               <w:top w:w="65" w:type="dxa"/>
@@ -1358,7 +1633,38 @@
         </w:tc>
         <w:tc>
           <w:tcPr>
-            <w:tcW w:type="dxa" w:w="4565"/>
+            <w:tcW w:type="dxa" w:w="1300"/>
+            <w:vAlign w:val="center"/>
+            <w:tcMar>
+              <w:top w:w="65" w:type="dxa"/>
+              <w:start w:w="80" w:type="dxa"/>
+              <w:bottom w:w="65" w:type="dxa"/>
+              <w:end w:w="80" w:type="dxa"/>
+            </w:tcMar>
+            <w:shd w:val="clear" w:color="auto" w:fill="FFFFFF"/>
+          </w:tcPr>
+          <w:p>
+            <w:pPr>
+              <w:spacing w:before="0" w:after="0"/>
+              <w:jc w:val="center"/>
+            </w:pPr>
+            <w:r/>
+            <w:hyperlink r:id="rId54">
+              <w:r>
+                <w:rPr>
+                  <w:color w:val="0563C1"/>
+                  <w:u w:val="single"/>
+                  <w:sz w:val="18"/>
+                  <w:szCs w:val="18"/>
+                </w:rPr>
+                <w:t>4.9 (2025)</w:t>
+              </w:r>
+            </w:hyperlink>
+          </w:p>
+        </w:tc>
+        <w:tc>
+          <w:tcPr>
+            <w:tcW w:type="dxa" w:w="4394"/>
             <w:vAlign w:val="center"/>
             <w:tcMar>
               <w:top w:w="65" w:type="dxa"/>
@@ -1391,7 +1697,7 @@
       <w:tr>
         <w:tc>
           <w:tcPr>
-            <w:tcW w:type="dxa" w:w="2477"/>
+            <w:tcW w:type="dxa" w:w="2100"/>
             <w:vAlign w:val="center"/>
             <w:tcMar>
               <w:top w:w="65" w:type="dxa"/>
@@ -1417,7 +1723,7 @@
         </w:tc>
         <w:tc>
           <w:tcPr>
-            <w:tcW w:type="dxa" w:w="2952"/>
+            <w:tcW w:type="dxa" w:w="2200"/>
             <w:vAlign w:val="center"/>
             <w:tcMar>
               <w:top w:w="65" w:type="dxa"/>
@@ -1448,7 +1754,38 @@
         </w:tc>
         <w:tc>
           <w:tcPr>
-            <w:tcW w:type="dxa" w:w="4565"/>
+            <w:tcW w:type="dxa" w:w="1300"/>
+            <w:vAlign w:val="center"/>
+            <w:tcMar>
+              <w:top w:w="65" w:type="dxa"/>
+              <w:start w:w="80" w:type="dxa"/>
+              <w:bottom w:w="65" w:type="dxa"/>
+              <w:end w:w="80" w:type="dxa"/>
+            </w:tcMar>
+            <w:shd w:val="clear" w:color="auto" w:fill="EEF4F5"/>
+          </w:tcPr>
+          <w:p>
+            <w:pPr>
+              <w:spacing w:before="0" w:after="0"/>
+              <w:jc w:val="center"/>
+            </w:pPr>
+            <w:r/>
+            <w:hyperlink r:id="rId55">
+              <w:r>
+                <w:rPr>
+                  <w:color w:val="0563C1"/>
+                  <w:u w:val="single"/>
+                  <w:sz w:val="18"/>
+                  <w:szCs w:val="18"/>
+                </w:rPr>
+                <w:t>5.9 (2025)</w:t>
+              </w:r>
+            </w:hyperlink>
+          </w:p>
+        </w:tc>
+        <w:tc>
+          <w:tcPr>
+            <w:tcW w:type="dxa" w:w="4394"/>
             <w:vAlign w:val="center"/>
             <w:tcMar>
               <w:top w:w="65" w:type="dxa"/>
@@ -1479,6 +1816,21 @@
         </w:tc>
       </w:tr>
     </w:tbl>
+    <w:p>
+      <w:r>
+        <w:rPr>
+          <w:b/>
+          <w:sz w:val="18"/>
+        </w:rPr>
+        <w:t xml:space="preserve">Journal Impact Factor (JIF). </w:t>
+      </w:r>
+      <w:r>
+        <w:rPr>
+          <w:sz w:val="18"/>
+        </w:rPr>
+        <w:t>Values are the latest visible figures checked on September 5, 2026. Figures explicitly labeled by the publisher are 2025 JIFs. An asterisk marks a current publisher value whose public page or factsheet does not identify the metric year (Plant Direct, PhytoFrontiers, and PeerJ). The dagger marks PLOS ONE: PLOS states that it does not publicly display a numeric JIF and will provide it on request; 2.8 is the publicly reported 2025 JCR figure, so confirm it in Clarivate JCR through NYU if the exact number will be used formally. JIF is included for context and does not change the speed-and-risk priority ranking below.</w:t>
+      </w:r>
+    </w:p>
     <w:p>
       <w:r>
         <w:rPr>

--- a/docs/paper/publication_venue_recommendations.docx
+++ b/docs/paper/publication_venue_recommendations.docx
@@ -49,12 +49,7 @@
         </w:pBdr>
       </w:pPr>
       <w:r>
-        <w:rPr>
-          <w:rFonts w:ascii="Carlito" w:hAnsi="Carlito" w:eastAsia="Carlito"/>
-          <w:color w:val="5B6573"/>
-          <w:sz w:val="18"/>
-        </w:rPr>
-        <w:t>Prepared 2 September 2026</w:t>
+        <w:t>Prepared 2 September 2026; conference information updated 6 September 2026</w:t>
       </w:r>
     </w:p>
     <w:p>
@@ -5554,440 +5549,1687 @@
       </w:r>
     </w:p>
     <w:p>
-      <w:pPr>
-        <w:keepNext w:val="0"/>
-        <w:spacing w:after="120" w:line="259" w:lineRule="auto"/>
-      </w:pPr>
       <w:r>
-        <w:rPr>
-          <w:rFonts w:ascii="Carlito" w:hAnsi="Carlito" w:eastAsia="Carlito"/>
-          <w:color w:val="20252B"/>
-          <w:sz w:val="21"/>
-        </w:rPr>
-        <w:t>A conference presentation could increase visibility and obtain expert feedback, but it should be considered in addition to a journal submission, not a replacement for the archival paper.</w:t>
+        <w:t>A conference presentation can increase visibility and obtain expert feedback, but a poster, talk, or abstract-book entry is not a peer-reviewed archival publication. For the earliest paper publication, submit to a journal now and pursue a conference presentation in parallel. Do not submit a full proceedings version while the journal manuscript is under consideration unless both venues explicitly permit it.</w:t>
       </w:r>
     </w:p>
     <w:p>
-      <w:pPr>
-        <w:pStyle w:val="Heading2"/>
-        <w:keepNext/>
-        <w:spacing w:before="180" w:after="60"/>
-      </w:pPr>
       <w:r>
-        <w:rPr>
-          <w:rFonts w:ascii="Carlito" w:hAnsi="Carlito" w:eastAsia="Carlito"/>
-          <w:b/>
-          <w:color w:val="1F6D7A"/>
-          <w:sz w:val="26"/>
-        </w:rPr>
-        <w:t>1. Plant and Animal Genome Conference 34</w:t>
-      </w:r>
-      <w:r>
-        <w:rPr>
-          <w:rFonts w:ascii="Carlito" w:hAnsi="Carlito" w:eastAsia="Carlito"/>
-          <w:b/>
-          <w:color w:val="1F6D7A"/>
-          <w:sz w:val="26"/>
-        </w:rPr>
-        <w:t xml:space="preserve"> - best immediate conference option</w:t>
+        <w:t>Conference information checked 6 September 2026. Registration prices below exclude travel and incidental costs. Where an organizer has not yet posted 2027 pricing, the table says so and gives the prior meeting's published price only as a planning baseline.</w:t>
       </w:r>
     </w:p>
     <w:p>
       <w:pPr>
-        <w:keepNext w:val="0"/>
-        <w:spacing w:after="100" w:line="259" w:lineRule="auto"/>
+        <w:pStyle w:val="Heading2"/>
       </w:pPr>
       <w:r>
-        <w:rPr>
-          <w:rFonts w:ascii="Carlito" w:hAnsi="Carlito" w:eastAsia="Carlito"/>
-          <w:color w:val="20252B"/>
-          <w:sz w:val="21"/>
-        </w:rPr>
-        <w:t>PAG 34 will be held January 8-12, 2027, in San Diego and describes itself as a major agricultural-genomics meeting.</w:t>
+        <w:t>Meetings before January 2027 with an open submission route</w:t>
+      </w:r>
+    </w:p>
+    <w:tbl>
+      <w:tblPr>
+        <w:tblStyle w:val="LightShading-Accent1"/>
+        <w:tblW w:type="auto" w:w="0"/>
+        <w:jc w:val="center"/>
+        <w:tblLayout w:type="fixed"/>
+        <w:tblLook w:firstColumn="1" w:firstRow="1" w:lastColumn="0" w:lastRow="0" w:noHBand="0" w:noVBand="1" w:val="04A0"/>
+      </w:tblPr>
+      <w:tblGrid>
+        <w:gridCol w:w="2498"/>
+        <w:gridCol w:w="2498"/>
+        <w:gridCol w:w="2498"/>
+        <w:gridCol w:w="2498"/>
+      </w:tblGrid>
+      <w:tr>
+        <w:trPr>
+          <w:tblHeader w:val="true"/>
+        </w:trPr>
+        <w:tc>
+          <w:tcPr>
+            <w:tcW w:type="dxa" w:w="1800"/>
+            <w:vAlign w:val="top"/>
+            <w:tcMar>
+              <w:top w:w="70" w:type="dxa"/>
+              <w:start w:w="70" w:type="dxa"/>
+              <w:bottom w:w="70" w:type="dxa"/>
+              <w:end w:w="70" w:type="dxa"/>
+            </w:tcMar>
+          </w:tcPr>
+          <w:p>
+            <w:pPr>
+              <w:spacing w:after="0" w:before="0" w:line="240" w:lineRule="auto"/>
+            </w:pPr>
+            <w:r>
+              <w:rPr>
+                <w:b/>
+                <w:sz w:val="17"/>
+              </w:rPr>
+            </w:r>
+            <w:r>
+              <w:rPr>
+                <w:b/>
+                <w:sz w:val="17"/>
+              </w:rPr>
+              <w:t>Conference and date</w:t>
+            </w:r>
+          </w:p>
+        </w:tc>
+        <w:tc>
+          <w:tcPr>
+            <w:tcW w:type="dxa" w:w="1728"/>
+            <w:vAlign w:val="top"/>
+            <w:tcMar>
+              <w:top w:w="70" w:type="dxa"/>
+              <w:start w:w="70" w:type="dxa"/>
+              <w:bottom w:w="70" w:type="dxa"/>
+              <w:end w:w="70" w:type="dxa"/>
+            </w:tcMar>
+          </w:tcPr>
+          <w:p>
+            <w:pPr>
+              <w:spacing w:after="0" w:before="0" w:line="240" w:lineRule="auto"/>
+            </w:pPr>
+            <w:r>
+              <w:rPr>
+                <w:b/>
+                <w:sz w:val="17"/>
+              </w:rPr>
+            </w:r>
+            <w:r>
+              <w:rPr>
+                <w:b/>
+                <w:sz w:val="17"/>
+              </w:rPr>
+              <w:t>Location</w:t>
+            </w:r>
+          </w:p>
+        </w:tc>
+        <w:tc>
+          <w:tcPr>
+            <w:tcW w:type="dxa" w:w="2952"/>
+            <w:vAlign w:val="top"/>
+            <w:tcMar>
+              <w:top w:w="70" w:type="dxa"/>
+              <w:start w:w="70" w:type="dxa"/>
+              <w:bottom w:w="70" w:type="dxa"/>
+              <w:end w:w="70" w:type="dxa"/>
+            </w:tcMar>
+          </w:tcPr>
+          <w:p>
+            <w:pPr>
+              <w:spacing w:after="0" w:before="0" w:line="240" w:lineRule="auto"/>
+            </w:pPr>
+            <w:r>
+              <w:rPr>
+                <w:b/>
+                <w:sz w:val="17"/>
+              </w:rPr>
+            </w:r>
+            <w:r>
+              <w:rPr>
+                <w:b/>
+                <w:sz w:val="17"/>
+              </w:rPr>
+              <w:t>Published registration cost</w:t>
+            </w:r>
+          </w:p>
+        </w:tc>
+        <w:tc>
+          <w:tcPr>
+            <w:tcW w:type="dxa" w:w="3312"/>
+            <w:vAlign w:val="top"/>
+            <w:tcMar>
+              <w:top w:w="70" w:type="dxa"/>
+              <w:start w:w="70" w:type="dxa"/>
+              <w:bottom w:w="70" w:type="dxa"/>
+              <w:end w:w="70" w:type="dxa"/>
+            </w:tcMar>
+          </w:tcPr>
+          <w:p>
+            <w:pPr>
+              <w:spacing w:after="0" w:before="0" w:line="240" w:lineRule="auto"/>
+            </w:pPr>
+            <w:r>
+              <w:rPr>
+                <w:b/>
+                <w:sz w:val="17"/>
+              </w:rPr>
+            </w:r>
+            <w:r>
+              <w:rPr>
+                <w:b/>
+                <w:sz w:val="17"/>
+              </w:rPr>
+              <w:t>Abstract status and practical fit</w:t>
+            </w:r>
+          </w:p>
+        </w:tc>
+      </w:tr>
+      <w:tr>
+        <w:tc>
+          <w:tcPr>
+            <w:tcW w:type="dxa" w:w="1800"/>
+            <w:vAlign w:val="top"/>
+            <w:tcMar>
+              <w:top w:w="70" w:type="dxa"/>
+              <w:start w:w="70" w:type="dxa"/>
+              <w:bottom w:w="70" w:type="dxa"/>
+              <w:end w:w="70" w:type="dxa"/>
+            </w:tcMar>
+          </w:tcPr>
+          <w:p>
+            <w:pPr>
+              <w:spacing w:after="0" w:before="0" w:line="240" w:lineRule="auto"/>
+            </w:pPr>
+            <w:r>
+              <w:rPr>
+                <w:sz w:val="17"/>
+              </w:rPr>
+            </w:r>
+            <w:hyperlink r:id="rId56">
+              <w:r>
+                <w:rPr>
+                  <w:color w:val="0563C1"/>
+                  <w:u w:val="single"/>
+                </w:rPr>
+                <w:t>AgriGenomics India 2026
+8-9 Oct 2026</w:t>
+              </w:r>
+            </w:hyperlink>
+          </w:p>
+        </w:tc>
+        <w:tc>
+          <w:tcPr>
+            <w:tcW w:type="dxa" w:w="1728"/>
+            <w:vAlign w:val="top"/>
+            <w:tcMar>
+              <w:top w:w="70" w:type="dxa"/>
+              <w:start w:w="70" w:type="dxa"/>
+              <w:bottom w:w="70" w:type="dxa"/>
+              <w:end w:w="70" w:type="dxa"/>
+            </w:tcMar>
+          </w:tcPr>
+          <w:p>
+            <w:pPr>
+              <w:spacing w:after="0" w:before="0" w:line="240" w:lineRule="auto"/>
+            </w:pPr>
+            <w:r>
+              <w:rPr>
+                <w:sz w:val="17"/>
+              </w:rPr>
+            </w:r>
+            <w:r>
+              <w:rPr>
+                <w:b w:val="0"/>
+                <w:sz w:val="17"/>
+              </w:rPr>
+              <w:t>Hotel Shivalikview, Chandigarh, India</w:t>
+            </w:r>
+          </w:p>
+        </w:tc>
+        <w:tc>
+          <w:tcPr>
+            <w:tcW w:type="dxa" w:w="2952"/>
+            <w:vAlign w:val="top"/>
+            <w:tcMar>
+              <w:top w:w="70" w:type="dxa"/>
+              <w:start w:w="70" w:type="dxa"/>
+              <w:bottom w:w="70" w:type="dxa"/>
+              <w:end w:w="70" w:type="dxa"/>
+            </w:tcMar>
+          </w:tcPr>
+          <w:p>
+            <w:pPr>
+              <w:spacing w:after="0" w:before="0" w:line="240" w:lineRule="auto"/>
+            </w:pPr>
+            <w:r>
+              <w:rPr>
+                <w:sz w:val="17"/>
+              </w:rPr>
+            </w:r>
+            <w:r>
+              <w:rPr>
+                <w:b w:val="0"/>
+                <w:sz w:val="17"/>
+              </w:rPr>
+              <w:t>US overseas academic: US$236 including 18% tax. India, after 31 Aug: student/research scholar ₹5,015; faculty/academic scientist ₹8,850 (tax included).</w:t>
+            </w:r>
+          </w:p>
+        </w:tc>
+        <w:tc>
+          <w:tcPr>
+            <w:tcW w:type="dxa" w:w="3312"/>
+            <w:vAlign w:val="top"/>
+            <w:tcMar>
+              <w:top w:w="70" w:type="dxa"/>
+              <w:start w:w="70" w:type="dxa"/>
+              <w:bottom w:w="70" w:type="dxa"/>
+              <w:end w:w="70" w:type="dxa"/>
+            </w:tcMar>
+          </w:tcPr>
+          <w:p>
+            <w:pPr>
+              <w:spacing w:after="0" w:before="0" w:line="240" w:lineRule="auto"/>
+            </w:pPr>
+            <w:r>
+              <w:rPr>
+                <w:sz w:val="17"/>
+              </w:rPr>
+            </w:r>
+            <w:r>
+              <w:rPr>
+                <w:b w:val="0"/>
+                <w:sz w:val="17"/>
+              </w:rPr>
+              <w:t>Abstract due 15 Sep 2026. Earliest meeting; moderate fit for functional genomics, transcriptomics, computational agrigenomics, and biotic stress.</w:t>
+            </w:r>
+          </w:p>
+        </w:tc>
+      </w:tr>
+      <w:tr>
+        <w:tc>
+          <w:tcPr>
+            <w:tcW w:type="dxa" w:w="1800"/>
+            <w:vAlign w:val="top"/>
+            <w:tcMar>
+              <w:top w:w="70" w:type="dxa"/>
+              <w:start w:w="70" w:type="dxa"/>
+              <w:bottom w:w="70" w:type="dxa"/>
+              <w:end w:w="70" w:type="dxa"/>
+            </w:tcMar>
+          </w:tcPr>
+          <w:p>
+            <w:pPr>
+              <w:spacing w:after="0" w:before="0" w:line="240" w:lineRule="auto"/>
+            </w:pPr>
+            <w:r>
+              <w:rPr>
+                <w:sz w:val="17"/>
+              </w:rPr>
+            </w:r>
+            <w:hyperlink r:id="rId57">
+              <w:r>
+                <w:rPr>
+                  <w:color w:val="0563C1"/>
+                  <w:u w:val="single"/>
+                </w:rPr>
+                <w:t>WSU Plant Science Symposium 2026
+12 Oct 2026</w:t>
+              </w:r>
+            </w:hyperlink>
+          </w:p>
+        </w:tc>
+        <w:tc>
+          <w:tcPr>
+            <w:tcW w:type="dxa" w:w="1728"/>
+            <w:vAlign w:val="top"/>
+            <w:tcMar>
+              <w:top w:w="70" w:type="dxa"/>
+              <w:start w:w="70" w:type="dxa"/>
+              <w:bottom w:w="70" w:type="dxa"/>
+              <w:end w:w="70" w:type="dxa"/>
+            </w:tcMar>
+          </w:tcPr>
+          <w:p>
+            <w:pPr>
+              <w:spacing w:after="0" w:before="0" w:line="240" w:lineRule="auto"/>
+            </w:pPr>
+            <w:r>
+              <w:rPr>
+                <w:sz w:val="17"/>
+              </w:rPr>
+            </w:r>
+            <w:r>
+              <w:rPr>
+                <w:b w:val="0"/>
+                <w:sz w:val="17"/>
+              </w:rPr>
+              <w:t>CUB Senior Ballroom, Washington State University, Pullman, Washington, USA</w:t>
+            </w:r>
+          </w:p>
+        </w:tc>
+        <w:tc>
+          <w:tcPr>
+            <w:tcW w:type="dxa" w:w="2952"/>
+            <w:vAlign w:val="top"/>
+            <w:tcMar>
+              <w:top w:w="70" w:type="dxa"/>
+              <w:start w:w="70" w:type="dxa"/>
+              <w:bottom w:w="70" w:type="dxa"/>
+              <w:end w:w="70" w:type="dxa"/>
+            </w:tcMar>
+          </w:tcPr>
+          <w:p>
+            <w:pPr>
+              <w:spacing w:after="0" w:before="0" w:line="240" w:lineRule="auto"/>
+            </w:pPr>
+            <w:r>
+              <w:rPr>
+                <w:sz w:val="17"/>
+              </w:rPr>
+            </w:r>
+            <w:r>
+              <w:rPr>
+                <w:b w:val="0"/>
+                <w:sz w:val="17"/>
+              </w:rPr>
+              <w:t>Free registration; lunch included, according to the organizer's official social announcement.</w:t>
+            </w:r>
+          </w:p>
+        </w:tc>
+        <w:tc>
+          <w:tcPr>
+            <w:tcW w:type="dxa" w:w="3312"/>
+            <w:vAlign w:val="top"/>
+            <w:tcMar>
+              <w:top w:w="70" w:type="dxa"/>
+              <w:start w:w="70" w:type="dxa"/>
+              <w:bottom w:w="70" w:type="dxa"/>
+              <w:end w:w="70" w:type="dxa"/>
+            </w:tcMar>
+          </w:tcPr>
+          <w:p>
+            <w:pPr>
+              <w:spacing w:after="0" w:before="0" w:line="240" w:lineRule="auto"/>
+            </w:pPr>
+            <w:r>
+              <w:rPr>
+                <w:sz w:val="17"/>
+              </w:rPr>
+            </w:r>
+            <w:r>
+              <w:rPr>
+                <w:b w:val="0"/>
+                <w:sz w:val="17"/>
+              </w:rPr>
+              <w:t>Graduate-student talk deadline 14 Sep and poster deadline 21 Sep on the event site. Presentation eligibility is student-focused; use only if eligible.</w:t>
+            </w:r>
+          </w:p>
+        </w:tc>
+      </w:tr>
+      <w:tr>
+        <w:tc>
+          <w:tcPr>
+            <w:tcW w:type="dxa" w:w="1800"/>
+            <w:vAlign w:val="top"/>
+            <w:tcMar>
+              <w:top w:w="70" w:type="dxa"/>
+              <w:start w:w="70" w:type="dxa"/>
+              <w:bottom w:w="70" w:type="dxa"/>
+              <w:end w:w="70" w:type="dxa"/>
+            </w:tcMar>
+          </w:tcPr>
+          <w:p>
+            <w:pPr>
+              <w:spacing w:after="0" w:before="0" w:line="240" w:lineRule="auto"/>
+            </w:pPr>
+            <w:r>
+              <w:rPr>
+                <w:sz w:val="17"/>
+              </w:rPr>
+            </w:r>
+            <w:hyperlink r:id="rId58">
+              <w:r>
+                <w:rPr>
+                  <w:color w:val="0563C1"/>
+                  <w:u w:val="single"/>
+                </w:rPr>
+                <w:t>MoDiP 2026
+14-16 Oct 2026</w:t>
+              </w:r>
+            </w:hyperlink>
+          </w:p>
+        </w:tc>
+        <w:tc>
+          <w:tcPr>
+            <w:tcW w:type="dxa" w:w="1728"/>
+            <w:vAlign w:val="top"/>
+            <w:tcMar>
+              <w:top w:w="70" w:type="dxa"/>
+              <w:start w:w="70" w:type="dxa"/>
+              <w:bottom w:w="70" w:type="dxa"/>
+              <w:end w:w="70" w:type="dxa"/>
+            </w:tcMar>
+          </w:tcPr>
+          <w:p>
+            <w:pPr>
+              <w:spacing w:after="0" w:before="0" w:line="240" w:lineRule="auto"/>
+            </w:pPr>
+            <w:r>
+              <w:rPr>
+                <w:sz w:val="17"/>
+              </w:rPr>
+            </w:r>
+            <w:r>
+              <w:rPr>
+                <w:b w:val="0"/>
+                <w:sz w:val="17"/>
+              </w:rPr>
+              <w:t>Auberge du Cèdre, Lauret, France</w:t>
+            </w:r>
+          </w:p>
+        </w:tc>
+        <w:tc>
+          <w:tcPr>
+            <w:tcW w:type="dxa" w:w="2952"/>
+            <w:vAlign w:val="top"/>
+            <w:tcMar>
+              <w:top w:w="70" w:type="dxa"/>
+              <w:start w:w="70" w:type="dxa"/>
+              <w:bottom w:w="70" w:type="dxa"/>
+              <w:end w:w="70" w:type="dxa"/>
+            </w:tcMar>
+          </w:tcPr>
+          <w:p>
+            <w:pPr>
+              <w:spacing w:after="0" w:before="0" w:line="240" w:lineRule="auto"/>
+            </w:pPr>
+            <w:r>
+              <w:rPr>
+                <w:sz w:val="17"/>
+              </w:rPr>
+            </w:r>
+            <w:r>
+              <w:rPr>
+                <w:b w:val="0"/>
+                <w:sz w:val="17"/>
+              </w:rPr>
+              <w:t>Meeting only: €100 regular or €30 PhD/postdoc. Meeting, meals, and two nights: €330 regular or €270 PhD/postdoc (tax included).</w:t>
+            </w:r>
+          </w:p>
+        </w:tc>
+        <w:tc>
+          <w:tcPr>
+            <w:tcW w:type="dxa" w:w="3312"/>
+            <w:vAlign w:val="top"/>
+            <w:tcMar>
+              <w:top w:w="70" w:type="dxa"/>
+              <w:start w:w="70" w:type="dxa"/>
+              <w:bottom w:w="70" w:type="dxa"/>
+              <w:end w:w="70" w:type="dxa"/>
+            </w:tcMar>
+          </w:tcPr>
+          <w:p>
+            <w:pPr>
+              <w:spacing w:after="0" w:before="0" w:line="240" w:lineRule="auto"/>
+            </w:pPr>
+            <w:r>
+              <w:rPr>
+                <w:sz w:val="17"/>
+              </w:rPr>
+            </w:r>
+            <w:r>
+              <w:rPr>
+                <w:b w:val="0"/>
+                <w:sz w:val="17"/>
+              </w:rPr>
+              <w:t>Abstract and registration due 18 Sep 2026. Best pre-January subject match: molecular, genetic, and genomic bases of plant-microbe interactions.</w:t>
+            </w:r>
+          </w:p>
+        </w:tc>
+      </w:tr>
+      <w:tr>
+        <w:tc>
+          <w:tcPr>
+            <w:tcW w:type="dxa" w:w="1800"/>
+            <w:vAlign w:val="top"/>
+            <w:tcMar>
+              <w:top w:w="70" w:type="dxa"/>
+              <w:start w:w="70" w:type="dxa"/>
+              <w:bottom w:w="70" w:type="dxa"/>
+              <w:end w:w="70" w:type="dxa"/>
+            </w:tcMar>
+          </w:tcPr>
+          <w:p>
+            <w:pPr>
+              <w:spacing w:after="0" w:before="0" w:line="240" w:lineRule="auto"/>
+            </w:pPr>
+            <w:r>
+              <w:rPr>
+                <w:sz w:val="17"/>
+              </w:rPr>
+            </w:r>
+            <w:hyperlink r:id="rId59">
+              <w:r>
+                <w:rPr>
+                  <w:color w:val="0563C1"/>
+                  <w:u w:val="single"/>
+                </w:rPr>
+                <w:t>IPS North-Eastern Zonal Conference 2026
+20-21 Nov 2026</w:t>
+              </w:r>
+            </w:hyperlink>
+          </w:p>
+        </w:tc>
+        <w:tc>
+          <w:tcPr>
+            <w:tcW w:type="dxa" w:w="1728"/>
+            <w:vAlign w:val="top"/>
+            <w:tcMar>
+              <w:top w:w="70" w:type="dxa"/>
+              <w:start w:w="70" w:type="dxa"/>
+              <w:bottom w:w="70" w:type="dxa"/>
+              <w:end w:w="70" w:type="dxa"/>
+            </w:tcMar>
+          </w:tcPr>
+          <w:p>
+            <w:pPr>
+              <w:spacing w:after="0" w:before="0" w:line="240" w:lineRule="auto"/>
+            </w:pPr>
+            <w:r>
+              <w:rPr>
+                <w:sz w:val="17"/>
+              </w:rPr>
+            </w:r>
+            <w:r>
+              <w:rPr>
+                <w:b w:val="0"/>
+                <w:sz w:val="17"/>
+              </w:rPr>
+              <w:t>Assam Agricultural University, Jorhat, Assam, India</w:t>
+            </w:r>
+          </w:p>
+        </w:tc>
+        <w:tc>
+          <w:tcPr>
+            <w:tcW w:type="dxa" w:w="2952"/>
+            <w:vAlign w:val="top"/>
+            <w:tcMar>
+              <w:top w:w="70" w:type="dxa"/>
+              <w:start w:w="70" w:type="dxa"/>
+              <w:bottom w:w="70" w:type="dxa"/>
+              <w:end w:w="70" w:type="dxa"/>
+            </w:tcMar>
+          </w:tcPr>
+          <w:p>
+            <w:pPr>
+              <w:spacing w:after="0" w:before="0" w:line="240" w:lineRule="auto"/>
+            </w:pPr>
+            <w:r>
+              <w:rPr>
+                <w:sz w:val="17"/>
+              </w:rPr>
+            </w:r>
+            <w:r>
+              <w:rPr>
+                <w:b w:val="0"/>
+                <w:sz w:val="17"/>
+              </w:rPr>
+              <w:t>By 1 Oct: faculty/scientist ₹5,000; research scholar ₹2,500; student ₹2,000. Late: ₹6,000/₹3,000/₹2,500.</w:t>
+            </w:r>
+          </w:p>
+        </w:tc>
+        <w:tc>
+          <w:tcPr>
+            <w:tcW w:type="dxa" w:w="3312"/>
+            <w:vAlign w:val="top"/>
+            <w:tcMar>
+              <w:top w:w="70" w:type="dxa"/>
+              <w:start w:w="70" w:type="dxa"/>
+              <w:bottom w:w="70" w:type="dxa"/>
+              <w:end w:w="70" w:type="dxa"/>
+            </w:tcMar>
+          </w:tcPr>
+          <w:p>
+            <w:pPr>
+              <w:spacing w:after="0" w:before="0" w:line="240" w:lineRule="auto"/>
+            </w:pPr>
+            <w:r>
+              <w:rPr>
+                <w:sz w:val="17"/>
+              </w:rPr>
+            </w:r>
+            <w:r>
+              <w:rPr>
+                <w:b w:val="0"/>
+                <w:sz w:val="17"/>
+              </w:rPr>
+              <w:t>Abstract due 1 Oct 2026. Strong plant-pathology fit and oral/poster route, but it is a regional meeting and requires long-distance travel from the US.</w:t>
+            </w:r>
+          </w:p>
+        </w:tc>
+      </w:tr>
+    </w:tbl>
+    <w:p>
+      <w:pPr>
+        <w:pStyle w:val="Heading2"/>
+      </w:pPr>
+      <w:r>
+        <w:t>1. MoDiP 2026 - best pre-January subject match</w:t>
       </w:r>
     </w:p>
     <w:p>
-      <w:pPr>
-        <w:spacing w:after="100" w:line="240" w:lineRule="auto"/>
-      </w:pPr>
       <w:r>
-        <w:rPr>
-          <w:rFonts w:ascii="Carlito" w:hAnsi="Carlito" w:eastAsia="Carlito"/>
-          <w:i/>
-          <w:color w:val="5B6573"/>
-          <w:sz w:val="17"/>
-        </w:rPr>
-        <w:t>Official source</w:t>
+        <w:t>MoDiP is an INRAE-supported network focused on molecular dialogue in plant biotic interactions. Its meeting is explicitly open to researchers interested in the molecular, genetic, and genomic bases of plant-microbe interactions, including people outside the network. That makes it the closest early audience for a cultivar-by-infection transcriptomic analysis of an oomycete disease.</w:t>
       </w:r>
+    </w:p>
+    <w:p>
       <w:r>
-        <w:rPr>
-          <w:rFonts w:ascii="Carlito" w:hAnsi="Carlito" w:eastAsia="Carlito"/>
-          <w:i/>
-          <w:color w:val="5B6573"/>
-          <w:sz w:val="17"/>
-        </w:rPr>
-        <w:t xml:space="preserve">: </w:t>
+        <w:t>Recommended framing: emphasize the genome-wide interaction model, context dependence across cultivars and tissues, and the externally supported and contradictory results. Submit by 18 September 2026. The low meeting-only fee is attractive, but travel to rural southern France may dominate the total cost.</w:t>
       </w:r>
-      <w:hyperlink r:id="rId25">
+    </w:p>
+    <w:p>
+      <w:r>
+        <w:t xml:space="preserve">Official sources: </w:t>
+      </w:r>
+      <w:hyperlink r:id="rId58">
         <w:r>
           <w:rPr>
-            <w:rFonts w:ascii="Carlito" w:hAnsi="Carlito"/>
             <w:color w:val="0563C1"/>
             <w:u w:val="single"/>
-            <w:i/>
           </w:rPr>
-          <w:t>PAG 34</w:t>
+          <w:t>meeting and submission dates</w:t>
+        </w:r>
+      </w:hyperlink>
+      <w:r>
+        <w:t xml:space="preserve"> | </w:t>
+      </w:r>
+      <w:hyperlink r:id="rId60">
+        <w:r>
+          <w:rPr>
+            <w:color w:val="0563C1"/>
+            <w:u w:val="single"/>
+          </w:rPr>
+          <w:t>registration fees</w:t>
         </w:r>
       </w:hyperlink>
     </w:p>
     <w:p>
       <w:pPr>
-        <w:keepNext w:val="0"/>
-        <w:spacing w:after="60" w:line="259" w:lineRule="auto"/>
+        <w:pStyle w:val="Heading2"/>
       </w:pPr>
       <w:r>
-        <w:rPr>
-          <w:rFonts w:ascii="Carlito" w:hAnsi="Carlito" w:eastAsia="Carlito"/>
-          <w:color w:val="20252B"/>
-          <w:sz w:val="21"/>
-        </w:rPr>
+        <w:t>2. AgriGenomics India 2026 - earliest meeting date</w:t>
+      </w:r>
+    </w:p>
+    <w:p>
+      <w:r>
+        <w:t>The program includes functional genomics, transcriptomics, computational agrigenomics, plant-microbe interactions, disease resistance, and biotic stress. The paper fits those topics, although the meeting's center of gravity is genome editing and crop improvement rather than rigorous secondary analysis.</w:t>
+      </w:r>
+    </w:p>
+    <w:p>
+      <w:r>
+        <w:t>An abstract is due 15 September 2026 for oral or poster consideration. Present the work as a reproducible functional-genomics resource and avoid implying that the candidates are edited, experimentally validated, or proven resistance genes.</w:t>
+      </w:r>
+    </w:p>
+    <w:p>
+      <w:r>
+        <w:t xml:space="preserve">Official source: </w:t>
+      </w:r>
+      <w:hyperlink r:id="rId56">
+        <w:r>
+          <w:rPr>
+            <w:color w:val="0563C1"/>
+            <w:u w:val="single"/>
+          </w:rPr>
+          <w:t>dates, venue, call, and fees</w:t>
+        </w:r>
+      </w:hyperlink>
+    </w:p>
+    <w:p>
+      <w:pPr>
+        <w:pStyle w:val="Heading2"/>
+      </w:pPr>
+      <w:r>
+        <w:t>3. IPS North-Eastern Zonal Conference 2026 - strongest early plant-pathology audience</w:t>
+      </w:r>
+    </w:p>
+    <w:p>
+      <w:r>
+        <w:t>This Assam Agricultural University and Indian Phytopathological Society meeting covers emerging plant-health management, crop genetic resources for biotic stress, post-harvest disease management, and plant-pathology research. The lychee downy-blight story is directly relevant, and the abstract deadline of 1 October leaves more preparation time than the October meetings.</w:t>
+      </w:r>
+    </w:p>
+    <w:p>
+      <w:r>
+        <w:t>The tradeoff is reach and travel: it is a regional Indian meeting rather than a large international genomics conference. It is useful for specialist feedback and visibility, not a substitute for journal submission.</w:t>
+      </w:r>
+    </w:p>
+    <w:p>
+      <w:r>
+        <w:t xml:space="preserve">Official source: </w:t>
+      </w:r>
+      <w:hyperlink r:id="rId59">
+        <w:r>
+          <w:rPr>
+            <w:color w:val="0563C1"/>
+            <w:u w:val="single"/>
+          </w:rPr>
+          <w:t>meeting, abstract deadline, location, and fees</w:t>
+        </w:r>
+      </w:hyperlink>
+    </w:p>
+    <w:p>
+      <w:pPr>
+        <w:pStyle w:val="Heading2"/>
+      </w:pPr>
+      <w:r>
+        <w:t>4. WSU Plant Science Symposium 2026 - free, but conditional</w:t>
+      </w:r>
+    </w:p>
+    <w:p>
+      <w:r>
+        <w:t>This one-day meeting is the lowest-cost US option and includes computational plant-science speakers, including transcriptomics and systems-level modeling. However, the theme is plant science and artificial intelligence, while this manuscript does not present an AI method. Use it only as a computational plant-science poster without relabeling the work as AI.</w:t>
+      </w:r>
+    </w:p>
+    <w:p>
+      <w:r>
+        <w:t>The organizer describes talk and poster opportunities as student-focused. If the presenting author is not an eligible graduate or undergraduate student, treat this as an attendance/networking option rather than a submission target. The event website lists 14 September for graduate-student speaker applications and 21 September for posters.</w:t>
+      </w:r>
+    </w:p>
+    <w:p>
+      <w:r>
+        <w:t xml:space="preserve">Official sources: </w:t>
+      </w:r>
+      <w:hyperlink r:id="rId57">
+        <w:r>
+          <w:rPr>
+            <w:color w:val="0563C1"/>
+            <w:u w:val="single"/>
+          </w:rPr>
+          <w:t>event and submission dates</w:t>
+        </w:r>
+      </w:hyperlink>
+      <w:r>
+        <w:t xml:space="preserve"> | </w:t>
+      </w:r>
+      <w:hyperlink r:id="rId61">
+        <w:r>
+          <w:rPr>
+            <w:color w:val="0563C1"/>
+            <w:u w:val="single"/>
+          </w:rPr>
+          <w:t>official fee announcement</w:t>
+        </w:r>
+      </w:hyperlink>
+    </w:p>
+    <w:p>
+      <w:pPr>
+        <w:pStyle w:val="Heading2"/>
+      </w:pPr>
+      <w:r>
+        <w:t>Previously recommended 2027 conferences: cost and location</w:t>
+      </w:r>
+    </w:p>
+    <w:tbl>
+      <w:tblPr>
+        <w:tblStyle w:val="LightShading-Accent1"/>
+        <w:tblW w:type="auto" w:w="0"/>
+        <w:jc w:val="center"/>
+        <w:tblLayout w:type="fixed"/>
+        <w:tblLook w:firstColumn="1" w:firstRow="1" w:lastColumn="0" w:lastRow="0" w:noHBand="0" w:noVBand="1" w:val="04A0"/>
+      </w:tblPr>
+      <w:tblGrid>
+        <w:gridCol w:w="2498"/>
+        <w:gridCol w:w="2498"/>
+        <w:gridCol w:w="2498"/>
+        <w:gridCol w:w="2498"/>
+      </w:tblGrid>
+      <w:tr>
+        <w:trPr>
+          <w:tblHeader w:val="true"/>
+        </w:trPr>
+        <w:tc>
+          <w:tcPr>
+            <w:tcW w:type="dxa" w:w="1656"/>
+            <w:vAlign w:val="top"/>
+            <w:tcMar>
+              <w:top w:w="70" w:type="dxa"/>
+              <w:start w:w="70" w:type="dxa"/>
+              <w:bottom w:w="70" w:type="dxa"/>
+              <w:end w:w="70" w:type="dxa"/>
+            </w:tcMar>
+          </w:tcPr>
+          <w:p>
+            <w:pPr>
+              <w:spacing w:after="0" w:before="0" w:line="240" w:lineRule="auto"/>
+            </w:pPr>
+            <w:r>
+              <w:rPr>
+                <w:b/>
+                <w:sz w:val="17"/>
+              </w:rPr>
+            </w:r>
+            <w:r>
+              <w:rPr>
+                <w:b/>
+                <w:sz w:val="17"/>
+              </w:rPr>
+              <w:t>Conference and date</w:t>
+            </w:r>
+          </w:p>
+        </w:tc>
+        <w:tc>
+          <w:tcPr>
+            <w:tcW w:type="dxa" w:w="1944"/>
+            <w:vAlign w:val="top"/>
+            <w:tcMar>
+              <w:top w:w="70" w:type="dxa"/>
+              <w:start w:w="70" w:type="dxa"/>
+              <w:bottom w:w="70" w:type="dxa"/>
+              <w:end w:w="70" w:type="dxa"/>
+            </w:tcMar>
+          </w:tcPr>
+          <w:p>
+            <w:pPr>
+              <w:spacing w:after="0" w:before="0" w:line="240" w:lineRule="auto"/>
+            </w:pPr>
+            <w:r>
+              <w:rPr>
+                <w:b/>
+                <w:sz w:val="17"/>
+              </w:rPr>
+            </w:r>
+            <w:r>
+              <w:rPr>
+                <w:b/>
+                <w:sz w:val="17"/>
+              </w:rPr>
+              <w:t>Location</w:t>
+            </w:r>
+          </w:p>
+        </w:tc>
+        <w:tc>
+          <w:tcPr>
+            <w:tcW w:type="dxa" w:w="3528"/>
+            <w:vAlign w:val="top"/>
+            <w:tcMar>
+              <w:top w:w="70" w:type="dxa"/>
+              <w:start w:w="70" w:type="dxa"/>
+              <w:bottom w:w="70" w:type="dxa"/>
+              <w:end w:w="70" w:type="dxa"/>
+            </w:tcMar>
+          </w:tcPr>
+          <w:p>
+            <w:pPr>
+              <w:spacing w:after="0" w:before="0" w:line="240" w:lineRule="auto"/>
+            </w:pPr>
+            <w:r>
+              <w:rPr>
+                <w:b/>
+                <w:sz w:val="17"/>
+              </w:rPr>
+            </w:r>
+            <w:r>
+              <w:rPr>
+                <w:b/>
+                <w:sz w:val="17"/>
+              </w:rPr>
+              <w:t>Registration cost checked 6 Sep 2026</w:t>
+            </w:r>
+          </w:p>
+        </w:tc>
+        <w:tc>
+          <w:tcPr>
+            <w:tcW w:type="dxa" w:w="2664"/>
+            <w:vAlign w:val="top"/>
+            <w:tcMar>
+              <w:top w:w="70" w:type="dxa"/>
+              <w:start w:w="70" w:type="dxa"/>
+              <w:bottom w:w="70" w:type="dxa"/>
+              <w:end w:w="70" w:type="dxa"/>
+            </w:tcMar>
+          </w:tcPr>
+          <w:p>
+            <w:pPr>
+              <w:spacing w:after="0" w:before="0" w:line="240" w:lineRule="auto"/>
+            </w:pPr>
+            <w:r>
+              <w:rPr>
+                <w:b/>
+                <w:sz w:val="17"/>
+              </w:rPr>
+            </w:r>
+            <w:r>
+              <w:rPr>
+                <w:b/>
+                <w:sz w:val="17"/>
+              </w:rPr>
+              <w:t>Status</w:t>
+            </w:r>
+          </w:p>
+        </w:tc>
+      </w:tr>
+      <w:tr>
+        <w:tc>
+          <w:tcPr>
+            <w:tcW w:type="dxa" w:w="1656"/>
+            <w:vAlign w:val="top"/>
+            <w:tcMar>
+              <w:top w:w="70" w:type="dxa"/>
+              <w:start w:w="70" w:type="dxa"/>
+              <w:bottom w:w="70" w:type="dxa"/>
+              <w:end w:w="70" w:type="dxa"/>
+            </w:tcMar>
+          </w:tcPr>
+          <w:p>
+            <w:pPr>
+              <w:spacing w:after="0" w:before="0" w:line="240" w:lineRule="auto"/>
+            </w:pPr>
+            <w:r>
+              <w:rPr>
+                <w:sz w:val="17"/>
+              </w:rPr>
+            </w:r>
+            <w:hyperlink r:id="rId62">
+              <w:r>
+                <w:rPr>
+                  <w:color w:val="0563C1"/>
+                  <w:u w:val="single"/>
+                </w:rPr>
+                <w:t>PAG 34
+8-12 Jan 2027</w:t>
+              </w:r>
+            </w:hyperlink>
+          </w:p>
+        </w:tc>
+        <w:tc>
+          <w:tcPr>
+            <w:tcW w:type="dxa" w:w="1944"/>
+            <w:vAlign w:val="top"/>
+            <w:tcMar>
+              <w:top w:w="70" w:type="dxa"/>
+              <w:start w:w="70" w:type="dxa"/>
+              <w:bottom w:w="70" w:type="dxa"/>
+              <w:end w:w="70" w:type="dxa"/>
+            </w:tcMar>
+          </w:tcPr>
+          <w:p>
+            <w:pPr>
+              <w:spacing w:after="0" w:before="0" w:line="240" w:lineRule="auto"/>
+            </w:pPr>
+            <w:r>
+              <w:rPr>
+                <w:sz w:val="17"/>
+              </w:rPr>
+            </w:r>
+            <w:r>
+              <w:rPr>
+                <w:b w:val="0"/>
+                <w:sz w:val="17"/>
+              </w:rPr>
+              <w:t>Town and Country Resort and Conference Center, San Diego, California, USA</w:t>
+            </w:r>
+          </w:p>
+        </w:tc>
+        <w:tc>
+          <w:tcPr>
+            <w:tcW w:type="dxa" w:w="3528"/>
+            <w:vAlign w:val="top"/>
+            <w:tcMar>
+              <w:top w:w="70" w:type="dxa"/>
+              <w:start w:w="70" w:type="dxa"/>
+              <w:bottom w:w="70" w:type="dxa"/>
+              <w:end w:w="70" w:type="dxa"/>
+            </w:tcMar>
+          </w:tcPr>
+          <w:p>
+            <w:pPr>
+              <w:spacing w:after="0" w:before="0" w:line="240" w:lineRule="auto"/>
+            </w:pPr>
+            <w:r>
+              <w:rPr>
+                <w:sz w:val="17"/>
+              </w:rPr>
+            </w:r>
+            <w:r>
+              <w:rPr>
+                <w:b w:val="0"/>
+                <w:sz w:val="17"/>
+              </w:rPr>
+              <w:t>Early full conference through 31 Oct 2026: US$600 student; US$1,190 nonprofit; US$1,790 industry.</w:t>
+            </w:r>
+          </w:p>
+        </w:tc>
+        <w:tc>
+          <w:tcPr>
+            <w:tcW w:type="dxa" w:w="2664"/>
+            <w:vAlign w:val="top"/>
+            <w:tcMar>
+              <w:top w:w="70" w:type="dxa"/>
+              <w:start w:w="70" w:type="dxa"/>
+              <w:bottom w:w="70" w:type="dxa"/>
+              <w:end w:w="70" w:type="dxa"/>
+            </w:tcMar>
+          </w:tcPr>
+          <w:p>
+            <w:pPr>
+              <w:spacing w:after="0" w:before="0" w:line="240" w:lineRule="auto"/>
+            </w:pPr>
+            <w:r>
+              <w:rPr>
+                <w:sz w:val="17"/>
+              </w:rPr>
+            </w:r>
+            <w:r>
+              <w:rPr>
+                <w:b w:val="0"/>
+                <w:sz w:val="17"/>
+              </w:rPr>
+              <w:t>Current 2027 price. Full registration is required to submit a poster; poster deadline 6 Nov 2026.</w:t>
+            </w:r>
+          </w:p>
+        </w:tc>
+      </w:tr>
+      <w:tr>
+        <w:tc>
+          <w:tcPr>
+            <w:tcW w:type="dxa" w:w="1656"/>
+            <w:vAlign w:val="top"/>
+            <w:tcMar>
+              <w:top w:w="70" w:type="dxa"/>
+              <w:start w:w="70" w:type="dxa"/>
+              <w:bottom w:w="70" w:type="dxa"/>
+              <w:end w:w="70" w:type="dxa"/>
+            </w:tcMar>
+          </w:tcPr>
+          <w:p>
+            <w:pPr>
+              <w:spacing w:after="0" w:before="0" w:line="240" w:lineRule="auto"/>
+            </w:pPr>
+            <w:r>
+              <w:rPr>
+                <w:sz w:val="17"/>
+              </w:rPr>
+            </w:r>
+            <w:hyperlink r:id="rId29">
+              <w:r>
+                <w:rPr>
+                  <w:color w:val="0563C1"/>
+                  <w:u w:val="single"/>
+                </w:rPr>
+                <w:t>ISMB/ECCB 2027
+18-22 Jul 2027</w:t>
+              </w:r>
+            </w:hyperlink>
+          </w:p>
+        </w:tc>
+        <w:tc>
+          <w:tcPr>
+            <w:tcW w:type="dxa" w:w="1944"/>
+            <w:vAlign w:val="top"/>
+            <w:tcMar>
+              <w:top w:w="70" w:type="dxa"/>
+              <w:start w:w="70" w:type="dxa"/>
+              <w:bottom w:w="70" w:type="dxa"/>
+              <w:end w:w="70" w:type="dxa"/>
+            </w:tcMar>
+          </w:tcPr>
+          <w:p>
+            <w:pPr>
+              <w:spacing w:after="0" w:before="0" w:line="240" w:lineRule="auto"/>
+            </w:pPr>
+            <w:r>
+              <w:rPr>
+                <w:sz w:val="17"/>
+              </w:rPr>
+            </w:r>
+            <w:r>
+              <w:rPr>
+                <w:b w:val="0"/>
+                <w:sz w:val="17"/>
+              </w:rPr>
+              <w:t>Bella Center Copenhagen, Copenhagen, Denmark; virtual access also available</w:t>
+            </w:r>
+          </w:p>
+        </w:tc>
+        <w:tc>
+          <w:tcPr>
+            <w:tcW w:type="dxa" w:w="3528"/>
+            <w:vAlign w:val="top"/>
+            <w:tcMar>
+              <w:top w:w="70" w:type="dxa"/>
+              <w:start w:w="70" w:type="dxa"/>
+              <w:bottom w:w="70" w:type="dxa"/>
+              <w:end w:w="70" w:type="dxa"/>
+            </w:tcMar>
+          </w:tcPr>
+          <w:p>
+            <w:pPr>
+              <w:spacing w:after="0" w:before="0" w:line="240" w:lineRule="auto"/>
+            </w:pPr>
+            <w:r>
+              <w:rPr>
+                <w:sz w:val="17"/>
+              </w:rPr>
+            </w:r>
+            <w:r>
+              <w:rPr>
+                <w:b w:val="0"/>
+                <w:sz w:val="17"/>
+              </w:rPr>
+              <w:t>High-income-country early in-person before 1 Apr: member US$549 student/postdoc or US$648 professional; nonmember US$634.50 student, US$837 postdoc, US$936 professional. Virtual member rates start at US$180; nonmember at US$265.</w:t>
+            </w:r>
+          </w:p>
+        </w:tc>
+        <w:tc>
+          <w:tcPr>
+            <w:tcW w:type="dxa" w:w="2664"/>
+            <w:vAlign w:val="top"/>
+            <w:tcMar>
+              <w:top w:w="70" w:type="dxa"/>
+              <w:start w:w="70" w:type="dxa"/>
+              <w:bottom w:w="70" w:type="dxa"/>
+              <w:end w:w="70" w:type="dxa"/>
+            </w:tcMar>
+          </w:tcPr>
+          <w:p>
+            <w:pPr>
+              <w:spacing w:after="0" w:before="0" w:line="240" w:lineRule="auto"/>
+            </w:pPr>
+            <w:r>
+              <w:rPr>
+                <w:sz w:val="17"/>
+              </w:rPr>
+            </w:r>
+            <w:r>
+              <w:rPr>
+                <w:b w:val="0"/>
+                <w:sz w:val="17"/>
+              </w:rPr>
+              <w:t>Current 2027 price. Poster route is preferable; a proceedings paper is a poor fit without a new method.</w:t>
+            </w:r>
+          </w:p>
+        </w:tc>
+      </w:tr>
+      <w:tr>
+        <w:tc>
+          <w:tcPr>
+            <w:tcW w:type="dxa" w:w="1656"/>
+            <w:vAlign w:val="top"/>
+            <w:tcMar>
+              <w:top w:w="70" w:type="dxa"/>
+              <w:start w:w="70" w:type="dxa"/>
+              <w:bottom w:w="70" w:type="dxa"/>
+              <w:end w:w="70" w:type="dxa"/>
+            </w:tcMar>
+          </w:tcPr>
+          <w:p>
+            <w:pPr>
+              <w:spacing w:after="0" w:before="0" w:line="240" w:lineRule="auto"/>
+            </w:pPr>
+            <w:r>
+              <w:rPr>
+                <w:sz w:val="17"/>
+              </w:rPr>
+            </w:r>
+            <w:hyperlink r:id="rId63">
+              <w:r>
+                <w:rPr>
+                  <w:color w:val="0563C1"/>
+                  <w:u w:val="single"/>
+                </w:rPr>
+                <w:t>Plant Biology 2027
+31 Jul-3 Aug 2027</w:t>
+              </w:r>
+            </w:hyperlink>
+          </w:p>
+        </w:tc>
+        <w:tc>
+          <w:tcPr>
+            <w:tcW w:type="dxa" w:w="1944"/>
+            <w:vAlign w:val="top"/>
+            <w:tcMar>
+              <w:top w:w="70" w:type="dxa"/>
+              <w:start w:w="70" w:type="dxa"/>
+              <w:bottom w:w="70" w:type="dxa"/>
+              <w:end w:w="70" w:type="dxa"/>
+            </w:tcMar>
+          </w:tcPr>
+          <w:p>
+            <w:pPr>
+              <w:spacing w:after="0" w:before="0" w:line="240" w:lineRule="auto"/>
+            </w:pPr>
+            <w:r>
+              <w:rPr>
+                <w:sz w:val="17"/>
+              </w:rPr>
+            </w:r>
+            <w:r>
+              <w:rPr>
+                <w:b w:val="0"/>
+                <w:sz w:val="17"/>
+              </w:rPr>
+              <w:t>Albuquerque Convention Center, Albuquerque, New Mexico, USA</w:t>
+            </w:r>
+          </w:p>
+        </w:tc>
+        <w:tc>
+          <w:tcPr>
+            <w:tcW w:type="dxa" w:w="3528"/>
+            <w:vAlign w:val="top"/>
+            <w:tcMar>
+              <w:top w:w="70" w:type="dxa"/>
+              <w:start w:w="70" w:type="dxa"/>
+              <w:bottom w:w="70" w:type="dxa"/>
+              <w:end w:w="70" w:type="dxa"/>
+            </w:tcMar>
+          </w:tcPr>
+          <w:p>
+            <w:pPr>
+              <w:spacing w:after="0" w:before="0" w:line="240" w:lineRule="auto"/>
+            </w:pPr>
+            <w:r>
+              <w:rPr>
+                <w:sz w:val="17"/>
+              </w:rPr>
+            </w:r>
+            <w:r>
+              <w:rPr>
+                <w:b w:val="0"/>
+                <w:sz w:val="17"/>
+              </w:rPr>
+              <w:t>2027 rates not posted. Planning baseline only: 2026 early in-person was US$350 member graduate student, US$475 member postdoc, US$800 member professional, or US$1,075 nonmember.</w:t>
+            </w:r>
+          </w:p>
+        </w:tc>
+        <w:tc>
+          <w:tcPr>
+            <w:tcW w:type="dxa" w:w="2664"/>
+            <w:vAlign w:val="top"/>
+            <w:tcMar>
+              <w:top w:w="70" w:type="dxa"/>
+              <w:start w:w="70" w:type="dxa"/>
+              <w:bottom w:w="70" w:type="dxa"/>
+              <w:end w:w="70" w:type="dxa"/>
+            </w:tcMar>
+          </w:tcPr>
+          <w:p>
+            <w:pPr>
+              <w:spacing w:after="0" w:before="0" w:line="240" w:lineRule="auto"/>
+            </w:pPr>
+            <w:r>
+              <w:rPr>
+                <w:sz w:val="17"/>
+              </w:rPr>
+            </w:r>
+            <w:r>
+              <w:rPr>
+                <w:b w:val="0"/>
+                <w:sz w:val="17"/>
+              </w:rPr>
+              <w:t>Independent abstracts open 11 Sep 2026-8 Jan 2027; presenters must register and pay the eventual 2027 rate.</w:t>
+            </w:r>
+          </w:p>
+        </w:tc>
+      </w:tr>
+      <w:tr>
+        <w:tc>
+          <w:tcPr>
+            <w:tcW w:type="dxa" w:w="1656"/>
+            <w:vAlign w:val="top"/>
+            <w:tcMar>
+              <w:top w:w="70" w:type="dxa"/>
+              <w:start w:w="70" w:type="dxa"/>
+              <w:bottom w:w="70" w:type="dxa"/>
+              <w:end w:w="70" w:type="dxa"/>
+            </w:tcMar>
+          </w:tcPr>
+          <w:p>
+            <w:pPr>
+              <w:spacing w:after="0" w:before="0" w:line="240" w:lineRule="auto"/>
+            </w:pPr>
+            <w:r>
+              <w:rPr>
+                <w:sz w:val="17"/>
+              </w:rPr>
+            </w:r>
+            <w:hyperlink r:id="rId28">
+              <w:r>
+                <w:rPr>
+                  <w:color w:val="0563C1"/>
+                  <w:u w:val="single"/>
+                </w:rPr>
+                <w:t>APS Plant Health 2027
+31 Jul-3 Aug 2027</w:t>
+              </w:r>
+            </w:hyperlink>
+          </w:p>
+        </w:tc>
+        <w:tc>
+          <w:tcPr>
+            <w:tcW w:type="dxa" w:w="1944"/>
+            <w:vAlign w:val="top"/>
+            <w:tcMar>
+              <w:top w:w="70" w:type="dxa"/>
+              <w:start w:w="70" w:type="dxa"/>
+              <w:bottom w:w="70" w:type="dxa"/>
+              <w:end w:w="70" w:type="dxa"/>
+            </w:tcMar>
+          </w:tcPr>
+          <w:p>
+            <w:pPr>
+              <w:spacing w:after="0" w:before="0" w:line="240" w:lineRule="auto"/>
+            </w:pPr>
+            <w:r>
+              <w:rPr>
+                <w:sz w:val="17"/>
+              </w:rPr>
+            </w:r>
+            <w:r>
+              <w:rPr>
+                <w:b w:val="0"/>
+                <w:sz w:val="17"/>
+              </w:rPr>
+              <w:t>Minneapolis Convention Center, Minneapolis, Minnesota, USA</w:t>
+            </w:r>
+          </w:p>
+        </w:tc>
+        <w:tc>
+          <w:tcPr>
+            <w:tcW w:type="dxa" w:w="3528"/>
+            <w:vAlign w:val="top"/>
+            <w:tcMar>
+              <w:top w:w="70" w:type="dxa"/>
+              <w:start w:w="70" w:type="dxa"/>
+              <w:bottom w:w="70" w:type="dxa"/>
+              <w:end w:w="70" w:type="dxa"/>
+            </w:tcMar>
+          </w:tcPr>
+          <w:p>
+            <w:pPr>
+              <w:spacing w:after="0" w:before="0" w:line="240" w:lineRule="auto"/>
+            </w:pPr>
+            <w:r>
+              <w:rPr>
+                <w:sz w:val="17"/>
+              </w:rPr>
+            </w:r>
+            <w:r>
+              <w:rPr>
+                <w:b w:val="0"/>
+                <w:sz w:val="17"/>
+              </w:rPr>
+              <w:t>2027 rates not posted; advance registration opens Mar 2027. Planning baseline only: 2026 regular member US$839 with official hotel/US$939 otherwise; graduate member US$619/US$719; nonmember US$1,039/US$1,139.</w:t>
+            </w:r>
+          </w:p>
+        </w:tc>
+        <w:tc>
+          <w:tcPr>
+            <w:tcW w:type="dxa" w:w="2664"/>
+            <w:vAlign w:val="top"/>
+            <w:tcMar>
+              <w:top w:w="70" w:type="dxa"/>
+              <w:start w:w="70" w:type="dxa"/>
+              <w:bottom w:w="70" w:type="dxa"/>
+              <w:end w:w="70" w:type="dxa"/>
+            </w:tcMar>
+          </w:tcPr>
+          <w:p>
+            <w:pPr>
+              <w:spacing w:after="0" w:before="0" w:line="240" w:lineRule="auto"/>
+            </w:pPr>
+            <w:r>
+              <w:rPr>
+                <w:sz w:val="17"/>
+              </w:rPr>
+            </w:r>
+            <w:r>
+              <w:rPr>
+                <w:b w:val="0"/>
+                <w:sz w:val="17"/>
+              </w:rPr>
+              <w:t>Abstract submissions are expected to open Feb 2027. Best specialist 2027 audience for plant pathology.</w:t>
+            </w:r>
+          </w:p>
+        </w:tc>
+      </w:tr>
+    </w:tbl>
+    <w:p>
+      <w:pPr>
+        <w:pStyle w:val="Heading2"/>
+      </w:pPr>
+      <w:r>
+        <w:t>5. Plant and Animal Genome Conference 34 - best large ag-genomics audience</w:t>
+      </w:r>
+    </w:p>
+    <w:p>
+      <w:r>
+        <w:t>PAG 34 will be held January 8-12, 2027, at the Town and Country Resort and Conference Center in San Diego. Early full-conference registration through October 31 costs US$600 for students, US$1,190 for nonprofit attendees, and US$1,790 for industry attendees. Only full-conference registrants are eligible to submit a poster abstract.</w:t>
+      </w:r>
+    </w:p>
+    <w:p>
+      <w:r>
         <w:t>Poster abstracts:</w:t>
       </w:r>
     </w:p>
     <w:p>
       <w:pPr>
         <w:pStyle w:val="ListBullet"/>
-        <w:spacing w:after="50" w:line="252" w:lineRule="auto"/>
-        <w:ind w:left="360" w:hanging="173"/>
       </w:pPr>
       <w:r>
-        <w:rPr>
-          <w:rFonts w:ascii="Carlito" w:hAnsi="Carlito" w:eastAsia="Carlito"/>
-          <w:color w:val="20252B"/>
-          <w:sz w:val="20"/>
-        </w:rPr>
         <w:t>are limited to 500 words;</w:t>
       </w:r>
     </w:p>
     <w:p>
       <w:pPr>
         <w:pStyle w:val="ListBullet"/>
-        <w:spacing w:after="50" w:line="252" w:lineRule="auto"/>
-        <w:ind w:left="360" w:hanging="173"/>
       </w:pPr>
       <w:r>
-        <w:rPr>
-          <w:rFonts w:ascii="Carlito" w:hAnsi="Carlito" w:eastAsia="Carlito"/>
-          <w:color w:val="20252B"/>
-          <w:sz w:val="20"/>
-        </w:rPr>
         <w:t>are due November 6, 2026;</w:t>
       </w:r>
     </w:p>
     <w:p>
       <w:pPr>
         <w:pStyle w:val="ListBullet"/>
-        <w:spacing w:after="50" w:line="252" w:lineRule="auto"/>
-        <w:ind w:left="360" w:hanging="173"/>
       </w:pPr>
       <w:r>
-        <w:rPr>
-          <w:rFonts w:ascii="Carlito" w:hAnsi="Carlito" w:eastAsia="Carlito"/>
-          <w:color w:val="20252B"/>
-          <w:sz w:val="20"/>
-        </w:rPr>
         <w:t>are reviewed and placed in the online program and later archive; and</w:t>
       </w:r>
     </w:p>
     <w:p>
       <w:pPr>
         <w:pStyle w:val="ListBullet"/>
-        <w:spacing w:after="50" w:line="252" w:lineRule="auto"/>
-        <w:ind w:left="360" w:hanging="173"/>
       </w:pPr>
       <w:r>
-        <w:rPr>
-          <w:rFonts w:ascii="Carlito" w:hAnsi="Carlito" w:eastAsia="Carlito"/>
-          <w:color w:val="20252B"/>
-          <w:sz w:val="20"/>
-        </w:rPr>
         <w:t>require the presenting author to have full conference registration.</w:t>
       </w:r>
     </w:p>
     <w:p>
-      <w:pPr>
-        <w:spacing w:after="100" w:line="240" w:lineRule="auto"/>
-      </w:pPr>
       <w:r>
-        <w:rPr>
-          <w:rFonts w:ascii="Carlito" w:hAnsi="Carlito" w:eastAsia="Carlito"/>
-          <w:i/>
-          <w:color w:val="5B6573"/>
-          <w:sz w:val="17"/>
-        </w:rPr>
-        <w:t>Official source</w:t>
+        <w:t>This remains the best large conference audience for the genome-scale and crop components of the study. A poster should emphasize the evidence-attrition figure, external evaluation, context dependence, and the 12 Tier B candidates.</w:t>
       </w:r>
+    </w:p>
+    <w:p>
       <w:r>
-        <w:rPr>
-          <w:rFonts w:ascii="Carlito" w:hAnsi="Carlito" w:eastAsia="Carlito"/>
-          <w:i/>
-          <w:color w:val="5B6573"/>
-          <w:sz w:val="17"/>
-        </w:rPr>
-        <w:t xml:space="preserve">: </w:t>
+        <w:t xml:space="preserve">Official sources: </w:t>
       </w:r>
-      <w:hyperlink r:id="rId26">
+      <w:hyperlink r:id="rId62">
         <w:r>
           <w:rPr>
-            <w:rFonts w:ascii="Carlito" w:hAnsi="Carlito"/>
             <w:color w:val="0563C1"/>
             <w:u w:val="single"/>
-            <w:i/>
           </w:rPr>
-          <w:t>Poster abstract instructions</w:t>
+          <w:t>meeting</w:t>
+        </w:r>
+      </w:hyperlink>
+      <w:r>
+        <w:t xml:space="preserve"> | </w:t>
+      </w:r>
+      <w:hyperlink r:id="rId64">
+        <w:r>
+          <w:rPr>
+            <w:color w:val="0563C1"/>
+            <w:u w:val="single"/>
+          </w:rPr>
+          <w:t>fees</w:t>
+        </w:r>
+      </w:hyperlink>
+      <w:r>
+        <w:t xml:space="preserve"> | </w:t>
+      </w:r>
+      <w:hyperlink r:id="rId65">
+        <w:r>
+          <w:rPr>
+            <w:color w:val="0563C1"/>
+            <w:u w:val="single"/>
+          </w:rPr>
+          <w:t>location</w:t>
+        </w:r>
+      </w:hyperlink>
+      <w:r>
+        <w:t xml:space="preserve"> | </w:t>
+      </w:r>
+      <w:hyperlink r:id="rId66">
+        <w:r>
+          <w:rPr>
+            <w:color w:val="0563C1"/>
+            <w:u w:val="single"/>
+          </w:rPr>
+          <w:t>poster instructions</w:t>
         </w:r>
       </w:hyperlink>
     </w:p>
     <w:p>
       <w:pPr>
-        <w:keepNext w:val="0"/>
-        <w:spacing w:after="120" w:line="259" w:lineRule="auto"/>
+        <w:pStyle w:val="Heading2"/>
       </w:pPr>
       <w:r>
-        <w:rPr>
-          <w:rFonts w:ascii="Carlito" w:hAnsi="Carlito" w:eastAsia="Carlito"/>
-          <w:color w:val="20252B"/>
-          <w:sz w:val="21"/>
-        </w:rPr>
-        <w:t>This is probably the best conference audience for the genome-scale and crop components of the study. A poster should emphasize the evidence-attrition figure, external evaluation, context dependence, and the 12 Tier B candidates.</w:t>
+        <w:t>6. Plant Biology 2027</w:t>
       </w:r>
     </w:p>
     <w:p>
-      <w:pPr>
-        <w:pStyle w:val="Heading2"/>
-        <w:keepNext/>
-        <w:spacing w:before="180" w:after="60"/>
-      </w:pPr>
       <w:r>
-        <w:rPr>
-          <w:rFonts w:ascii="Carlito" w:hAnsi="Carlito" w:eastAsia="Carlito"/>
-          <w:b/>
-          <w:color w:val="1F6D7A"/>
-          <w:sz w:val="26"/>
-        </w:rPr>
-        <w:t>2. Plant Biology 2027</w:t>
+        <w:t>The ASPB meeting runs July 31-August 3, 2027, at the Albuquerque Convention Center. Independent abstracts are accepted from September 11, 2026 through January 8, 2027. Selected abstracts receive a concurrent-session talk; others may be offered a poster. All in-person presenters must register and pay the appropriate fee.</w:t>
       </w:r>
     </w:p>
     <w:p>
-      <w:pPr>
-        <w:keepNext w:val="0"/>
-        <w:spacing w:after="80" w:line="259" w:lineRule="auto"/>
-      </w:pPr>
       <w:r>
-        <w:rPr>
-          <w:rFonts w:ascii="Carlito" w:hAnsi="Carlito" w:eastAsia="Carlito"/>
-          <w:color w:val="20252B"/>
-          <w:sz w:val="21"/>
-        </w:rPr>
-        <w:t>The ASPB Plant Biology meeting will accept independent abstracts from September 11, 2026 through January 8, 2027. Selected abstracts receive a concurrent-session talk; others may be offered poster presentation. The meeting is in Albuquerque, New Mexico.</w:t>
+        <w:t>ASPB has not yet posted 2027 attendee rates. For planning only, 2026 early in-person rates were US$350 for a member graduate student, US$475 for a member postdoc, US$800 for a member professional, and US$1,075 for a nonmember. Do not budget those as guaranteed 2027 prices.</w:t>
       </w:r>
     </w:p>
     <w:p>
-      <w:pPr>
-        <w:spacing w:after="100" w:line="240" w:lineRule="auto"/>
-      </w:pPr>
       <w:r>
-        <w:rPr>
-          <w:rFonts w:ascii="Carlito" w:hAnsi="Carlito" w:eastAsia="Carlito"/>
-          <w:i/>
-          <w:color w:val="5B6573"/>
-          <w:sz w:val="17"/>
-        </w:rPr>
-        <w:t>Official source</w:t>
+        <w:t>This is a strong venue for presenting the work under computational biology, genes and genomes, transcriptional networks, or plant-microbe pathogenesis.</w:t>
       </w:r>
+    </w:p>
+    <w:p>
       <w:r>
-        <w:rPr>
-          <w:rFonts w:ascii="Carlito" w:hAnsi="Carlito" w:eastAsia="Carlito"/>
-          <w:i/>
-          <w:color w:val="5B6573"/>
-          <w:sz w:val="17"/>
-        </w:rPr>
-        <w:t xml:space="preserve">: </w:t>
+        <w:t xml:space="preserve">Official sources: </w:t>
+      </w:r>
+      <w:hyperlink r:id="rId63">
+        <w:r>
+          <w:rPr>
+            <w:color w:val="0563C1"/>
+            <w:u w:val="single"/>
+          </w:rPr>
+          <w:t>2027 meeting</w:t>
+        </w:r>
+      </w:hyperlink>
+      <w:r>
+        <w:t xml:space="preserve"> | </w:t>
       </w:r>
       <w:hyperlink r:id="rId27">
         <w:r>
           <w:rPr>
-            <w:rFonts w:ascii="Carlito" w:hAnsi="Carlito"/>
             <w:color w:val="0563C1"/>
             <w:u w:val="single"/>
-            <w:i/>
           </w:rPr>
-          <w:t>Abstract submission information</w:t>
+          <w:t>abstracts</w:t>
+        </w:r>
+      </w:hyperlink>
+      <w:r>
+        <w:t xml:space="preserve"> | </w:t>
+      </w:r>
+      <w:hyperlink r:id="rId67">
+        <w:r>
+          <w:rPr>
+            <w:color w:val="0563C1"/>
+            <w:u w:val="single"/>
+          </w:rPr>
+          <w:t>2026 price baseline</w:t>
         </w:r>
       </w:hyperlink>
     </w:p>
     <w:p>
       <w:pPr>
-        <w:keepNext w:val="0"/>
-        <w:spacing w:after="120" w:line="259" w:lineRule="auto"/>
+        <w:pStyle w:val="Heading2"/>
       </w:pPr>
       <w:r>
-        <w:rPr>
-          <w:rFonts w:ascii="Carlito" w:hAnsi="Carlito" w:eastAsia="Carlito"/>
-          <w:color w:val="20252B"/>
-          <w:sz w:val="21"/>
-        </w:rPr>
-        <w:t>This is a strong venue for presenting the work under topics such as computational biology, genes and genomes, transcriptional networks, or plant-microbe pathogenesis.</w:t>
+        <w:t>7. APS Plant Health 2027</w:t>
       </w:r>
     </w:p>
     <w:p>
-      <w:pPr>
-        <w:pStyle w:val="Heading2"/>
-        <w:keepNext/>
-        <w:spacing w:before="180" w:after="60"/>
-      </w:pPr>
       <w:r>
-        <w:rPr>
-          <w:rFonts w:ascii="Carlito" w:hAnsi="Carlito" w:eastAsia="Carlito"/>
-          <w:b/>
-          <w:color w:val="1F6D7A"/>
-          <w:sz w:val="26"/>
-        </w:rPr>
-        <w:t>3. APS Plant Health 2027</w:t>
+        <w:t>Plant Health 2027 will take place July 31-August 3, 2027, at the Minneapolis Convention Center. APS says abstract submissions are expected to open in February and advance registration in March 2027; 2027 fees are therefore not yet available.</w:t>
       </w:r>
     </w:p>
     <w:p>
-      <w:pPr>
-        <w:keepNext w:val="0"/>
-        <w:spacing w:after="80" w:line="259" w:lineRule="auto"/>
-      </w:pPr>
       <w:r>
-        <w:rPr>
-          <w:rFonts w:ascii="Carlito" w:hAnsi="Carlito" w:eastAsia="Carlito"/>
-          <w:color w:val="20252B"/>
-          <w:sz w:val="21"/>
-        </w:rPr>
-        <w:t>Plant Health 2027, the annual meeting of the American Phytopathological Society, will take place July 31-August 3, 2027, in Minneapolis and will include scientific sessions, posters, and workshops across plant pathology.</w:t>
+        <w:t>For scale only, 2026 regular rates were US$839 for an APS member staying at an official meeting hotel or US$939 with other accommodation, US$619/US$719 for a graduate-student member, and US$1,039/US$1,139 for a nonmember. These are not 2027 quotes.</w:t>
       </w:r>
     </w:p>
     <w:p>
-      <w:pPr>
-        <w:spacing w:after="100" w:line="240" w:lineRule="auto"/>
-      </w:pPr>
       <w:r>
-        <w:rPr>
-          <w:rFonts w:ascii="Carlito" w:hAnsi="Carlito" w:eastAsia="Carlito"/>
-          <w:i/>
-          <w:color w:val="5B6573"/>
-          <w:sz w:val="17"/>
-        </w:rPr>
-        <w:t>Official source</w:t>
+        <w:t>This is the most directly relevant large-conference audience for the Peronophythora litchii disease story. Monitor the 2027 abstract call rather than assuming the 2026 rules or fee structure will carry over.</w:t>
       </w:r>
+    </w:p>
+    <w:p>
       <w:r>
-        <w:rPr>
-          <w:rFonts w:ascii="Carlito" w:hAnsi="Carlito" w:eastAsia="Carlito"/>
-          <w:i/>
-          <w:color w:val="5B6573"/>
-          <w:sz w:val="17"/>
-        </w:rPr>
-        <w:t xml:space="preserve">: </w:t>
+        <w:t xml:space="preserve">Official sources: </w:t>
       </w:r>
       <w:hyperlink r:id="rId28">
         <w:r>
           <w:rPr>
-            <w:rFonts w:ascii="Carlito" w:hAnsi="Carlito"/>
             <w:color w:val="0563C1"/>
             <w:u w:val="single"/>
-            <w:i/>
           </w:rPr>
-          <w:t>Plant Health 2027</w:t>
+          <w:t>2027 meeting and timeline</w:t>
+        </w:r>
+      </w:hyperlink>
+      <w:r>
+        <w:t xml:space="preserve"> | </w:t>
+      </w:r>
+      <w:hyperlink r:id="rId68">
+        <w:r>
+          <w:rPr>
+            <w:color w:val="0563C1"/>
+            <w:u w:val="single"/>
+          </w:rPr>
+          <w:t>2026 price baseline</w:t>
         </w:r>
       </w:hyperlink>
     </w:p>
     <w:p>
       <w:pPr>
-        <w:keepNext w:val="0"/>
-        <w:spacing w:after="120" w:line="259" w:lineRule="auto"/>
+        <w:pStyle w:val="Heading2"/>
       </w:pPr>
       <w:r>
-        <w:rPr>
-          <w:rFonts w:ascii="Carlito" w:hAnsi="Carlito" w:eastAsia="Carlito"/>
-          <w:color w:val="20252B"/>
-          <w:sz w:val="21"/>
-        </w:rPr>
-        <w:t>This is the most directly relevant conference audience for the Peronophythora litchii disease story. The 2027 abstract call does not yet appear to be posted, so it is worth monitoring.</w:t>
+        <w:t>8. ISMB/ECCB 2027 - poster rather than proceedings paper</w:t>
       </w:r>
     </w:p>
     <w:p>
-      <w:pPr>
-        <w:pStyle w:val="Heading2"/>
-        <w:keepNext/>
-        <w:spacing w:before="180" w:after="60"/>
-      </w:pPr>
       <w:r>
-        <w:rPr>
-          <w:rFonts w:ascii="Carlito" w:hAnsi="Carlito" w:eastAsia="Carlito"/>
-          <w:b/>
-          <w:color w:val="1F6D7A"/>
-          <w:sz w:val="26"/>
-        </w:rPr>
-        <w:t>4. ISMB/ECCB 2027</w:t>
-      </w:r>
-      <w:r>
-        <w:rPr>
-          <w:rFonts w:ascii="Carlito" w:hAnsi="Carlito" w:eastAsia="Carlito"/>
-          <w:b/>
-          <w:color w:val="1F6D7A"/>
-          <w:sz w:val="26"/>
-        </w:rPr>
-        <w:t xml:space="preserve"> - poster rather than proceedings paper</w:t>
+        <w:t>ISMB/ECCB 2027 will be held July 18-22, 2027, at Bella Center Copenhagen and online. For attendees from high-income countries registering in person before April 1 with the published early code, ISCB-member prices are US$549 for students/postdocs and US$648 for professionals; nonmember prices are US$634.50 for students, US$837 for postdocs, and US$936 for professionals. Virtual registration opens April 1 and begins at US$180 for members or US$265 for nonmembers, depending on career stage.</w:t>
       </w:r>
     </w:p>
     <w:p>
-      <w:pPr>
-        <w:keepNext w:val="0"/>
-        <w:spacing w:after="80" w:line="259" w:lineRule="auto"/>
-      </w:pPr>
       <w:r>
-        <w:rPr>
-          <w:rFonts w:ascii="Carlito" w:hAnsi="Carlito" w:eastAsia="Carlito"/>
-          <w:color w:val="20252B"/>
-          <w:sz w:val="21"/>
-        </w:rPr>
-        <w:t>ISMB/ECCB 2027 will be held July 18-22 in Copenhagen and is a major computational biology meeting. A poster could be framed around preregistration, analysis robustness, genome-wide interaction testing, and external transportability. It is less attractive than PAG or Plant Health for reaching lychee and plant-pathology researchers, and I would not target its full-paper proceedings route without a genuinely new computational method.</w:t>
+        <w:t>A poster could be framed around preregistration, analysis robustness, genome-wide interaction testing, and external transportability. It is less attractive than PAG or Plant Health for reaching lychee and plant-pathology researchers, and the full-paper proceedings route remains inappropriate without a genuinely new computational method.</w:t>
       </w:r>
     </w:p>
     <w:p>
-      <w:pPr>
-        <w:spacing w:after="100" w:line="240" w:lineRule="auto"/>
-      </w:pPr>
       <w:r>
-        <w:rPr>
-          <w:rFonts w:ascii="Carlito" w:hAnsi="Carlito" w:eastAsia="Carlito"/>
-          <w:i/>
-          <w:color w:val="5B6573"/>
-          <w:sz w:val="17"/>
-        </w:rPr>
-        <w:t>Official source</w:t>
-      </w:r>
-      <w:r>
-        <w:rPr>
-          <w:rFonts w:ascii="Carlito" w:hAnsi="Carlito" w:eastAsia="Carlito"/>
-          <w:i/>
-          <w:color w:val="5B6573"/>
-          <w:sz w:val="17"/>
-        </w:rPr>
-        <w:t xml:space="preserve">: </w:t>
+        <w:t xml:space="preserve">Official sources: </w:t>
       </w:r>
       <w:hyperlink r:id="rId29">
         <w:r>
           <w:rPr>
-            <w:rFonts w:ascii="Carlito" w:hAnsi="Carlito"/>
             <w:color w:val="0563C1"/>
             <w:u w:val="single"/>
-            <w:i/>
           </w:rPr>
-          <w:t>ISMB/ECCB 2027</w:t>
+          <w:t>meeting and venue</w:t>
+        </w:r>
+      </w:hyperlink>
+      <w:r>
+        <w:t xml:space="preserve"> | </w:t>
+      </w:r>
+      <w:hyperlink r:id="rId69">
+        <w:r>
+          <w:rPr>
+            <w:color w:val="0563C1"/>
+            <w:u w:val="single"/>
+          </w:rPr>
+          <w:t>2027 registration fees</w:t>
         </w:r>
       </w:hyperlink>
     </w:p>
@@ -6535,31 +7777,13 @@
             <w:vAlign w:val="center"/>
           </w:tcPr>
           <w:p>
-            <w:pPr>
-              <w:spacing w:after="60"/>
-            </w:pPr>
             <w:r>
               <w:rPr>
-                <w:rFonts w:ascii="Carlito" w:hAnsi="Carlito" w:eastAsia="Carlito"/>
-                <w:b/>
-                <w:color w:val="17365D"/>
-                <w:sz w:val="24"/>
+                <w:sz w:val="20"/>
               </w:rPr>
               <w:t>Final recommendation</w:t>
-            </w:r>
-          </w:p>
-          <w:p>
-            <w:pPr>
-              <w:spacing w:after="0" w:line="259" w:lineRule="auto"/>
-            </w:pPr>
-            <w:r>
-              <w:rPr>
-                <w:rFonts w:ascii="Carlito" w:hAnsi="Carlito" w:eastAsia="Carlito"/>
-                <w:b/>
-                <w:color w:val="20252B"/>
-                <w:sz w:val="21"/>
-              </w:rPr>
-              <w:t>Submit to Plant Direct, or make one higher-risk attempt at the current BMC Genomics plant-pathogen collection first. In parallel, submit a PAG 34 poster abstract by November 6, 2026.</w:t>
+              <w:br/>
+              <w:t>Submit to Plant Direct now, or make one higher-risk attempt at the current BMC Genomics plant-pathogen collection first. Pursue a conference abstract in parallel: prioritize MoDiP by September 18 for the best pre-January subject fit; if the earliest meeting date matters most, submit to AgriGenomics India by September 15. Use the free WSU option only if student eligibility applies. Keep PAG 34 as the strongest large ag-genomics meeting and submit its poster by November 6 if the registration cost is acceptable.</w:t>
             </w:r>
           </w:p>
         </w:tc>
